--- a/3.React/UltimateReactCourse/Document/4.docx
+++ b/3.React/UltimateReactCourse/Document/4.docx
@@ -956,7 +956,14 @@
           <w:sz w:val="40"/>
           <w:szCs w:val="40"/>
         </w:rPr>
-        <w:t>-Error Handling in Form Actions</w:t>
+        <w:t>+</w:t>
+      </w:r>
+      <w:r>
+        <w:rPr>
+          <w:sz w:val="40"/>
+          <w:szCs w:val="40"/>
+        </w:rPr>
+        <w:t>Error Handling in Form Actions</w:t>
       </w:r>
     </w:p>
     <w:p>
@@ -1067,9 +1074,17 @@
           <w:noProof/>
         </w:rPr>
         <w:drawing>
-          <wp:inline distT="0" distB="0" distL="0" distR="0" wp14:anchorId="1836721A" wp14:editId="4541133B">
+          <wp:anchor distT="0" distB="0" distL="114300" distR="114300" simplePos="0" relativeHeight="251658240" behindDoc="0" locked="0" layoutInCell="1" allowOverlap="1" wp14:anchorId="1836721A" wp14:editId="2C814660">
+            <wp:simplePos x="914400" y="5273644"/>
+            <wp:positionH relativeFrom="column">
+              <wp:align>left</wp:align>
+            </wp:positionH>
+            <wp:positionV relativeFrom="paragraph">
+              <wp:align>top</wp:align>
+            </wp:positionV>
             <wp:extent cx="3364173" cy="1124274"/>
             <wp:effectExtent l="0" t="0" r="8255" b="0"/>
+            <wp:wrapSquare wrapText="bothSides"/>
             <wp:docPr id="1908070241" name="Picture 1" descr="A screen shot of a computer code&#10;&#10;AI-generated content may be incorrect."/>
             <wp:cNvGraphicFramePr>
               <a:graphicFrameLocks xmlns:a="http://schemas.openxmlformats.org/drawingml/2006/main" noChangeAspect="1"/>
@@ -1082,7 +1097,13 @@
                     <pic:cNvPicPr/>
                   </pic:nvPicPr>
                   <pic:blipFill>
-                    <a:blip r:embed="rId21"/>
+                    <a:blip r:embed="rId21">
+                      <a:extLst>
+                        <a:ext uri="{28A0092B-C50C-407E-A947-70E740481C1C}">
+                          <a14:useLocalDpi xmlns:a14="http://schemas.microsoft.com/office/drawing/2010/main" val="0"/>
+                        </a:ext>
+                      </a:extLst>
+                    </a:blip>
                     <a:stretch>
                       <a:fillRect/>
                     </a:stretch>
@@ -1090,7 +1111,140 @@
                   <pic:spPr>
                     <a:xfrm>
                       <a:off x="0" y="0"/>
-                      <a:ext cx="3372733" cy="1127135"/>
+                      <a:ext cx="3364173" cy="1124274"/>
+                    </a:xfrm>
+                    <a:prstGeom prst="rect">
+                      <a:avLst/>
+                    </a:prstGeom>
+                  </pic:spPr>
+                </pic:pic>
+              </a:graphicData>
+            </a:graphic>
+          </wp:anchor>
+        </w:drawing>
+      </w:r>
+      <w:r>
+        <w:rPr>
+          <w:sz w:val="40"/>
+          <w:szCs w:val="40"/>
+        </w:rPr>
+        <w:br w:type="textWrapping" w:clear="all"/>
+      </w:r>
+    </w:p>
+    <w:p>
+      <w:pPr>
+        <w:rPr>
+          <w:sz w:val="40"/>
+          <w:szCs w:val="40"/>
+        </w:rPr>
+      </w:pPr>
+      <w:r>
+        <w:rPr>
+          <w:sz w:val="40"/>
+          <w:szCs w:val="40"/>
+        </w:rPr>
+        <w:t>-Tailwind</w:t>
+      </w:r>
+    </w:p>
+    <w:p>
+      <w:pPr>
+        <w:rPr>
+          <w:sz w:val="40"/>
+          <w:szCs w:val="40"/>
+        </w:rPr>
+      </w:pPr>
+      <w:r>
+        <w:rPr>
+          <w:sz w:val="40"/>
+          <w:szCs w:val="40"/>
+        </w:rPr>
+        <w:t xml:space="preserve">+Color: </w:t>
+      </w:r>
+    </w:p>
+    <w:p>
+      <w:pPr>
+        <w:rPr>
+          <w:sz w:val="40"/>
+          <w:szCs w:val="40"/>
+        </w:rPr>
+      </w:pPr>
+      <w:r>
+        <w:rPr>
+          <w:sz w:val="40"/>
+          <w:szCs w:val="40"/>
+        </w:rPr>
+        <w:t xml:space="preserve">Overview: </w:t>
+      </w:r>
+      <w:r>
+        <w:rPr>
+          <w:sz w:val="40"/>
+          <w:szCs w:val="40"/>
+        </w:rPr>
+        <w:t>https://v3.tailwindcss.com/docs/customizing-colors</w:t>
+      </w:r>
+    </w:p>
+    <w:p>
+      <w:pPr>
+        <w:rPr>
+          <w:sz w:val="40"/>
+          <w:szCs w:val="40"/>
+        </w:rPr>
+      </w:pPr>
+      <w:r>
+        <w:rPr>
+          <w:sz w:val="40"/>
+          <w:szCs w:val="40"/>
+        </w:rPr>
+        <w:t xml:space="preserve">Text color: </w:t>
+      </w:r>
+      <w:hyperlink r:id="rId22" w:history="1">
+        <w:r>
+          <w:rPr>
+            <w:rStyle w:val="Hyperlink"/>
+            <w:sz w:val="40"/>
+            <w:szCs w:val="40"/>
+          </w:rPr>
+          <w:t>https://v3.tailwindcss.com/docs/text-color</w:t>
+        </w:r>
+      </w:hyperlink>
+    </w:p>
+    <w:p>
+      <w:pPr>
+        <w:rPr>
+          <w:sz w:val="40"/>
+          <w:szCs w:val="40"/>
+        </w:rPr>
+      </w:pPr>
+      <w:r>
+        <w:rPr>
+          <w:noProof/>
+        </w:rPr>
+        <w:lastRenderedPageBreak/>
+        <w:drawing>
+          <wp:inline distT="0" distB="0" distL="0" distR="0" wp14:anchorId="7F6534C9" wp14:editId="55322A47">
+            <wp:extent cx="4227968" cy="191455"/>
+            <wp:effectExtent l="0" t="0" r="1270" b="0"/>
+            <wp:docPr id="740328517" name="Picture 1"/>
+            <wp:cNvGraphicFramePr>
+              <a:graphicFrameLocks xmlns:a="http://schemas.openxmlformats.org/drawingml/2006/main" noChangeAspect="1"/>
+            </wp:cNvGraphicFramePr>
+            <a:graphic xmlns:a="http://schemas.openxmlformats.org/drawingml/2006/main">
+              <a:graphicData uri="http://schemas.openxmlformats.org/drawingml/2006/picture">
+                <pic:pic xmlns:pic="http://schemas.openxmlformats.org/drawingml/2006/picture">
+                  <pic:nvPicPr>
+                    <pic:cNvPr id="740328517" name=""/>
+                    <pic:cNvPicPr/>
+                  </pic:nvPicPr>
+                  <pic:blipFill>
+                    <a:blip r:embed="rId23"/>
+                    <a:stretch>
+                      <a:fillRect/>
+                    </a:stretch>
+                  </pic:blipFill>
+                  <pic:spPr>
+                    <a:xfrm>
+                      <a:off x="0" y="0"/>
+                      <a:ext cx="4382169" cy="198438"/>
                     </a:xfrm>
                     <a:prstGeom prst="rect">
                       <a:avLst/>
@@ -1102,6 +1256,873 @@
           </wp:inline>
         </w:drawing>
       </w:r>
+    </w:p>
+    <w:p>
+      <w:pPr>
+        <w:rPr>
+          <w:sz w:val="40"/>
+          <w:szCs w:val="40"/>
+        </w:rPr>
+      </w:pPr>
+      <w:r>
+        <w:rPr>
+          <w:sz w:val="40"/>
+          <w:szCs w:val="40"/>
+        </w:rPr>
+        <w:t xml:space="preserve">Background color: </w:t>
+      </w:r>
+      <w:hyperlink r:id="rId24" w:history="1">
+        <w:r>
+          <w:rPr>
+            <w:rStyle w:val="Hyperlink"/>
+            <w:sz w:val="40"/>
+            <w:szCs w:val="40"/>
+          </w:rPr>
+          <w:t>https://v3.tailwindcss.com/docs/background-color</w:t>
+        </w:r>
+      </w:hyperlink>
+    </w:p>
+    <w:p>
+      <w:pPr>
+        <w:rPr>
+          <w:sz w:val="40"/>
+          <w:szCs w:val="40"/>
+        </w:rPr>
+      </w:pPr>
+      <w:r>
+        <w:rPr>
+          <w:noProof/>
+        </w:rPr>
+        <w:drawing>
+          <wp:inline distT="0" distB="0" distL="0" distR="0" wp14:anchorId="5830CEA6" wp14:editId="1ADCFC39">
+            <wp:extent cx="2571184" cy="188135"/>
+            <wp:effectExtent l="0" t="0" r="635" b="2540"/>
+            <wp:docPr id="1504269455" name="Picture 1"/>
+            <wp:cNvGraphicFramePr>
+              <a:graphicFrameLocks xmlns:a="http://schemas.openxmlformats.org/drawingml/2006/main" noChangeAspect="1"/>
+            </wp:cNvGraphicFramePr>
+            <a:graphic xmlns:a="http://schemas.openxmlformats.org/drawingml/2006/main">
+              <a:graphicData uri="http://schemas.openxmlformats.org/drawingml/2006/picture">
+                <pic:pic xmlns:pic="http://schemas.openxmlformats.org/drawingml/2006/picture">
+                  <pic:nvPicPr>
+                    <pic:cNvPr id="1504269455" name=""/>
+                    <pic:cNvPicPr/>
+                  </pic:nvPicPr>
+                  <pic:blipFill>
+                    <a:blip r:embed="rId25"/>
+                    <a:stretch>
+                      <a:fillRect/>
+                    </a:stretch>
+                  </pic:blipFill>
+                  <pic:spPr>
+                    <a:xfrm>
+                      <a:off x="0" y="0"/>
+                      <a:ext cx="2595602" cy="189922"/>
+                    </a:xfrm>
+                    <a:prstGeom prst="rect">
+                      <a:avLst/>
+                    </a:prstGeom>
+                  </pic:spPr>
+                </pic:pic>
+              </a:graphicData>
+            </a:graphic>
+          </wp:inline>
+        </w:drawing>
+      </w:r>
+    </w:p>
+    <w:p>
+      <w:pPr>
+        <w:rPr>
+          <w:sz w:val="40"/>
+          <w:szCs w:val="40"/>
+        </w:rPr>
+      </w:pPr>
+      <w:r>
+        <w:rPr>
+          <w:sz w:val="40"/>
+          <w:szCs w:val="40"/>
+        </w:rPr>
+        <w:t>+Text</w:t>
+      </w:r>
+    </w:p>
+    <w:p>
+      <w:pPr>
+        <w:rPr>
+          <w:sz w:val="40"/>
+          <w:szCs w:val="40"/>
+        </w:rPr>
+      </w:pPr>
+      <w:r>
+        <w:rPr>
+          <w:sz w:val="40"/>
+          <w:szCs w:val="40"/>
+        </w:rPr>
+        <w:t xml:space="preserve">Text align: </w:t>
+      </w:r>
+      <w:hyperlink r:id="rId26" w:history="1">
+        <w:r>
+          <w:rPr>
+            <w:rStyle w:val="Hyperlink"/>
+            <w:sz w:val="40"/>
+            <w:szCs w:val="40"/>
+          </w:rPr>
+          <w:t>https://v3.tailwindcss.com/docs/text-align</w:t>
+        </w:r>
+      </w:hyperlink>
+    </w:p>
+    <w:p>
+      <w:pPr>
+        <w:rPr>
+          <w:sz w:val="40"/>
+          <w:szCs w:val="40"/>
+        </w:rPr>
+      </w:pPr>
+      <w:r>
+        <w:rPr>
+          <w:sz w:val="40"/>
+          <w:szCs w:val="40"/>
+        </w:rPr>
+        <w:t xml:space="preserve">Font size: </w:t>
+      </w:r>
+      <w:hyperlink r:id="rId27" w:history="1">
+        <w:r>
+          <w:rPr>
+            <w:rStyle w:val="Hyperlink"/>
+            <w:sz w:val="40"/>
+            <w:szCs w:val="40"/>
+          </w:rPr>
+          <w:t>https://v3.tailwindcss.com/docs/font-size</w:t>
+        </w:r>
+      </w:hyperlink>
+    </w:p>
+    <w:p>
+      <w:pPr>
+        <w:rPr>
+          <w:sz w:val="40"/>
+          <w:szCs w:val="40"/>
+        </w:rPr>
+      </w:pPr>
+      <w:r>
+        <w:rPr>
+          <w:sz w:val="40"/>
+          <w:szCs w:val="40"/>
+        </w:rPr>
+        <w:t xml:space="preserve">Font weight: </w:t>
+      </w:r>
+      <w:hyperlink r:id="rId28" w:history="1">
+        <w:r>
+          <w:rPr>
+            <w:rStyle w:val="Hyperlink"/>
+            <w:sz w:val="40"/>
+            <w:szCs w:val="40"/>
+          </w:rPr>
+          <w:t>https://v3.tailwindcss.com/docs/font-weight</w:t>
+        </w:r>
+      </w:hyperlink>
+    </w:p>
+    <w:p>
+      <w:pPr>
+        <w:rPr>
+          <w:sz w:val="40"/>
+          <w:szCs w:val="40"/>
+        </w:rPr>
+      </w:pPr>
+      <w:r>
+        <w:rPr>
+          <w:sz w:val="40"/>
+          <w:szCs w:val="40"/>
+        </w:rPr>
+        <w:t xml:space="preserve">Text transform: </w:t>
+      </w:r>
+      <w:hyperlink r:id="rId29" w:history="1">
+        <w:r>
+          <w:rPr>
+            <w:rStyle w:val="Hyperlink"/>
+            <w:sz w:val="40"/>
+            <w:szCs w:val="40"/>
+          </w:rPr>
+          <w:t>https://v3.tailwindcss.com/docs/text-transform</w:t>
+        </w:r>
+      </w:hyperlink>
+    </w:p>
+    <w:p>
+      <w:pPr>
+        <w:rPr>
+          <w:sz w:val="40"/>
+          <w:szCs w:val="40"/>
+        </w:rPr>
+      </w:pPr>
+      <w:r>
+        <w:rPr>
+          <w:sz w:val="40"/>
+          <w:szCs w:val="40"/>
+        </w:rPr>
+        <w:t xml:space="preserve">Letter spacing: </w:t>
+      </w:r>
+      <w:hyperlink r:id="rId30" w:history="1">
+        <w:r>
+          <w:rPr>
+            <w:rStyle w:val="Hyperlink"/>
+            <w:sz w:val="40"/>
+            <w:szCs w:val="40"/>
+          </w:rPr>
+          <w:t>https://v3.tailwindcss.com/docs/letter-spacing</w:t>
+        </w:r>
+      </w:hyperlink>
+    </w:p>
+    <w:p>
+      <w:pPr>
+        <w:rPr>
+          <w:sz w:val="40"/>
+          <w:szCs w:val="40"/>
+        </w:rPr>
+      </w:pPr>
+      <w:r>
+        <w:rPr>
+          <w:sz w:val="40"/>
+          <w:szCs w:val="40"/>
+        </w:rPr>
+        <w:t>+Box model</w:t>
+      </w:r>
+    </w:p>
+    <w:p>
+      <w:pPr>
+        <w:rPr>
+          <w:sz w:val="40"/>
+          <w:szCs w:val="40"/>
+        </w:rPr>
+      </w:pPr>
+      <w:r>
+        <w:rPr>
+          <w:sz w:val="40"/>
+          <w:szCs w:val="40"/>
+        </w:rPr>
+        <w:t xml:space="preserve">Margin: </w:t>
+      </w:r>
+      <w:hyperlink r:id="rId31" w:history="1">
+        <w:r>
+          <w:rPr>
+            <w:rStyle w:val="Hyperlink"/>
+            <w:sz w:val="40"/>
+            <w:szCs w:val="40"/>
+          </w:rPr>
+          <w:t>https://v3.tailwindcss.com/docs/margin</w:t>
+        </w:r>
+      </w:hyperlink>
+    </w:p>
+    <w:p>
+      <w:pPr>
+        <w:rPr>
+          <w:sz w:val="40"/>
+          <w:szCs w:val="40"/>
+        </w:rPr>
+      </w:pPr>
+      <w:r>
+        <w:rPr>
+          <w:sz w:val="40"/>
+          <w:szCs w:val="40"/>
+        </w:rPr>
+        <w:t xml:space="preserve">Padding: </w:t>
+      </w:r>
+      <w:hyperlink r:id="rId32" w:history="1">
+        <w:r>
+          <w:rPr>
+            <w:rStyle w:val="Hyperlink"/>
+            <w:sz w:val="40"/>
+            <w:szCs w:val="40"/>
+          </w:rPr>
+          <w:t>https://v3.tailwindcss.com/docs/padding</w:t>
+        </w:r>
+      </w:hyperlink>
+    </w:p>
+    <w:p>
+      <w:pPr>
+        <w:rPr>
+          <w:sz w:val="40"/>
+          <w:szCs w:val="40"/>
+        </w:rPr>
+      </w:pPr>
+      <w:r>
+        <w:rPr>
+          <w:sz w:val="40"/>
+          <w:szCs w:val="40"/>
+        </w:rPr>
+        <w:t xml:space="preserve">Border width: </w:t>
+      </w:r>
+      <w:hyperlink r:id="rId33" w:history="1">
+        <w:r>
+          <w:rPr>
+            <w:rStyle w:val="Hyperlink"/>
+            <w:sz w:val="40"/>
+            <w:szCs w:val="40"/>
+          </w:rPr>
+          <w:t>https://v3.tailwindcss.com/docs/border-width</w:t>
+        </w:r>
+      </w:hyperlink>
+    </w:p>
+    <w:p>
+      <w:pPr>
+        <w:rPr>
+          <w:sz w:val="40"/>
+          <w:szCs w:val="40"/>
+        </w:rPr>
+      </w:pPr>
+      <w:r>
+        <w:rPr>
+          <w:sz w:val="40"/>
+          <w:szCs w:val="40"/>
+        </w:rPr>
+        <w:t xml:space="preserve">Space between: </w:t>
+      </w:r>
+      <w:hyperlink r:id="rId34" w:history="1">
+        <w:r>
+          <w:rPr>
+            <w:rStyle w:val="Hyperlink"/>
+            <w:sz w:val="40"/>
+            <w:szCs w:val="40"/>
+          </w:rPr>
+          <w:t>https://v3.tailwindcss.com/docs/space</w:t>
+        </w:r>
+      </w:hyperlink>
+    </w:p>
+    <w:p>
+      <w:pPr>
+        <w:rPr>
+          <w:sz w:val="40"/>
+          <w:szCs w:val="40"/>
+        </w:rPr>
+      </w:pPr>
+      <w:r>
+        <w:rPr>
+          <w:sz w:val="40"/>
+          <w:szCs w:val="40"/>
+        </w:rPr>
+        <w:lastRenderedPageBreak/>
+        <w:t xml:space="preserve">Display: </w:t>
+      </w:r>
+      <w:hyperlink r:id="rId35" w:history="1">
+        <w:r>
+          <w:rPr>
+            <w:rStyle w:val="Hyperlink"/>
+            <w:sz w:val="40"/>
+            <w:szCs w:val="40"/>
+          </w:rPr>
+          <w:t>https://v3.tailwindcss.com/docs/display</w:t>
+        </w:r>
+      </w:hyperlink>
+    </w:p>
+    <w:p>
+      <w:pPr>
+        <w:rPr>
+          <w:sz w:val="40"/>
+          <w:szCs w:val="40"/>
+        </w:rPr>
+      </w:pPr>
+      <w:r>
+        <w:rPr>
+          <w:sz w:val="40"/>
+          <w:szCs w:val="40"/>
+        </w:rPr>
+        <w:t xml:space="preserve">+Responsive design: </w:t>
+      </w:r>
+      <w:hyperlink r:id="rId36" w:history="1">
+        <w:r>
+          <w:rPr>
+            <w:rStyle w:val="Hyperlink"/>
+            <w:sz w:val="40"/>
+            <w:szCs w:val="40"/>
+          </w:rPr>
+          <w:t>https://v3.tailwindcss.com/docs/responsive-design</w:t>
+        </w:r>
+      </w:hyperlink>
+    </w:p>
+    <w:p>
+      <w:pPr>
+        <w:rPr>
+          <w:sz w:val="40"/>
+          <w:szCs w:val="40"/>
+        </w:rPr>
+      </w:pPr>
+      <w:r>
+        <w:rPr>
+          <w:noProof/>
+        </w:rPr>
+        <w:drawing>
+          <wp:inline distT="0" distB="0" distL="0" distR="0" wp14:anchorId="3E53D603" wp14:editId="0D8812F2">
+            <wp:extent cx="3526325" cy="464404"/>
+            <wp:effectExtent l="0" t="0" r="0" b="0"/>
+            <wp:docPr id="1572943693" name="Picture 1" descr="A black background with white text&#10;&#10;AI-generated content may be incorrect."/>
+            <wp:cNvGraphicFramePr>
+              <a:graphicFrameLocks xmlns:a="http://schemas.openxmlformats.org/drawingml/2006/main" noChangeAspect="1"/>
+            </wp:cNvGraphicFramePr>
+            <a:graphic xmlns:a="http://schemas.openxmlformats.org/drawingml/2006/main">
+              <a:graphicData uri="http://schemas.openxmlformats.org/drawingml/2006/picture">
+                <pic:pic xmlns:pic="http://schemas.openxmlformats.org/drawingml/2006/picture">
+                  <pic:nvPicPr>
+                    <pic:cNvPr id="1572943693" name="Picture 1" descr="A black background with white text&#10;&#10;AI-generated content may be incorrect."/>
+                    <pic:cNvPicPr/>
+                  </pic:nvPicPr>
+                  <pic:blipFill>
+                    <a:blip r:embed="rId37"/>
+                    <a:stretch>
+                      <a:fillRect/>
+                    </a:stretch>
+                  </pic:blipFill>
+                  <pic:spPr>
+                    <a:xfrm>
+                      <a:off x="0" y="0"/>
+                      <a:ext cx="3561810" cy="469077"/>
+                    </a:xfrm>
+                    <a:prstGeom prst="rect">
+                      <a:avLst/>
+                    </a:prstGeom>
+                  </pic:spPr>
+                </pic:pic>
+              </a:graphicData>
+            </a:graphic>
+          </wp:inline>
+        </w:drawing>
+      </w:r>
+    </w:p>
+    <w:p>
+      <w:pPr>
+        <w:rPr>
+          <w:sz w:val="40"/>
+          <w:szCs w:val="40"/>
+        </w:rPr>
+      </w:pPr>
+      <w:r>
+        <w:rPr>
+          <w:sz w:val="40"/>
+          <w:szCs w:val="40"/>
+        </w:rPr>
+        <w:t>+Flexbox</w:t>
+      </w:r>
+    </w:p>
+    <w:p>
+      <w:pPr>
+        <w:rPr>
+          <w:sz w:val="40"/>
+          <w:szCs w:val="40"/>
+        </w:rPr>
+      </w:pPr>
+      <w:r>
+        <w:rPr>
+          <w:sz w:val="40"/>
+          <w:szCs w:val="40"/>
+        </w:rPr>
+        <w:t xml:space="preserve">Justify content: </w:t>
+      </w:r>
+      <w:r>
+        <w:rPr>
+          <w:sz w:val="40"/>
+          <w:szCs w:val="40"/>
+        </w:rPr>
+        <w:t>https://v3.tailwindcss.com/docs/justify-content</w:t>
+      </w:r>
+    </w:p>
+    <w:p>
+      <w:pPr>
+        <w:rPr>
+          <w:sz w:val="40"/>
+          <w:szCs w:val="40"/>
+        </w:rPr>
+      </w:pPr>
+      <w:r>
+        <w:rPr>
+          <w:sz w:val="40"/>
+          <w:szCs w:val="40"/>
+        </w:rPr>
+        <w:t xml:space="preserve">Justify items: </w:t>
+      </w:r>
+      <w:hyperlink r:id="rId38" w:history="1">
+        <w:r>
+          <w:rPr>
+            <w:rStyle w:val="Hyperlink"/>
+            <w:sz w:val="40"/>
+            <w:szCs w:val="40"/>
+          </w:rPr>
+          <w:t>https://v3.tailwindcss.com/docs/justify-items</w:t>
+        </w:r>
+      </w:hyperlink>
+    </w:p>
+    <w:p>
+      <w:pPr>
+        <w:rPr>
+          <w:sz w:val="40"/>
+          <w:szCs w:val="40"/>
+        </w:rPr>
+      </w:pPr>
+      <w:r>
+        <w:rPr>
+          <w:noProof/>
+        </w:rPr>
+        <w:drawing>
+          <wp:inline distT="0" distB="0" distL="0" distR="0" wp14:anchorId="558432CF" wp14:editId="3543201B">
+            <wp:extent cx="4291343" cy="174969"/>
+            <wp:effectExtent l="0" t="0" r="0" b="0"/>
+            <wp:docPr id="657159822" name="Picture 1"/>
+            <wp:cNvGraphicFramePr>
+              <a:graphicFrameLocks xmlns:a="http://schemas.openxmlformats.org/drawingml/2006/main" noChangeAspect="1"/>
+            </wp:cNvGraphicFramePr>
+            <a:graphic xmlns:a="http://schemas.openxmlformats.org/drawingml/2006/main">
+              <a:graphicData uri="http://schemas.openxmlformats.org/drawingml/2006/picture">
+                <pic:pic xmlns:pic="http://schemas.openxmlformats.org/drawingml/2006/picture">
+                  <pic:nvPicPr>
+                    <pic:cNvPr id="657159822" name=""/>
+                    <pic:cNvPicPr/>
+                  </pic:nvPicPr>
+                  <pic:blipFill>
+                    <a:blip r:embed="rId39"/>
+                    <a:stretch>
+                      <a:fillRect/>
+                    </a:stretch>
+                  </pic:blipFill>
+                  <pic:spPr>
+                    <a:xfrm>
+                      <a:off x="0" y="0"/>
+                      <a:ext cx="4359095" cy="177731"/>
+                    </a:xfrm>
+                    <a:prstGeom prst="rect">
+                      <a:avLst/>
+                    </a:prstGeom>
+                  </pic:spPr>
+                </pic:pic>
+              </a:graphicData>
+            </a:graphic>
+          </wp:inline>
+        </w:drawing>
+      </w:r>
+    </w:p>
+    <w:p>
+      <w:pPr>
+        <w:rPr>
+          <w:sz w:val="40"/>
+          <w:szCs w:val="40"/>
+        </w:rPr>
+      </w:pPr>
+      <w:r>
+        <w:rPr>
+          <w:sz w:val="40"/>
+          <w:szCs w:val="40"/>
+        </w:rPr>
+        <w:t>+CSS Grid</w:t>
+      </w:r>
+    </w:p>
+    <w:p>
+      <w:pPr>
+        <w:rPr>
+          <w:sz w:val="40"/>
+          <w:szCs w:val="40"/>
+        </w:rPr>
+      </w:pPr>
+      <w:r>
+        <w:rPr>
+          <w:sz w:val="40"/>
+          <w:szCs w:val="40"/>
+        </w:rPr>
+        <w:t xml:space="preserve">Grid template columns: </w:t>
+      </w:r>
+      <w:hyperlink r:id="rId40" w:history="1">
+        <w:r>
+          <w:rPr>
+            <w:rStyle w:val="Hyperlink"/>
+            <w:sz w:val="40"/>
+            <w:szCs w:val="40"/>
+          </w:rPr>
+          <w:t>https://v3.tailwindcss.com/docs/grid-template-columns</w:t>
+        </w:r>
+      </w:hyperlink>
+    </w:p>
+    <w:p>
+      <w:pPr>
+        <w:rPr>
+          <w:sz w:val="40"/>
+          <w:szCs w:val="40"/>
+        </w:rPr>
+      </w:pPr>
+      <w:r>
+        <w:rPr>
+          <w:sz w:val="40"/>
+          <w:szCs w:val="40"/>
+        </w:rPr>
+        <w:t xml:space="preserve">Grid Column start/end: </w:t>
+      </w:r>
+      <w:r>
+        <w:rPr>
+          <w:sz w:val="40"/>
+          <w:szCs w:val="40"/>
+        </w:rPr>
+        <w:t>https://v3.tailwindcss.com/docs/grid-column</w:t>
+      </w:r>
+    </w:p>
+    <w:p>
+      <w:pPr>
+        <w:rPr>
+          <w:sz w:val="40"/>
+          <w:szCs w:val="40"/>
+        </w:rPr>
+      </w:pPr>
+      <w:r>
+        <w:rPr>
+          <w:sz w:val="40"/>
+          <w:szCs w:val="40"/>
+        </w:rPr>
+        <w:t xml:space="preserve">Grid template rows: </w:t>
+      </w:r>
+      <w:hyperlink r:id="rId41" w:history="1">
+        <w:r>
+          <w:rPr>
+            <w:rStyle w:val="Hyperlink"/>
+            <w:sz w:val="40"/>
+            <w:szCs w:val="40"/>
+          </w:rPr>
+          <w:t>https://v3.tailwindcss.com/docs/grid-template-rows</w:t>
+        </w:r>
+      </w:hyperlink>
+    </w:p>
+    <w:p>
+      <w:pPr>
+        <w:rPr>
+          <w:sz w:val="40"/>
+          <w:szCs w:val="40"/>
+        </w:rPr>
+      </w:pPr>
+      <w:r>
+        <w:rPr>
+          <w:sz w:val="40"/>
+          <w:szCs w:val="40"/>
+        </w:rPr>
+        <w:lastRenderedPageBreak/>
+        <w:t xml:space="preserve">Grid Row start/end: </w:t>
+      </w:r>
+      <w:hyperlink r:id="rId42" w:history="1">
+        <w:r>
+          <w:rPr>
+            <w:rStyle w:val="Hyperlink"/>
+            <w:sz w:val="40"/>
+            <w:szCs w:val="40"/>
+          </w:rPr>
+          <w:t>https://v3.tailwindcss.com/docs/grid-row</w:t>
+        </w:r>
+      </w:hyperlink>
+    </w:p>
+    <w:p>
+      <w:pPr>
+        <w:rPr>
+          <w:sz w:val="40"/>
+          <w:szCs w:val="40"/>
+        </w:rPr>
+      </w:pPr>
+      <w:r>
+        <w:rPr>
+          <w:sz w:val="40"/>
+          <w:szCs w:val="40"/>
+        </w:rPr>
+        <w:t xml:space="preserve">Grid auto flow: </w:t>
+      </w:r>
+      <w:r>
+        <w:rPr>
+          <w:sz w:val="40"/>
+          <w:szCs w:val="40"/>
+        </w:rPr>
+        <w:t>https://v3.tailwindcss.com/docs/grid-auto-flow</w:t>
+      </w:r>
+    </w:p>
+    <w:p>
+      <w:pPr>
+        <w:rPr>
+          <w:sz w:val="40"/>
+          <w:szCs w:val="40"/>
+        </w:rPr>
+      </w:pPr>
+      <w:r>
+        <w:rPr>
+          <w:sz w:val="40"/>
+          <w:szCs w:val="40"/>
+        </w:rPr>
+        <w:t xml:space="preserve">Grid auto columns: </w:t>
+      </w:r>
+      <w:hyperlink r:id="rId43" w:history="1">
+        <w:r>
+          <w:rPr>
+            <w:rStyle w:val="Hyperlink"/>
+            <w:sz w:val="40"/>
+            <w:szCs w:val="40"/>
+          </w:rPr>
+          <w:t>https://v3.tailwindcss.com/docs/grid-auto-columns</w:t>
+        </w:r>
+      </w:hyperlink>
+    </w:p>
+    <w:p>
+      <w:pPr>
+        <w:rPr>
+          <w:sz w:val="40"/>
+          <w:szCs w:val="40"/>
+        </w:rPr>
+      </w:pPr>
+      <w:r>
+        <w:rPr>
+          <w:sz w:val="40"/>
+          <w:szCs w:val="40"/>
+        </w:rPr>
+        <w:t xml:space="preserve">Grid auto rows: </w:t>
+      </w:r>
+      <w:hyperlink r:id="rId44" w:history="1">
+        <w:r>
+          <w:rPr>
+            <w:rStyle w:val="Hyperlink"/>
+            <w:sz w:val="40"/>
+            <w:szCs w:val="40"/>
+          </w:rPr>
+          <w:t>https://v3.tailwindcss.com/docs/grid-auto-rows</w:t>
+        </w:r>
+      </w:hyperlink>
+    </w:p>
+    <w:p>
+      <w:pPr>
+        <w:rPr>
+          <w:sz w:val="40"/>
+          <w:szCs w:val="40"/>
+        </w:rPr>
+      </w:pPr>
+      <w:r>
+        <w:rPr>
+          <w:sz w:val="40"/>
+          <w:szCs w:val="40"/>
+        </w:rPr>
+        <w:t xml:space="preserve">+Overflow: </w:t>
+      </w:r>
+      <w:hyperlink r:id="rId45" w:history="1">
+        <w:r>
+          <w:rPr>
+            <w:rStyle w:val="Hyperlink"/>
+            <w:sz w:val="40"/>
+            <w:szCs w:val="40"/>
+          </w:rPr>
+          <w:t>https://v3.tailwindcss.com/docs/overflow</w:t>
+        </w:r>
+      </w:hyperlink>
+    </w:p>
+    <w:p>
+      <w:pPr>
+        <w:rPr>
+          <w:sz w:val="40"/>
+          <w:szCs w:val="40"/>
+        </w:rPr>
+      </w:pPr>
+      <w:r>
+        <w:rPr>
+          <w:sz w:val="40"/>
+          <w:szCs w:val="40"/>
+        </w:rPr>
+        <w:t xml:space="preserve">+Max-width: </w:t>
+      </w:r>
+      <w:hyperlink r:id="rId46" w:history="1">
+        <w:r>
+          <w:rPr>
+            <w:rStyle w:val="Hyperlink"/>
+            <w:sz w:val="40"/>
+            <w:szCs w:val="40"/>
+          </w:rPr>
+          <w:t>https://v3.tailwindcss.com/docs/max-width</w:t>
+        </w:r>
+      </w:hyperlink>
+    </w:p>
+    <w:p>
+      <w:pPr>
+        <w:rPr>
+          <w:sz w:val="40"/>
+          <w:szCs w:val="40"/>
+        </w:rPr>
+      </w:pPr>
+      <w:r>
+        <w:rPr>
+          <w:sz w:val="40"/>
+          <w:szCs w:val="40"/>
+        </w:rPr>
+        <w:t xml:space="preserve">+Container:  </w:t>
+      </w:r>
+      <w:hyperlink r:id="rId47" w:history="1">
+        <w:r>
+          <w:rPr>
+            <w:rStyle w:val="Hyperlink"/>
+            <w:sz w:val="40"/>
+            <w:szCs w:val="40"/>
+          </w:rPr>
+          <w:t>https://v3.tailwindcss.com/docs/container</w:t>
+        </w:r>
+      </w:hyperlink>
+    </w:p>
+    <w:p>
+      <w:pPr>
+        <w:rPr>
+          <w:sz w:val="40"/>
+          <w:szCs w:val="40"/>
+        </w:rPr>
+      </w:pPr>
+      <w:r>
+        <w:rPr>
+          <w:sz w:val="40"/>
+          <w:szCs w:val="40"/>
+        </w:rPr>
+        <w:t>+Styling Buttons: element states and transitions</w:t>
+      </w:r>
+    </w:p>
+    <w:p>
+      <w:pPr>
+        <w:rPr>
+          <w:sz w:val="40"/>
+          <w:szCs w:val="40"/>
+        </w:rPr>
+      </w:pPr>
+      <w:r>
+        <w:rPr>
+          <w:sz w:val="40"/>
+          <w:szCs w:val="40"/>
+        </w:rPr>
+        <w:t xml:space="preserve">Hover: </w:t>
+      </w:r>
+      <w:hyperlink r:id="rId48" w:history="1">
+        <w:r>
+          <w:rPr>
+            <w:rStyle w:val="Hyperlink"/>
+            <w:sz w:val="40"/>
+            <w:szCs w:val="40"/>
+          </w:rPr>
+          <w:t>https://v3.tailwindcss.com/docs/hover-focus-and-other-states</w:t>
+        </w:r>
+      </w:hyperlink>
+    </w:p>
+    <w:p>
+      <w:pPr>
+        <w:rPr>
+          <w:sz w:val="40"/>
+          <w:szCs w:val="40"/>
+        </w:rPr>
+      </w:pPr>
+      <w:r>
+        <w:rPr>
+          <w:sz w:val="40"/>
+          <w:szCs w:val="40"/>
+        </w:rPr>
+        <w:t xml:space="preserve">Transition duration: </w:t>
+      </w:r>
+      <w:r>
+        <w:rPr>
+          <w:sz w:val="40"/>
+          <w:szCs w:val="40"/>
+        </w:rPr>
+        <w:t>https://v3.tailwindcss.com/docs/transition-duration</w:t>
+      </w:r>
+    </w:p>
+    <w:p>
+      <w:pPr>
+        <w:rPr>
+          <w:sz w:val="40"/>
+          <w:szCs w:val="40"/>
+        </w:rPr>
+      </w:pPr>
     </w:p>
     <w:sectPr>
       <w:pgSz w:w="12240" w:h="15840"/>
@@ -1716,7 +2737,6 @@
   <w:style w:type="character" w:default="1" w:styleId="DefaultParagraphFont">
     <w:name w:val="Default Paragraph Font"/>
     <w:uiPriority w:val="1"/>
-    <w:semiHidden/>
     <w:unhideWhenUsed/>
   </w:style>
   <w:style w:type="table" w:default="1" w:styleId="TableNormal">
@@ -2028,6 +3048,29 @@
       <w:smallCaps/>
       <w:color w:val="0F4761" w:themeColor="accent1" w:themeShade="BF"/>
       <w:spacing w:val="5"/>
+    </w:rPr>
+  </w:style>
+  <w:style w:type="character" w:styleId="Hyperlink">
+    <w:name w:val="Hyperlink"/>
+    <w:basedOn w:val="DefaultParagraphFont"/>
+    <w:uiPriority w:val="99"/>
+    <w:unhideWhenUsed/>
+    <w:rsid w:val="009435C9"/>
+    <w:rPr>
+      <w:color w:val="467886" w:themeColor="hyperlink"/>
+      <w:u w:val="single"/>
+    </w:rPr>
+  </w:style>
+  <w:style w:type="character" w:styleId="UnresolvedMention">
+    <w:name w:val="Unresolved Mention"/>
+    <w:basedOn w:val="DefaultParagraphFont"/>
+    <w:uiPriority w:val="99"/>
+    <w:semiHidden/>
+    <w:unhideWhenUsed/>
+    <w:rsid w:val="009435C9"/>
+    <w:rPr>
+      <w:color w:val="605E5C"/>
+      <w:shd w:val="clear" w:color="auto" w:fill="E1DFDD"/>
     </w:rPr>
   </w:style>
 </w:styles>

--- a/3.React/UltimateReactCourse/Document/4.docx
+++ b/3.React/UltimateReactCourse/Document/4.docx
@@ -2108,12 +2108,543 @@
         </w:rPr>
         <w:t xml:space="preserve">Transition duration: </w:t>
       </w:r>
-      <w:r>
-        <w:rPr>
-          <w:sz w:val="40"/>
-          <w:szCs w:val="40"/>
-        </w:rPr>
-        <w:t>https://v3.tailwindcss.com/docs/transition-duration</w:t>
+      <w:hyperlink r:id="rId49" w:history="1">
+        <w:r>
+          <w:rPr>
+            <w:rStyle w:val="Hyperlink"/>
+            <w:sz w:val="40"/>
+            <w:szCs w:val="40"/>
+          </w:rPr>
+          <w:t>https://v3.tailwindcss.com/docs/transition-duration</w:t>
+        </w:r>
+      </w:hyperlink>
+    </w:p>
+    <w:p>
+      <w:pPr>
+        <w:rPr>
+          <w:sz w:val="40"/>
+          <w:szCs w:val="40"/>
+        </w:rPr>
+      </w:pPr>
+      <w:r>
+        <w:rPr>
+          <w:sz w:val="40"/>
+          <w:szCs w:val="40"/>
+        </w:rPr>
+        <w:t>+Styling Form elements:</w:t>
+      </w:r>
+    </w:p>
+    <w:p>
+      <w:pPr>
+        <w:rPr>
+          <w:sz w:val="40"/>
+          <w:szCs w:val="40"/>
+        </w:rPr>
+      </w:pPr>
+      <w:r>
+        <w:rPr>
+          <w:noProof/>
+        </w:rPr>
+        <w:lastRenderedPageBreak/>
+        <w:drawing>
+          <wp:inline distT="0" distB="0" distL="0" distR="0" wp14:anchorId="18FFE176" wp14:editId="0C95F31B">
+            <wp:extent cx="5327964" cy="991593"/>
+            <wp:effectExtent l="0" t="0" r="6350" b="0"/>
+            <wp:docPr id="570819048" name="Picture 1" descr="A black screen with white text&#10;&#10;AI-generated content may be incorrect."/>
+            <wp:cNvGraphicFramePr>
+              <a:graphicFrameLocks xmlns:a="http://schemas.openxmlformats.org/drawingml/2006/main" noChangeAspect="1"/>
+            </wp:cNvGraphicFramePr>
+            <a:graphic xmlns:a="http://schemas.openxmlformats.org/drawingml/2006/main">
+              <a:graphicData uri="http://schemas.openxmlformats.org/drawingml/2006/picture">
+                <pic:pic xmlns:pic="http://schemas.openxmlformats.org/drawingml/2006/picture">
+                  <pic:nvPicPr>
+                    <pic:cNvPr id="570819048" name="Picture 1" descr="A black screen with white text&#10;&#10;AI-generated content may be incorrect."/>
+                    <pic:cNvPicPr/>
+                  </pic:nvPicPr>
+                  <pic:blipFill>
+                    <a:blip r:embed="rId50"/>
+                    <a:stretch>
+                      <a:fillRect/>
+                    </a:stretch>
+                  </pic:blipFill>
+                  <pic:spPr>
+                    <a:xfrm>
+                      <a:off x="0" y="0"/>
+                      <a:ext cx="5342229" cy="994248"/>
+                    </a:xfrm>
+                    <a:prstGeom prst="rect">
+                      <a:avLst/>
+                    </a:prstGeom>
+                  </pic:spPr>
+                </pic:pic>
+              </a:graphicData>
+            </a:graphic>
+          </wp:inline>
+        </w:drawing>
+      </w:r>
+    </w:p>
+    <w:p>
+      <w:pPr>
+        <w:rPr>
+          <w:sz w:val="40"/>
+          <w:szCs w:val="40"/>
+        </w:rPr>
+      </w:pPr>
+      <w:r>
+        <w:rPr>
+          <w:sz w:val="40"/>
+          <w:szCs w:val="40"/>
+        </w:rPr>
+        <w:t>+Reuse Styles with @apply</w:t>
+      </w:r>
+    </w:p>
+    <w:p>
+      <w:pPr>
+        <w:rPr>
+          <w:sz w:val="40"/>
+          <w:szCs w:val="40"/>
+        </w:rPr>
+      </w:pPr>
+      <w:r>
+        <w:rPr>
+          <w:noProof/>
+        </w:rPr>
+        <w:drawing>
+          <wp:inline distT="0" distB="0" distL="0" distR="0" wp14:anchorId="380ABCD7" wp14:editId="739999C5">
+            <wp:extent cx="4083113" cy="622500"/>
+            <wp:effectExtent l="0" t="0" r="0" b="6350"/>
+            <wp:docPr id="2103133874" name="Picture 1" descr="A black screen with yellow text&#10;&#10;AI-generated content may be incorrect."/>
+            <wp:cNvGraphicFramePr>
+              <a:graphicFrameLocks xmlns:a="http://schemas.openxmlformats.org/drawingml/2006/main" noChangeAspect="1"/>
+            </wp:cNvGraphicFramePr>
+            <a:graphic xmlns:a="http://schemas.openxmlformats.org/drawingml/2006/main">
+              <a:graphicData uri="http://schemas.openxmlformats.org/drawingml/2006/picture">
+                <pic:pic xmlns:pic="http://schemas.openxmlformats.org/drawingml/2006/picture">
+                  <pic:nvPicPr>
+                    <pic:cNvPr id="2103133874" name="Picture 1" descr="A black screen with yellow text&#10;&#10;AI-generated content may be incorrect."/>
+                    <pic:cNvPicPr/>
+                  </pic:nvPicPr>
+                  <pic:blipFill>
+                    <a:blip r:embed="rId51"/>
+                    <a:stretch>
+                      <a:fillRect/>
+                    </a:stretch>
+                  </pic:blipFill>
+                  <pic:spPr>
+                    <a:xfrm>
+                      <a:off x="0" y="0"/>
+                      <a:ext cx="4112554" cy="626988"/>
+                    </a:xfrm>
+                    <a:prstGeom prst="rect">
+                      <a:avLst/>
+                    </a:prstGeom>
+                  </pic:spPr>
+                </pic:pic>
+              </a:graphicData>
+            </a:graphic>
+          </wp:inline>
+        </w:drawing>
+      </w:r>
+    </w:p>
+    <w:p>
+      <w:pPr>
+        <w:rPr>
+          <w:sz w:val="40"/>
+          <w:szCs w:val="40"/>
+        </w:rPr>
+      </w:pPr>
+      <w:r>
+        <w:rPr>
+          <w:noProof/>
+        </w:rPr>
+        <w:drawing>
+          <wp:inline distT="0" distB="0" distL="0" distR="0" wp14:anchorId="75CC8BB8" wp14:editId="0C29C5B0">
+            <wp:extent cx="3942784" cy="166597"/>
+            <wp:effectExtent l="0" t="0" r="635" b="5080"/>
+            <wp:docPr id="698619144" name="Picture 1"/>
+            <wp:cNvGraphicFramePr>
+              <a:graphicFrameLocks xmlns:a="http://schemas.openxmlformats.org/drawingml/2006/main" noChangeAspect="1"/>
+            </wp:cNvGraphicFramePr>
+            <a:graphic xmlns:a="http://schemas.openxmlformats.org/drawingml/2006/main">
+              <a:graphicData uri="http://schemas.openxmlformats.org/drawingml/2006/picture">
+                <pic:pic xmlns:pic="http://schemas.openxmlformats.org/drawingml/2006/picture">
+                  <pic:nvPicPr>
+                    <pic:cNvPr id="698619144" name=""/>
+                    <pic:cNvPicPr/>
+                  </pic:nvPicPr>
+                  <pic:blipFill>
+                    <a:blip r:embed="rId52"/>
+                    <a:stretch>
+                      <a:fillRect/>
+                    </a:stretch>
+                  </pic:blipFill>
+                  <pic:spPr>
+                    <a:xfrm>
+                      <a:off x="0" y="0"/>
+                      <a:ext cx="4042675" cy="170818"/>
+                    </a:xfrm>
+                    <a:prstGeom prst="rect">
+                      <a:avLst/>
+                    </a:prstGeom>
+                  </pic:spPr>
+                </pic:pic>
+              </a:graphicData>
+            </a:graphic>
+          </wp:inline>
+        </w:drawing>
+      </w:r>
+    </w:p>
+    <w:p>
+      <w:pPr>
+        <w:rPr>
+          <w:sz w:val="40"/>
+          <w:szCs w:val="40"/>
+        </w:rPr>
+      </w:pPr>
+      <w:r>
+        <w:rPr>
+          <w:sz w:val="40"/>
+          <w:szCs w:val="40"/>
+        </w:rPr>
+        <w:t>+Reuse Styles with React components</w:t>
+      </w:r>
+    </w:p>
+    <w:p>
+      <w:pPr>
+        <w:rPr>
+          <w:sz w:val="40"/>
+          <w:szCs w:val="40"/>
+        </w:rPr>
+      </w:pPr>
+      <w:r>
+        <w:rPr>
+          <w:noProof/>
+        </w:rPr>
+        <w:drawing>
+          <wp:inline distT="0" distB="0" distL="0" distR="0" wp14:anchorId="03080596" wp14:editId="0C584D27">
+            <wp:extent cx="5943600" cy="2975610"/>
+            <wp:effectExtent l="0" t="0" r="0" b="0"/>
+            <wp:docPr id="113088395" name="Picture 1"/>
+            <wp:cNvGraphicFramePr>
+              <a:graphicFrameLocks xmlns:a="http://schemas.openxmlformats.org/drawingml/2006/main" noChangeAspect="1"/>
+            </wp:cNvGraphicFramePr>
+            <a:graphic xmlns:a="http://schemas.openxmlformats.org/drawingml/2006/main">
+              <a:graphicData uri="http://schemas.openxmlformats.org/drawingml/2006/picture">
+                <pic:pic xmlns:pic="http://schemas.openxmlformats.org/drawingml/2006/picture">
+                  <pic:nvPicPr>
+                    <pic:cNvPr id="113088395" name=""/>
+                    <pic:cNvPicPr/>
+                  </pic:nvPicPr>
+                  <pic:blipFill>
+                    <a:blip r:embed="rId53"/>
+                    <a:stretch>
+                      <a:fillRect/>
+                    </a:stretch>
+                  </pic:blipFill>
+                  <pic:spPr>
+                    <a:xfrm>
+                      <a:off x="0" y="0"/>
+                      <a:ext cx="5943600" cy="2975610"/>
+                    </a:xfrm>
+                    <a:prstGeom prst="rect">
+                      <a:avLst/>
+                    </a:prstGeom>
+                  </pic:spPr>
+                </pic:pic>
+              </a:graphicData>
+            </a:graphic>
+          </wp:inline>
+        </w:drawing>
+      </w:r>
+    </w:p>
+    <w:p>
+      <w:pPr>
+        <w:rPr>
+          <w:sz w:val="40"/>
+          <w:szCs w:val="40"/>
+        </w:rPr>
+      </w:pPr>
+      <w:r>
+        <w:rPr>
+          <w:sz w:val="40"/>
+          <w:szCs w:val="40"/>
+        </w:rPr>
+        <w:t xml:space="preserve">Then use: </w:t>
+      </w:r>
+    </w:p>
+    <w:p>
+      <w:pPr>
+        <w:rPr>
+          <w:sz w:val="40"/>
+          <w:szCs w:val="40"/>
+        </w:rPr>
+      </w:pPr>
+      <w:r>
+        <w:rPr>
+          <w:noProof/>
+        </w:rPr>
+        <w:drawing>
+          <wp:inline distT="0" distB="0" distL="0" distR="0" wp14:anchorId="4E7CFC9D" wp14:editId="2BF3F69E">
+            <wp:extent cx="2295525" cy="276225"/>
+            <wp:effectExtent l="0" t="0" r="9525" b="9525"/>
+            <wp:docPr id="275571838" name="Picture 1"/>
+            <wp:cNvGraphicFramePr>
+              <a:graphicFrameLocks xmlns:a="http://schemas.openxmlformats.org/drawingml/2006/main" noChangeAspect="1"/>
+            </wp:cNvGraphicFramePr>
+            <a:graphic xmlns:a="http://schemas.openxmlformats.org/drawingml/2006/main">
+              <a:graphicData uri="http://schemas.openxmlformats.org/drawingml/2006/picture">
+                <pic:pic xmlns:pic="http://schemas.openxmlformats.org/drawingml/2006/picture">
+                  <pic:nvPicPr>
+                    <pic:cNvPr id="275571838" name=""/>
+                    <pic:cNvPicPr/>
+                  </pic:nvPicPr>
+                  <pic:blipFill>
+                    <a:blip r:embed="rId54"/>
+                    <a:stretch>
+                      <a:fillRect/>
+                    </a:stretch>
+                  </pic:blipFill>
+                  <pic:spPr>
+                    <a:xfrm>
+                      <a:off x="0" y="0"/>
+                      <a:ext cx="2295525" cy="276225"/>
+                    </a:xfrm>
+                    <a:prstGeom prst="rect">
+                      <a:avLst/>
+                    </a:prstGeom>
+                  </pic:spPr>
+                </pic:pic>
+              </a:graphicData>
+            </a:graphic>
+          </wp:inline>
+        </w:drawing>
+      </w:r>
+    </w:p>
+    <w:p>
+      <w:pPr>
+        <w:rPr>
+          <w:sz w:val="40"/>
+          <w:szCs w:val="40"/>
+        </w:rPr>
+      </w:pPr>
+      <w:r>
+        <w:rPr>
+          <w:noProof/>
+        </w:rPr>
+        <w:drawing>
+          <wp:inline distT="0" distB="0" distL="0" distR="0" wp14:anchorId="51C67AF8" wp14:editId="1F32D866">
+            <wp:extent cx="3219450" cy="514785"/>
+            <wp:effectExtent l="0" t="0" r="0" b="0"/>
+            <wp:docPr id="794209540" name="Picture 1"/>
+            <wp:cNvGraphicFramePr>
+              <a:graphicFrameLocks xmlns:a="http://schemas.openxmlformats.org/drawingml/2006/main" noChangeAspect="1"/>
+            </wp:cNvGraphicFramePr>
+            <a:graphic xmlns:a="http://schemas.openxmlformats.org/drawingml/2006/main">
+              <a:graphicData uri="http://schemas.openxmlformats.org/drawingml/2006/picture">
+                <pic:pic xmlns:pic="http://schemas.openxmlformats.org/drawingml/2006/picture">
+                  <pic:nvPicPr>
+                    <pic:cNvPr id="794209540" name=""/>
+                    <pic:cNvPicPr/>
+                  </pic:nvPicPr>
+                  <pic:blipFill>
+                    <a:blip r:embed="rId55"/>
+                    <a:stretch>
+                      <a:fillRect/>
+                    </a:stretch>
+                  </pic:blipFill>
+                  <pic:spPr>
+                    <a:xfrm>
+                      <a:off x="0" y="0"/>
+                      <a:ext cx="3248587" cy="519444"/>
+                    </a:xfrm>
+                    <a:prstGeom prst="rect">
+                      <a:avLst/>
+                    </a:prstGeom>
+                  </pic:spPr>
+                </pic:pic>
+              </a:graphicData>
+            </a:graphic>
+          </wp:inline>
+        </w:drawing>
+      </w:r>
+    </w:p>
+    <w:p>
+      <w:pPr>
+        <w:rPr>
+          <w:sz w:val="40"/>
+          <w:szCs w:val="40"/>
+        </w:rPr>
+      </w:pPr>
+      <w:r>
+        <w:rPr>
+          <w:sz w:val="40"/>
+          <w:szCs w:val="40"/>
+        </w:rPr>
+        <w:t>+Absolute Positioning, z-index, and more</w:t>
+      </w:r>
+    </w:p>
+    <w:p>
+      <w:pPr>
+        <w:rPr>
+          <w:sz w:val="40"/>
+          <w:szCs w:val="40"/>
+        </w:rPr>
+      </w:pPr>
+      <w:r>
+        <w:rPr>
+          <w:sz w:val="40"/>
+          <w:szCs w:val="40"/>
+        </w:rPr>
+        <w:lastRenderedPageBreak/>
+        <w:t xml:space="preserve">Positioning: </w:t>
+      </w:r>
+      <w:hyperlink r:id="rId56" w:history="1">
+        <w:r>
+          <w:rPr>
+            <w:rStyle w:val="Hyperlink"/>
+            <w:sz w:val="40"/>
+            <w:szCs w:val="40"/>
+          </w:rPr>
+          <w:t>https://v3.tailwindcss.com/docs/position</w:t>
+        </w:r>
+      </w:hyperlink>
+    </w:p>
+    <w:p>
+      <w:pPr>
+        <w:rPr>
+          <w:sz w:val="40"/>
+          <w:szCs w:val="40"/>
+        </w:rPr>
+      </w:pPr>
+      <w:r>
+        <w:rPr>
+          <w:sz w:val="40"/>
+          <w:szCs w:val="40"/>
+        </w:rPr>
+        <w:t xml:space="preserve">Top/right/bottom/left: </w:t>
+      </w:r>
+      <w:hyperlink r:id="rId57" w:history="1">
+        <w:r>
+          <w:rPr>
+            <w:rStyle w:val="Hyperlink"/>
+            <w:sz w:val="40"/>
+            <w:szCs w:val="40"/>
+          </w:rPr>
+          <w:t>https://v3.tailwindcss.com/docs/top-right-bottom-left</w:t>
+        </w:r>
+      </w:hyperlink>
+    </w:p>
+    <w:p>
+      <w:pPr>
+        <w:rPr>
+          <w:sz w:val="40"/>
+          <w:szCs w:val="40"/>
+        </w:rPr>
+      </w:pPr>
+      <w:r>
+        <w:rPr>
+          <w:sz w:val="40"/>
+          <w:szCs w:val="40"/>
+        </w:rPr>
+        <w:t xml:space="preserve">Backdrop blur: </w:t>
+      </w:r>
+      <w:hyperlink r:id="rId58" w:history="1">
+        <w:r>
+          <w:rPr>
+            <w:rStyle w:val="Hyperlink"/>
+            <w:sz w:val="40"/>
+            <w:szCs w:val="40"/>
+          </w:rPr>
+          <w:t>https://v3.tailwindcss.com/docs/backdrop-blur</w:t>
+        </w:r>
+      </w:hyperlink>
+    </w:p>
+    <w:p>
+      <w:pPr>
+        <w:rPr>
+          <w:sz w:val="40"/>
+          <w:szCs w:val="40"/>
+        </w:rPr>
+      </w:pPr>
+      <w:r>
+        <w:rPr>
+          <w:sz w:val="40"/>
+          <w:szCs w:val="40"/>
+        </w:rPr>
+        <w:t>+Configure Tailwind: Custom font family</w:t>
+      </w:r>
+    </w:p>
+    <w:p>
+      <w:pPr>
+        <w:rPr>
+          <w:sz w:val="40"/>
+          <w:szCs w:val="40"/>
+        </w:rPr>
+      </w:pPr>
+      <w:r>
+        <w:rPr>
+          <w:sz w:val="40"/>
+          <w:szCs w:val="40"/>
+        </w:rPr>
+        <w:t xml:space="preserve">Configuration: </w:t>
+      </w:r>
+      <w:hyperlink r:id="rId59" w:history="1">
+        <w:r>
+          <w:rPr>
+            <w:rStyle w:val="Hyperlink"/>
+            <w:sz w:val="40"/>
+            <w:szCs w:val="40"/>
+          </w:rPr>
+          <w:t>https://v3.tailwindcss.com/docs/configuration</w:t>
+        </w:r>
+      </w:hyperlink>
+    </w:p>
+    <w:p>
+      <w:pPr>
+        <w:rPr>
+          <w:sz w:val="40"/>
+          <w:szCs w:val="40"/>
+        </w:rPr>
+      </w:pPr>
+      <w:r>
+        <w:rPr>
+          <w:noProof/>
+        </w:rPr>
+        <w:drawing>
+          <wp:inline distT="0" distB="0" distL="0" distR="0" wp14:anchorId="6F5E3BE1" wp14:editId="1EF091E3">
+            <wp:extent cx="2412749" cy="1851023"/>
+            <wp:effectExtent l="0" t="0" r="6985" b="0"/>
+            <wp:docPr id="398721402" name="Picture 1" descr="A screen shot of a computer program&#10;&#10;AI-generated content may be incorrect."/>
+            <wp:cNvGraphicFramePr>
+              <a:graphicFrameLocks xmlns:a="http://schemas.openxmlformats.org/drawingml/2006/main" noChangeAspect="1"/>
+            </wp:cNvGraphicFramePr>
+            <a:graphic xmlns:a="http://schemas.openxmlformats.org/drawingml/2006/main">
+              <a:graphicData uri="http://schemas.openxmlformats.org/drawingml/2006/picture">
+                <pic:pic xmlns:pic="http://schemas.openxmlformats.org/drawingml/2006/picture">
+                  <pic:nvPicPr>
+                    <pic:cNvPr id="398721402" name="Picture 1" descr="A screen shot of a computer program&#10;&#10;AI-generated content may be incorrect."/>
+                    <pic:cNvPicPr/>
+                  </pic:nvPicPr>
+                  <pic:blipFill>
+                    <a:blip r:embed="rId60"/>
+                    <a:stretch>
+                      <a:fillRect/>
+                    </a:stretch>
+                  </pic:blipFill>
+                  <pic:spPr>
+                    <a:xfrm>
+                      <a:off x="0" y="0"/>
+                      <a:ext cx="2423223" cy="1859059"/>
+                    </a:xfrm>
+                    <a:prstGeom prst="rect">
+                      <a:avLst/>
+                    </a:prstGeom>
+                  </pic:spPr>
+                </pic:pic>
+              </a:graphicData>
+            </a:graphic>
+          </wp:inline>
+        </w:drawing>
       </w:r>
     </w:p>
     <w:p>

--- a/3.React/UltimateReactCourse/Document/4.docx
+++ b/3.React/UltimateReactCourse/Document/4.docx
@@ -129,7 +129,23 @@
           <w:sz w:val="40"/>
           <w:szCs w:val="40"/>
         </w:rPr>
-        <w:t>+ui: reusable UI components (buttons, inputs…)</w:t>
+        <w:t>+</w:t>
+      </w:r>
+      <w:proofErr w:type="spellStart"/>
+      <w:r>
+        <w:rPr>
+          <w:sz w:val="40"/>
+          <w:szCs w:val="40"/>
+        </w:rPr>
+        <w:t>ui</w:t>
+      </w:r>
+      <w:proofErr w:type="spellEnd"/>
+      <w:r>
+        <w:rPr>
+          <w:sz w:val="40"/>
+          <w:szCs w:val="40"/>
+        </w:rPr>
+        <w:t>: reusable UI components (buttons, inputs…)</w:t>
       </w:r>
     </w:p>
     <w:p>
@@ -247,12 +263,21 @@
         </w:rPr>
         <w:t>+</w:t>
       </w:r>
-      <w:r>
-        <w:rPr>
-          <w:sz w:val="40"/>
-          <w:szCs w:val="40"/>
-        </w:rPr>
-        <w:t>AppLayout and &lt;Outlet /&gt;</w:t>
+      <w:proofErr w:type="spellStart"/>
+      <w:r>
+        <w:rPr>
+          <w:sz w:val="40"/>
+          <w:szCs w:val="40"/>
+        </w:rPr>
+        <w:t>AppLayout</w:t>
+      </w:r>
+      <w:proofErr w:type="spellEnd"/>
+      <w:r>
+        <w:rPr>
+          <w:sz w:val="40"/>
+          <w:szCs w:val="40"/>
+        </w:rPr>
+        <w:t xml:space="preserve"> and &lt;Outlet /&gt;</w:t>
       </w:r>
     </w:p>
     <w:p>
@@ -2108,13 +2133,222 @@
         </w:rPr>
         <w:t xml:space="preserve">Transition duration: </w:t>
       </w:r>
-      <w:r>
-        <w:rPr>
-          <w:sz w:val="40"/>
-          <w:szCs w:val="40"/>
-        </w:rPr>
-        <w:t>https://v3.tailwindcss.com/docs/transition-duration</w:t>
-      </w:r>
+      <w:hyperlink r:id="rId49" w:history="1">
+        <w:r>
+          <w:rPr>
+            <w:rStyle w:val="Hyperlink"/>
+            <w:sz w:val="40"/>
+            <w:szCs w:val="40"/>
+          </w:rPr>
+          <w:t>https://v3.tailwindcss.com/docs/transition-duration</w:t>
+        </w:r>
+      </w:hyperlink>
+    </w:p>
+    <w:p>
+      <w:pPr>
+        <w:rPr>
+          <w:sz w:val="40"/>
+          <w:szCs w:val="40"/>
+        </w:rPr>
+      </w:pPr>
+      <w:r>
+        <w:rPr>
+          <w:sz w:val="40"/>
+          <w:szCs w:val="40"/>
+        </w:rPr>
+        <w:t>+Styling Form elements:</w:t>
+      </w:r>
+    </w:p>
+    <w:p>
+      <w:pPr>
+        <w:rPr>
+          <w:sz w:val="40"/>
+          <w:szCs w:val="40"/>
+        </w:rPr>
+      </w:pPr>
+      <w:r>
+        <w:rPr>
+          <w:noProof/>
+        </w:rPr>
+        <w:lastRenderedPageBreak/>
+        <w:drawing>
+          <wp:inline distT="0" distB="0" distL="0" distR="0" wp14:anchorId="18FFE176" wp14:editId="0C95F31B">
+            <wp:extent cx="5327964" cy="991593"/>
+            <wp:effectExtent l="0" t="0" r="6350" b="0"/>
+            <wp:docPr id="570819048" name="Picture 1" descr="A black screen with white text&#10;&#10;AI-generated content may be incorrect."/>
+            <wp:cNvGraphicFramePr>
+              <a:graphicFrameLocks xmlns:a="http://schemas.openxmlformats.org/drawingml/2006/main" noChangeAspect="1"/>
+            </wp:cNvGraphicFramePr>
+            <a:graphic xmlns:a="http://schemas.openxmlformats.org/drawingml/2006/main">
+              <a:graphicData uri="http://schemas.openxmlformats.org/drawingml/2006/picture">
+                <pic:pic xmlns:pic="http://schemas.openxmlformats.org/drawingml/2006/picture">
+                  <pic:nvPicPr>
+                    <pic:cNvPr id="570819048" name="Picture 1" descr="A black screen with white text&#10;&#10;AI-generated content may be incorrect."/>
+                    <pic:cNvPicPr/>
+                  </pic:nvPicPr>
+                  <pic:blipFill>
+                    <a:blip r:embed="rId50"/>
+                    <a:stretch>
+                      <a:fillRect/>
+                    </a:stretch>
+                  </pic:blipFill>
+                  <pic:spPr>
+                    <a:xfrm>
+                      <a:off x="0" y="0"/>
+                      <a:ext cx="5342229" cy="994248"/>
+                    </a:xfrm>
+                    <a:prstGeom prst="rect">
+                      <a:avLst/>
+                    </a:prstGeom>
+                  </pic:spPr>
+                </pic:pic>
+              </a:graphicData>
+            </a:graphic>
+          </wp:inline>
+        </w:drawing>
+      </w:r>
+    </w:p>
+    <w:p>
+      <w:pPr>
+        <w:rPr>
+          <w:sz w:val="40"/>
+          <w:szCs w:val="40"/>
+        </w:rPr>
+      </w:pPr>
+      <w:r>
+        <w:rPr>
+          <w:sz w:val="40"/>
+          <w:szCs w:val="40"/>
+        </w:rPr>
+        <w:t>+Reuse Styles with @apply</w:t>
+      </w:r>
+    </w:p>
+    <w:p>
+      <w:pPr>
+        <w:rPr>
+          <w:sz w:val="40"/>
+          <w:szCs w:val="40"/>
+        </w:rPr>
+      </w:pPr>
+      <w:r>
+        <w:rPr>
+          <w:noProof/>
+        </w:rPr>
+        <w:drawing>
+          <wp:inline distT="0" distB="0" distL="0" distR="0" wp14:anchorId="380ABCD7" wp14:editId="739999C5">
+            <wp:extent cx="4083113" cy="622500"/>
+            <wp:effectExtent l="0" t="0" r="0" b="6350"/>
+            <wp:docPr id="2103133874" name="Picture 1" descr="A black screen with yellow text&#10;&#10;AI-generated content may be incorrect."/>
+            <wp:cNvGraphicFramePr>
+              <a:graphicFrameLocks xmlns:a="http://schemas.openxmlformats.org/drawingml/2006/main" noChangeAspect="1"/>
+            </wp:cNvGraphicFramePr>
+            <a:graphic xmlns:a="http://schemas.openxmlformats.org/drawingml/2006/main">
+              <a:graphicData uri="http://schemas.openxmlformats.org/drawingml/2006/picture">
+                <pic:pic xmlns:pic="http://schemas.openxmlformats.org/drawingml/2006/picture">
+                  <pic:nvPicPr>
+                    <pic:cNvPr id="2103133874" name="Picture 1" descr="A black screen with yellow text&#10;&#10;AI-generated content may be incorrect."/>
+                    <pic:cNvPicPr/>
+                  </pic:nvPicPr>
+                  <pic:blipFill>
+                    <a:blip r:embed="rId51"/>
+                    <a:stretch>
+                      <a:fillRect/>
+                    </a:stretch>
+                  </pic:blipFill>
+                  <pic:spPr>
+                    <a:xfrm>
+                      <a:off x="0" y="0"/>
+                      <a:ext cx="4112554" cy="626988"/>
+                    </a:xfrm>
+                    <a:prstGeom prst="rect">
+                      <a:avLst/>
+                    </a:prstGeom>
+                  </pic:spPr>
+                </pic:pic>
+              </a:graphicData>
+            </a:graphic>
+          </wp:inline>
+        </w:drawing>
+      </w:r>
+    </w:p>
+    <w:p>
+      <w:pPr>
+        <w:rPr>
+          <w:sz w:val="40"/>
+          <w:szCs w:val="40"/>
+        </w:rPr>
+      </w:pPr>
+      <w:r>
+        <w:rPr>
+          <w:noProof/>
+        </w:rPr>
+        <w:drawing>
+          <wp:inline distT="0" distB="0" distL="0" distR="0" wp14:anchorId="75CC8BB8" wp14:editId="0C29C5B0">
+            <wp:extent cx="3942784" cy="166597"/>
+            <wp:effectExtent l="0" t="0" r="635" b="5080"/>
+            <wp:docPr id="698619144" name="Picture 1"/>
+            <wp:cNvGraphicFramePr>
+              <a:graphicFrameLocks xmlns:a="http://schemas.openxmlformats.org/drawingml/2006/main" noChangeAspect="1"/>
+            </wp:cNvGraphicFramePr>
+            <a:graphic xmlns:a="http://schemas.openxmlformats.org/drawingml/2006/main">
+              <a:graphicData uri="http://schemas.openxmlformats.org/drawingml/2006/picture">
+                <pic:pic xmlns:pic="http://schemas.openxmlformats.org/drawingml/2006/picture">
+                  <pic:nvPicPr>
+                    <pic:cNvPr id="698619144" name=""/>
+                    <pic:cNvPicPr/>
+                  </pic:nvPicPr>
+                  <pic:blipFill>
+                    <a:blip r:embed="rId52"/>
+                    <a:stretch>
+                      <a:fillRect/>
+                    </a:stretch>
+                  </pic:blipFill>
+                  <pic:spPr>
+                    <a:xfrm>
+                      <a:off x="0" y="0"/>
+                      <a:ext cx="4042675" cy="170818"/>
+                    </a:xfrm>
+                    <a:prstGeom prst="rect">
+                      <a:avLst/>
+                    </a:prstGeom>
+                  </pic:spPr>
+                </pic:pic>
+              </a:graphicData>
+            </a:graphic>
+          </wp:inline>
+        </w:drawing>
+      </w:r>
+    </w:p>
+    <w:p>
+      <w:pPr>
+        <w:rPr>
+          <w:sz w:val="40"/>
+          <w:szCs w:val="40"/>
+        </w:rPr>
+      </w:pPr>
+      <w:r>
+        <w:rPr>
+          <w:sz w:val="40"/>
+          <w:szCs w:val="40"/>
+        </w:rPr>
+        <w:t>+Reuse Styles with React components</w:t>
+      </w:r>
+    </w:p>
+    <w:p>
+      <w:pPr>
+        <w:rPr>
+          <w:sz w:val="40"/>
+          <w:szCs w:val="40"/>
+        </w:rPr>
+      </w:pPr>
+    </w:p>
+    <w:p>
+      <w:pPr>
+        <w:rPr>
+          <w:sz w:val="40"/>
+          <w:szCs w:val="40"/>
+        </w:rPr>
+      </w:pPr>
     </w:p>
     <w:p>
       <w:pPr>
@@ -2737,6 +2971,7 @@
   <w:style w:type="character" w:default="1" w:styleId="DefaultParagraphFont">
     <w:name w:val="Default Paragraph Font"/>
     <w:uiPriority w:val="1"/>
+    <w:semiHidden/>
     <w:unhideWhenUsed/>
   </w:style>
   <w:style w:type="table" w:default="1" w:styleId="TableNormal">

--- a/3.React/UltimateReactCourse/Document/4.docx
+++ b/3.React/UltimateReactCourse/Document/4.docx
@@ -129,38 +129,38 @@
           <w:sz w:val="40"/>
           <w:szCs w:val="40"/>
         </w:rPr>
-        <w:t>+</w:t>
-      </w:r>
-      <w:proofErr w:type="spellStart"/>
-      <w:r>
-        <w:rPr>
-          <w:sz w:val="40"/>
-          <w:szCs w:val="40"/>
-        </w:rPr>
-        <w:t>ui</w:t>
-      </w:r>
-      <w:proofErr w:type="spellEnd"/>
-      <w:r>
-        <w:rPr>
-          <w:sz w:val="40"/>
-          <w:szCs w:val="40"/>
-        </w:rPr>
-        <w:t>: reusable UI components (buttons, inputs…)</w:t>
-      </w:r>
-    </w:p>
-    <w:p>
-      <w:pPr>
-        <w:rPr>
-          <w:sz w:val="40"/>
-          <w:szCs w:val="40"/>
-        </w:rPr>
-      </w:pPr>
-      <w:r>
-        <w:rPr>
-          <w:sz w:val="40"/>
-          <w:szCs w:val="40"/>
-        </w:rPr>
-        <w:t>+utils: helper function reuse in multiple places. These are stateless helper function that don’t create side effects (data or number manipulations,…)</w:t>
+        <w:t>+ui: reusable UI components (buttons, inputs…)</w:t>
+      </w:r>
+    </w:p>
+    <w:p>
+      <w:pPr>
+        <w:rPr>
+          <w:sz w:val="40"/>
+          <w:szCs w:val="40"/>
+        </w:rPr>
+      </w:pPr>
+      <w:r>
+        <w:rPr>
+          <w:sz w:val="40"/>
+          <w:szCs w:val="40"/>
+        </w:rPr>
+        <w:t xml:space="preserve">+utils: helper function reuse in multiple places. These are stateless helper function that don’t create side effects (data or number </w:t>
+      </w:r>
+      <w:proofErr w:type="gramStart"/>
+      <w:r>
+        <w:rPr>
+          <w:sz w:val="40"/>
+          <w:szCs w:val="40"/>
+        </w:rPr>
+        <w:t>manipulations,…</w:t>
+      </w:r>
+      <w:proofErr w:type="gramEnd"/>
+      <w:r>
+        <w:rPr>
+          <w:sz w:val="40"/>
+          <w:szCs w:val="40"/>
+        </w:rPr>
+        <w:t>)</w:t>
       </w:r>
     </w:p>
     <w:p>
@@ -263,21 +263,12 @@
         </w:rPr>
         <w:t>+</w:t>
       </w:r>
-      <w:proofErr w:type="spellStart"/>
-      <w:r>
-        <w:rPr>
-          <w:sz w:val="40"/>
-          <w:szCs w:val="40"/>
-        </w:rPr>
-        <w:t>AppLayout</w:t>
-      </w:r>
-      <w:proofErr w:type="spellEnd"/>
-      <w:r>
-        <w:rPr>
-          <w:sz w:val="40"/>
-          <w:szCs w:val="40"/>
-        </w:rPr>
-        <w:t xml:space="preserve"> and &lt;Outlet /&gt;</w:t>
+      <w:r>
+        <w:rPr>
+          <w:sz w:val="40"/>
+          <w:szCs w:val="40"/>
+        </w:rPr>
+        <w:t>AppLayout and &lt;Outlet /&gt;</w:t>
       </w:r>
     </w:p>
     <w:p>
@@ -1382,7 +1373,23 @@
           <w:sz w:val="40"/>
           <w:szCs w:val="40"/>
         </w:rPr>
-        <w:t xml:space="preserve">Text align: </w:t>
+        <w:t xml:space="preserve">Text </w:t>
+      </w:r>
+      <w:proofErr w:type="gramStart"/>
+      <w:r>
+        <w:rPr>
+          <w:sz w:val="40"/>
+          <w:szCs w:val="40"/>
+        </w:rPr>
+        <w:t>align</w:t>
+      </w:r>
+      <w:proofErr w:type="gramEnd"/>
+      <w:r>
+        <w:rPr>
+          <w:sz w:val="40"/>
+          <w:szCs w:val="40"/>
+        </w:rPr>
+        <w:t xml:space="preserve">: </w:t>
       </w:r>
       <w:hyperlink r:id="rId26" w:history="1">
         <w:r>
@@ -2341,22 +2348,157 @@
           <w:szCs w:val="40"/>
         </w:rPr>
       </w:pPr>
-    </w:p>
-    <w:p>
-      <w:pPr>
-        <w:rPr>
-          <w:sz w:val="40"/>
-          <w:szCs w:val="40"/>
-        </w:rPr>
-      </w:pPr>
-    </w:p>
-    <w:p>
-      <w:pPr>
-        <w:rPr>
-          <w:sz w:val="40"/>
-          <w:szCs w:val="40"/>
-        </w:rPr>
-      </w:pPr>
+      <w:r>
+        <w:rPr>
+          <w:noProof/>
+        </w:rPr>
+        <w:drawing>
+          <wp:inline distT="0" distB="0" distL="0" distR="0" wp14:anchorId="03080596" wp14:editId="0C584D27">
+            <wp:extent cx="5943600" cy="2975610"/>
+            <wp:effectExtent l="0" t="0" r="0" b="0"/>
+            <wp:docPr id="113088395" name="Picture 1"/>
+            <wp:cNvGraphicFramePr>
+              <a:graphicFrameLocks xmlns:a="http://schemas.openxmlformats.org/drawingml/2006/main" noChangeAspect="1"/>
+            </wp:cNvGraphicFramePr>
+            <a:graphic xmlns:a="http://schemas.openxmlformats.org/drawingml/2006/main">
+              <a:graphicData uri="http://schemas.openxmlformats.org/drawingml/2006/picture">
+                <pic:pic xmlns:pic="http://schemas.openxmlformats.org/drawingml/2006/picture">
+                  <pic:nvPicPr>
+                    <pic:cNvPr id="113088395" name=""/>
+                    <pic:cNvPicPr/>
+                  </pic:nvPicPr>
+                  <pic:blipFill>
+                    <a:blip r:embed="rId53"/>
+                    <a:stretch>
+                      <a:fillRect/>
+                    </a:stretch>
+                  </pic:blipFill>
+                  <pic:spPr>
+                    <a:xfrm>
+                      <a:off x="0" y="0"/>
+                      <a:ext cx="5943600" cy="2975610"/>
+                    </a:xfrm>
+                    <a:prstGeom prst="rect">
+                      <a:avLst/>
+                    </a:prstGeom>
+                  </pic:spPr>
+                </pic:pic>
+              </a:graphicData>
+            </a:graphic>
+          </wp:inline>
+        </w:drawing>
+      </w:r>
+    </w:p>
+    <w:p>
+      <w:pPr>
+        <w:rPr>
+          <w:sz w:val="40"/>
+          <w:szCs w:val="40"/>
+        </w:rPr>
+      </w:pPr>
+      <w:r>
+        <w:rPr>
+          <w:sz w:val="40"/>
+          <w:szCs w:val="40"/>
+        </w:rPr>
+        <w:t xml:space="preserve">Then use: </w:t>
+      </w:r>
+    </w:p>
+    <w:p>
+      <w:pPr>
+        <w:rPr>
+          <w:sz w:val="40"/>
+          <w:szCs w:val="40"/>
+        </w:rPr>
+      </w:pPr>
+      <w:r>
+        <w:rPr>
+          <w:noProof/>
+        </w:rPr>
+        <w:drawing>
+          <wp:inline distT="0" distB="0" distL="0" distR="0" wp14:anchorId="4E7CFC9D" wp14:editId="2BF3F69E">
+            <wp:extent cx="2295525" cy="276225"/>
+            <wp:effectExtent l="0" t="0" r="9525" b="9525"/>
+            <wp:docPr id="275571838" name="Picture 1"/>
+            <wp:cNvGraphicFramePr>
+              <a:graphicFrameLocks xmlns:a="http://schemas.openxmlformats.org/drawingml/2006/main" noChangeAspect="1"/>
+            </wp:cNvGraphicFramePr>
+            <a:graphic xmlns:a="http://schemas.openxmlformats.org/drawingml/2006/main">
+              <a:graphicData uri="http://schemas.openxmlformats.org/drawingml/2006/picture">
+                <pic:pic xmlns:pic="http://schemas.openxmlformats.org/drawingml/2006/picture">
+                  <pic:nvPicPr>
+                    <pic:cNvPr id="275571838" name=""/>
+                    <pic:cNvPicPr/>
+                  </pic:nvPicPr>
+                  <pic:blipFill>
+                    <a:blip r:embed="rId54"/>
+                    <a:stretch>
+                      <a:fillRect/>
+                    </a:stretch>
+                  </pic:blipFill>
+                  <pic:spPr>
+                    <a:xfrm>
+                      <a:off x="0" y="0"/>
+                      <a:ext cx="2295525" cy="276225"/>
+                    </a:xfrm>
+                    <a:prstGeom prst="rect">
+                      <a:avLst/>
+                    </a:prstGeom>
+                  </pic:spPr>
+                </pic:pic>
+              </a:graphicData>
+            </a:graphic>
+          </wp:inline>
+        </w:drawing>
+      </w:r>
+    </w:p>
+    <w:p>
+      <w:pPr>
+        <w:rPr>
+          <w:sz w:val="40"/>
+          <w:szCs w:val="40"/>
+        </w:rPr>
+      </w:pPr>
+      <w:r>
+        <w:rPr>
+          <w:noProof/>
+        </w:rPr>
+        <w:drawing>
+          <wp:inline distT="0" distB="0" distL="0" distR="0" wp14:anchorId="51C67AF8" wp14:editId="1F32D866">
+            <wp:extent cx="3219450" cy="514785"/>
+            <wp:effectExtent l="0" t="0" r="0" b="0"/>
+            <wp:docPr id="794209540" name="Picture 1"/>
+            <wp:cNvGraphicFramePr>
+              <a:graphicFrameLocks xmlns:a="http://schemas.openxmlformats.org/drawingml/2006/main" noChangeAspect="1"/>
+            </wp:cNvGraphicFramePr>
+            <a:graphic xmlns:a="http://schemas.openxmlformats.org/drawingml/2006/main">
+              <a:graphicData uri="http://schemas.openxmlformats.org/drawingml/2006/picture">
+                <pic:pic xmlns:pic="http://schemas.openxmlformats.org/drawingml/2006/picture">
+                  <pic:nvPicPr>
+                    <pic:cNvPr id="794209540" name=""/>
+                    <pic:cNvPicPr/>
+                  </pic:nvPicPr>
+                  <pic:blipFill>
+                    <a:blip r:embed="rId55"/>
+                    <a:stretch>
+                      <a:fillRect/>
+                    </a:stretch>
+                  </pic:blipFill>
+                  <pic:spPr>
+                    <a:xfrm>
+                      <a:off x="0" y="0"/>
+                      <a:ext cx="3248587" cy="519444"/>
+                    </a:xfrm>
+                    <a:prstGeom prst="rect">
+                      <a:avLst/>
+                    </a:prstGeom>
+                  </pic:spPr>
+                </pic:pic>
+              </a:graphicData>
+            </a:graphic>
+          </wp:inline>
+        </w:drawing>
+      </w:r>
     </w:p>
     <w:sectPr>
       <w:pgSz w:w="12240" w:h="15840"/>

--- a/3.React/UltimateReactCourse/Document/4.docx
+++ b/3.React/UltimateReactCourse/Document/4.docx
@@ -144,23 +144,7 @@
           <w:sz w:val="40"/>
           <w:szCs w:val="40"/>
         </w:rPr>
-        <w:t xml:space="preserve">+utils: helper function reuse in multiple places. These are stateless helper function that don’t create side effects (data or number </w:t>
-      </w:r>
-      <w:proofErr w:type="gramStart"/>
-      <w:r>
-        <w:rPr>
-          <w:sz w:val="40"/>
-          <w:szCs w:val="40"/>
-        </w:rPr>
-        <w:t>manipulations,…</w:t>
-      </w:r>
-      <w:proofErr w:type="gramEnd"/>
-      <w:r>
-        <w:rPr>
-          <w:sz w:val="40"/>
-          <w:szCs w:val="40"/>
-        </w:rPr>
-        <w:t>)</w:t>
+        <w:t>+utils: helper function reuse in multiple places. These are stateless helper function that don’t create side effects (data or number manipulations,…)</w:t>
       </w:r>
     </w:p>
     <w:p>
@@ -1373,23 +1357,7 @@
           <w:sz w:val="40"/>
           <w:szCs w:val="40"/>
         </w:rPr>
-        <w:t xml:space="preserve">Text </w:t>
-      </w:r>
-      <w:proofErr w:type="gramStart"/>
-      <w:r>
-        <w:rPr>
-          <w:sz w:val="40"/>
-          <w:szCs w:val="40"/>
-        </w:rPr>
-        <w:t>align</w:t>
-      </w:r>
-      <w:proofErr w:type="gramEnd"/>
-      <w:r>
-        <w:rPr>
-          <w:sz w:val="40"/>
-          <w:szCs w:val="40"/>
-        </w:rPr>
-        <w:t xml:space="preserve">: </w:t>
+        <w:t xml:space="preserve">Text align: </w:t>
       </w:r>
       <w:hyperlink r:id="rId26" w:history="1">
         <w:r>
@@ -2499,6 +2467,193 @@
           </wp:inline>
         </w:drawing>
       </w:r>
+    </w:p>
+    <w:p>
+      <w:pPr>
+        <w:rPr>
+          <w:sz w:val="40"/>
+          <w:szCs w:val="40"/>
+        </w:rPr>
+      </w:pPr>
+      <w:r>
+        <w:rPr>
+          <w:sz w:val="40"/>
+          <w:szCs w:val="40"/>
+        </w:rPr>
+        <w:t>+Absolute Positioning, z-index, and more</w:t>
+      </w:r>
+    </w:p>
+    <w:p>
+      <w:pPr>
+        <w:rPr>
+          <w:sz w:val="40"/>
+          <w:szCs w:val="40"/>
+        </w:rPr>
+      </w:pPr>
+      <w:r>
+        <w:rPr>
+          <w:sz w:val="40"/>
+          <w:szCs w:val="40"/>
+        </w:rPr>
+        <w:lastRenderedPageBreak/>
+        <w:t xml:space="preserve">Positioning: </w:t>
+      </w:r>
+      <w:hyperlink r:id="rId56" w:history="1">
+        <w:r>
+          <w:rPr>
+            <w:rStyle w:val="Hyperlink"/>
+            <w:sz w:val="40"/>
+            <w:szCs w:val="40"/>
+          </w:rPr>
+          <w:t>https://v3.tailwindcss.com/docs/position</w:t>
+        </w:r>
+      </w:hyperlink>
+    </w:p>
+    <w:p>
+      <w:pPr>
+        <w:rPr>
+          <w:sz w:val="40"/>
+          <w:szCs w:val="40"/>
+        </w:rPr>
+      </w:pPr>
+      <w:r>
+        <w:rPr>
+          <w:sz w:val="40"/>
+          <w:szCs w:val="40"/>
+        </w:rPr>
+        <w:t xml:space="preserve">Top/right/bottom/left: </w:t>
+      </w:r>
+      <w:hyperlink r:id="rId57" w:history="1">
+        <w:r>
+          <w:rPr>
+            <w:rStyle w:val="Hyperlink"/>
+            <w:sz w:val="40"/>
+            <w:szCs w:val="40"/>
+          </w:rPr>
+          <w:t>https://v3.tailwindcss.com/docs/top-right-bottom-left</w:t>
+        </w:r>
+      </w:hyperlink>
+    </w:p>
+    <w:p>
+      <w:pPr>
+        <w:rPr>
+          <w:sz w:val="40"/>
+          <w:szCs w:val="40"/>
+        </w:rPr>
+      </w:pPr>
+      <w:r>
+        <w:rPr>
+          <w:sz w:val="40"/>
+          <w:szCs w:val="40"/>
+        </w:rPr>
+        <w:t xml:space="preserve">Backdrop blur: </w:t>
+      </w:r>
+      <w:hyperlink r:id="rId58" w:history="1">
+        <w:r>
+          <w:rPr>
+            <w:rStyle w:val="Hyperlink"/>
+            <w:sz w:val="40"/>
+            <w:szCs w:val="40"/>
+          </w:rPr>
+          <w:t>https://v3.tailwindcss.com/docs/backdrop-blur</w:t>
+        </w:r>
+      </w:hyperlink>
+    </w:p>
+    <w:p>
+      <w:pPr>
+        <w:rPr>
+          <w:sz w:val="40"/>
+          <w:szCs w:val="40"/>
+        </w:rPr>
+      </w:pPr>
+      <w:r>
+        <w:rPr>
+          <w:sz w:val="40"/>
+          <w:szCs w:val="40"/>
+        </w:rPr>
+        <w:t>+Configure Tailwind: Custom font family</w:t>
+      </w:r>
+    </w:p>
+    <w:p>
+      <w:pPr>
+        <w:rPr>
+          <w:sz w:val="40"/>
+          <w:szCs w:val="40"/>
+        </w:rPr>
+      </w:pPr>
+      <w:r>
+        <w:rPr>
+          <w:sz w:val="40"/>
+          <w:szCs w:val="40"/>
+        </w:rPr>
+        <w:t xml:space="preserve">Configuration: </w:t>
+      </w:r>
+      <w:hyperlink r:id="rId59" w:history="1">
+        <w:r>
+          <w:rPr>
+            <w:rStyle w:val="Hyperlink"/>
+            <w:sz w:val="40"/>
+            <w:szCs w:val="40"/>
+          </w:rPr>
+          <w:t>https://v3.tailwindcss.com/docs/configuration</w:t>
+        </w:r>
+      </w:hyperlink>
+    </w:p>
+    <w:p>
+      <w:pPr>
+        <w:rPr>
+          <w:sz w:val="40"/>
+          <w:szCs w:val="40"/>
+        </w:rPr>
+      </w:pPr>
+      <w:r>
+        <w:rPr>
+          <w:noProof/>
+        </w:rPr>
+        <w:drawing>
+          <wp:inline distT="0" distB="0" distL="0" distR="0" wp14:anchorId="6F5E3BE1" wp14:editId="1EF091E3">
+            <wp:extent cx="2412749" cy="1851023"/>
+            <wp:effectExtent l="0" t="0" r="6985" b="0"/>
+            <wp:docPr id="398721402" name="Picture 1" descr="A screen shot of a computer program&#10;&#10;AI-generated content may be incorrect."/>
+            <wp:cNvGraphicFramePr>
+              <a:graphicFrameLocks xmlns:a="http://schemas.openxmlformats.org/drawingml/2006/main" noChangeAspect="1"/>
+            </wp:cNvGraphicFramePr>
+            <a:graphic xmlns:a="http://schemas.openxmlformats.org/drawingml/2006/main">
+              <a:graphicData uri="http://schemas.openxmlformats.org/drawingml/2006/picture">
+                <pic:pic xmlns:pic="http://schemas.openxmlformats.org/drawingml/2006/picture">
+                  <pic:nvPicPr>
+                    <pic:cNvPr id="398721402" name="Picture 1" descr="A screen shot of a computer program&#10;&#10;AI-generated content may be incorrect."/>
+                    <pic:cNvPicPr/>
+                  </pic:nvPicPr>
+                  <pic:blipFill>
+                    <a:blip r:embed="rId60"/>
+                    <a:stretch>
+                      <a:fillRect/>
+                    </a:stretch>
+                  </pic:blipFill>
+                  <pic:spPr>
+                    <a:xfrm>
+                      <a:off x="0" y="0"/>
+                      <a:ext cx="2423223" cy="1859059"/>
+                    </a:xfrm>
+                    <a:prstGeom prst="rect">
+                      <a:avLst/>
+                    </a:prstGeom>
+                  </pic:spPr>
+                </pic:pic>
+              </a:graphicData>
+            </a:graphic>
+          </wp:inline>
+        </w:drawing>
+      </w:r>
+    </w:p>
+    <w:p>
+      <w:pPr>
+        <w:rPr>
+          <w:sz w:val="40"/>
+          <w:szCs w:val="40"/>
+        </w:rPr>
+      </w:pPr>
     </w:p>
     <w:sectPr>
       <w:pgSz w:w="12240" w:h="15840"/>
@@ -3113,7 +3268,6 @@
   <w:style w:type="character" w:default="1" w:styleId="DefaultParagraphFont">
     <w:name w:val="Default Paragraph Font"/>
     <w:uiPriority w:val="1"/>
-    <w:semiHidden/>
     <w:unhideWhenUsed/>
   </w:style>
   <w:style w:type="table" w:default="1" w:styleId="TableNormal">

--- a/3.React/UltimateReactCourse/Document/4.docx
+++ b/3.React/UltimateReactCourse/Document/4.docx
@@ -129,22 +129,54 @@
           <w:sz w:val="40"/>
           <w:szCs w:val="40"/>
         </w:rPr>
-        <w:t>+ui: reusable UI components (buttons, inputs…)</w:t>
-      </w:r>
-    </w:p>
-    <w:p>
-      <w:pPr>
-        <w:rPr>
-          <w:sz w:val="40"/>
-          <w:szCs w:val="40"/>
-        </w:rPr>
-      </w:pPr>
-      <w:r>
-        <w:rPr>
-          <w:sz w:val="40"/>
-          <w:szCs w:val="40"/>
-        </w:rPr>
-        <w:t>+utils: helper function reuse in multiple places. These are stateless helper function that don’t create side effects (data or number manipulations,…)</w:t>
+        <w:t>+</w:t>
+      </w:r>
+      <w:proofErr w:type="spellStart"/>
+      <w:r>
+        <w:rPr>
+          <w:sz w:val="40"/>
+          <w:szCs w:val="40"/>
+        </w:rPr>
+        <w:t>ui</w:t>
+      </w:r>
+      <w:proofErr w:type="spellEnd"/>
+      <w:r>
+        <w:rPr>
+          <w:sz w:val="40"/>
+          <w:szCs w:val="40"/>
+        </w:rPr>
+        <w:t>: reusable UI components (buttons, inputs…)</w:t>
+      </w:r>
+    </w:p>
+    <w:p>
+      <w:pPr>
+        <w:rPr>
+          <w:sz w:val="40"/>
+          <w:szCs w:val="40"/>
+        </w:rPr>
+      </w:pPr>
+      <w:r>
+        <w:rPr>
+          <w:sz w:val="40"/>
+          <w:szCs w:val="40"/>
+        </w:rPr>
+        <w:t xml:space="preserve">+utils: helper function reuse in multiple places. These are stateless helper function that don’t create side effects (data or number </w:t>
+      </w:r>
+      <w:proofErr w:type="gramStart"/>
+      <w:r>
+        <w:rPr>
+          <w:sz w:val="40"/>
+          <w:szCs w:val="40"/>
+        </w:rPr>
+        <w:t>manipulations,…</w:t>
+      </w:r>
+      <w:proofErr w:type="gramEnd"/>
+      <w:r>
+        <w:rPr>
+          <w:sz w:val="40"/>
+          <w:szCs w:val="40"/>
+        </w:rPr>
+        <w:t>)</w:t>
       </w:r>
     </w:p>
     <w:p>
@@ -247,12 +279,21 @@
         </w:rPr>
         <w:t>+</w:t>
       </w:r>
-      <w:r>
-        <w:rPr>
-          <w:sz w:val="40"/>
-          <w:szCs w:val="40"/>
-        </w:rPr>
-        <w:t>AppLayout and &lt;Outlet /&gt;</w:t>
+      <w:proofErr w:type="spellStart"/>
+      <w:r>
+        <w:rPr>
+          <w:sz w:val="40"/>
+          <w:szCs w:val="40"/>
+        </w:rPr>
+        <w:t>AppLayout</w:t>
+      </w:r>
+      <w:proofErr w:type="spellEnd"/>
+      <w:r>
+        <w:rPr>
+          <w:sz w:val="40"/>
+          <w:szCs w:val="40"/>
+        </w:rPr>
+        <w:t xml:space="preserve"> and &lt;Outlet /&gt;</w:t>
       </w:r>
     </w:p>
     <w:p>
@@ -1357,7 +1398,23 @@
           <w:sz w:val="40"/>
           <w:szCs w:val="40"/>
         </w:rPr>
-        <w:t xml:space="preserve">Text align: </w:t>
+        <w:t xml:space="preserve">Text </w:t>
+      </w:r>
+      <w:proofErr w:type="gramStart"/>
+      <w:r>
+        <w:rPr>
+          <w:sz w:val="40"/>
+          <w:szCs w:val="40"/>
+        </w:rPr>
+        <w:t>align</w:t>
+      </w:r>
+      <w:proofErr w:type="gramEnd"/>
+      <w:r>
+        <w:rPr>
+          <w:sz w:val="40"/>
+          <w:szCs w:val="40"/>
+        </w:rPr>
+        <w:t xml:space="preserve">: </w:t>
       </w:r>
       <w:hyperlink r:id="rId26" w:history="1">
         <w:r>
@@ -2654,6 +2711,582 @@
           <w:szCs w:val="40"/>
         </w:rPr>
       </w:pPr>
+      <w:r>
+        <w:rPr>
+          <w:sz w:val="40"/>
+          <w:szCs w:val="40"/>
+        </w:rPr>
+        <w:t>+Style the Menu</w:t>
+      </w:r>
+    </w:p>
+    <w:p>
+      <w:pPr>
+        <w:rPr>
+          <w:sz w:val="40"/>
+          <w:szCs w:val="40"/>
+        </w:rPr>
+      </w:pPr>
+      <w:r>
+        <w:rPr>
+          <w:sz w:val="40"/>
+          <w:szCs w:val="40"/>
+        </w:rPr>
+        <w:t xml:space="preserve">Grayscale: </w:t>
+      </w:r>
+      <w:hyperlink r:id="rId61" w:history="1">
+        <w:r>
+          <w:rPr>
+            <w:rStyle w:val="Hyperlink"/>
+            <w:sz w:val="40"/>
+            <w:szCs w:val="40"/>
+          </w:rPr>
+          <w:t>https://v3.tailwindcss.com/docs/grayscale</w:t>
+        </w:r>
+      </w:hyperlink>
+    </w:p>
+    <w:p>
+      <w:pPr>
+        <w:rPr>
+          <w:sz w:val="40"/>
+          <w:szCs w:val="40"/>
+        </w:rPr>
+      </w:pPr>
+      <w:r>
+        <w:rPr>
+          <w:sz w:val="40"/>
+          <w:szCs w:val="40"/>
+        </w:rPr>
+        <w:t>Menu:</w:t>
+      </w:r>
+    </w:p>
+    <w:p>
+      <w:pPr>
+        <w:rPr>
+          <w:sz w:val="40"/>
+          <w:szCs w:val="40"/>
+        </w:rPr>
+      </w:pPr>
+      <w:r>
+        <w:rPr>
+          <w:noProof/>
+        </w:rPr>
+        <w:lastRenderedPageBreak/>
+        <w:drawing>
+          <wp:inline distT="0" distB="0" distL="0" distR="0" wp14:anchorId="46363002" wp14:editId="27DC900C">
+            <wp:extent cx="3657600" cy="1581462"/>
+            <wp:effectExtent l="0" t="0" r="0" b="0"/>
+            <wp:docPr id="658551758" name="Picture 1"/>
+            <wp:cNvGraphicFramePr>
+              <a:graphicFrameLocks xmlns:a="http://schemas.openxmlformats.org/drawingml/2006/main" noChangeAspect="1"/>
+            </wp:cNvGraphicFramePr>
+            <a:graphic xmlns:a="http://schemas.openxmlformats.org/drawingml/2006/main">
+              <a:graphicData uri="http://schemas.openxmlformats.org/drawingml/2006/picture">
+                <pic:pic xmlns:pic="http://schemas.openxmlformats.org/drawingml/2006/picture">
+                  <pic:nvPicPr>
+                    <pic:cNvPr id="658551758" name=""/>
+                    <pic:cNvPicPr/>
+                  </pic:nvPicPr>
+                  <pic:blipFill>
+                    <a:blip r:embed="rId62"/>
+                    <a:stretch>
+                      <a:fillRect/>
+                    </a:stretch>
+                  </pic:blipFill>
+                  <pic:spPr>
+                    <a:xfrm>
+                      <a:off x="0" y="0"/>
+                      <a:ext cx="3662439" cy="1583554"/>
+                    </a:xfrm>
+                    <a:prstGeom prst="rect">
+                      <a:avLst/>
+                    </a:prstGeom>
+                  </pic:spPr>
+                </pic:pic>
+              </a:graphicData>
+            </a:graphic>
+          </wp:inline>
+        </w:drawing>
+      </w:r>
+    </w:p>
+    <w:p>
+      <w:pPr>
+        <w:rPr>
+          <w:sz w:val="40"/>
+          <w:szCs w:val="40"/>
+        </w:rPr>
+      </w:pPr>
+      <w:proofErr w:type="spellStart"/>
+      <w:r>
+        <w:rPr>
+          <w:sz w:val="40"/>
+          <w:szCs w:val="40"/>
+        </w:rPr>
+        <w:t>MenuItem</w:t>
+      </w:r>
+      <w:proofErr w:type="spellEnd"/>
+      <w:r>
+        <w:rPr>
+          <w:sz w:val="40"/>
+          <w:szCs w:val="40"/>
+        </w:rPr>
+        <w:t>:</w:t>
+      </w:r>
+    </w:p>
+    <w:p>
+      <w:pPr>
+        <w:rPr>
+          <w:sz w:val="40"/>
+          <w:szCs w:val="40"/>
+        </w:rPr>
+      </w:pPr>
+      <w:r>
+        <w:rPr>
+          <w:sz w:val="40"/>
+          <w:szCs w:val="40"/>
+        </w:rPr>
+        <w:t xml:space="preserve"> </w:t>
+      </w:r>
+      <w:r>
+        <w:rPr>
+          <w:noProof/>
+        </w:rPr>
+        <w:drawing>
+          <wp:inline distT="0" distB="0" distL="0" distR="0" wp14:anchorId="538EF599" wp14:editId="2E70D53C">
+            <wp:extent cx="3533775" cy="2513916"/>
+            <wp:effectExtent l="0" t="0" r="0" b="1270"/>
+            <wp:docPr id="149890726" name="Picture 1"/>
+            <wp:cNvGraphicFramePr>
+              <a:graphicFrameLocks xmlns:a="http://schemas.openxmlformats.org/drawingml/2006/main" noChangeAspect="1"/>
+            </wp:cNvGraphicFramePr>
+            <a:graphic xmlns:a="http://schemas.openxmlformats.org/drawingml/2006/main">
+              <a:graphicData uri="http://schemas.openxmlformats.org/drawingml/2006/picture">
+                <pic:pic xmlns:pic="http://schemas.openxmlformats.org/drawingml/2006/picture">
+                  <pic:nvPicPr>
+                    <pic:cNvPr id="149890726" name=""/>
+                    <pic:cNvPicPr/>
+                  </pic:nvPicPr>
+                  <pic:blipFill>
+                    <a:blip r:embed="rId63"/>
+                    <a:stretch>
+                      <a:fillRect/>
+                    </a:stretch>
+                  </pic:blipFill>
+                  <pic:spPr>
+                    <a:xfrm>
+                      <a:off x="0" y="0"/>
+                      <a:ext cx="3548293" cy="2524244"/>
+                    </a:xfrm>
+                    <a:prstGeom prst="rect">
+                      <a:avLst/>
+                    </a:prstGeom>
+                  </pic:spPr>
+                </pic:pic>
+              </a:graphicData>
+            </a:graphic>
+          </wp:inline>
+        </w:drawing>
+      </w:r>
+    </w:p>
+    <w:p>
+      <w:pPr>
+        <w:rPr>
+          <w:sz w:val="40"/>
+          <w:szCs w:val="40"/>
+        </w:rPr>
+      </w:pPr>
+      <w:r>
+        <w:rPr>
+          <w:sz w:val="40"/>
+          <w:szCs w:val="40"/>
+        </w:rPr>
+        <w:t>+Style the Cart</w:t>
+      </w:r>
+    </w:p>
+    <w:p>
+      <w:pPr>
+        <w:rPr>
+          <w:sz w:val="40"/>
+          <w:szCs w:val="40"/>
+        </w:rPr>
+      </w:pPr>
+      <w:r>
+        <w:rPr>
+          <w:sz w:val="40"/>
+          <w:szCs w:val="40"/>
+        </w:rPr>
+        <w:t>Cart</w:t>
+      </w:r>
+    </w:p>
+    <w:p>
+      <w:pPr>
+        <w:rPr>
+          <w:sz w:val="40"/>
+          <w:szCs w:val="40"/>
+        </w:rPr>
+      </w:pPr>
+      <w:r>
+        <w:rPr>
+          <w:noProof/>
+        </w:rPr>
+        <w:drawing>
+          <wp:inline distT="0" distB="0" distL="0" distR="0" wp14:anchorId="3AFD0D48" wp14:editId="1706AD4B">
+            <wp:extent cx="3448050" cy="2283169"/>
+            <wp:effectExtent l="0" t="0" r="0" b="3175"/>
+            <wp:docPr id="2089899700" name="Picture 1"/>
+            <wp:cNvGraphicFramePr>
+              <a:graphicFrameLocks xmlns:a="http://schemas.openxmlformats.org/drawingml/2006/main" noChangeAspect="1"/>
+            </wp:cNvGraphicFramePr>
+            <a:graphic xmlns:a="http://schemas.openxmlformats.org/drawingml/2006/main">
+              <a:graphicData uri="http://schemas.openxmlformats.org/drawingml/2006/picture">
+                <pic:pic xmlns:pic="http://schemas.openxmlformats.org/drawingml/2006/picture">
+                  <pic:nvPicPr>
+                    <pic:cNvPr id="2089899700" name=""/>
+                    <pic:cNvPicPr/>
+                  </pic:nvPicPr>
+                  <pic:blipFill>
+                    <a:blip r:embed="rId64"/>
+                    <a:stretch>
+                      <a:fillRect/>
+                    </a:stretch>
+                  </pic:blipFill>
+                  <pic:spPr>
+                    <a:xfrm>
+                      <a:off x="0" y="0"/>
+                      <a:ext cx="3453732" cy="2286932"/>
+                    </a:xfrm>
+                    <a:prstGeom prst="rect">
+                      <a:avLst/>
+                    </a:prstGeom>
+                  </pic:spPr>
+                </pic:pic>
+              </a:graphicData>
+            </a:graphic>
+          </wp:inline>
+        </w:drawing>
+      </w:r>
+    </w:p>
+    <w:p>
+      <w:pPr>
+        <w:rPr>
+          <w:sz w:val="40"/>
+          <w:szCs w:val="40"/>
+        </w:rPr>
+      </w:pPr>
+      <w:proofErr w:type="spellStart"/>
+      <w:r>
+        <w:rPr>
+          <w:sz w:val="40"/>
+          <w:szCs w:val="40"/>
+        </w:rPr>
+        <w:lastRenderedPageBreak/>
+        <w:t>CartItem</w:t>
+      </w:r>
+      <w:proofErr w:type="spellEnd"/>
+      <w:r>
+        <w:rPr>
+          <w:sz w:val="40"/>
+          <w:szCs w:val="40"/>
+        </w:rPr>
+        <w:t>:</w:t>
+      </w:r>
+    </w:p>
+    <w:p>
+      <w:pPr>
+        <w:rPr>
+          <w:sz w:val="40"/>
+          <w:szCs w:val="40"/>
+        </w:rPr>
+      </w:pPr>
+      <w:r>
+        <w:rPr>
+          <w:noProof/>
+        </w:rPr>
+        <w:drawing>
+          <wp:inline distT="0" distB="0" distL="0" distR="0" wp14:anchorId="1FC5AC95" wp14:editId="4435E2FA">
+            <wp:extent cx="4133573" cy="1323975"/>
+            <wp:effectExtent l="0" t="0" r="635" b="0"/>
+            <wp:docPr id="1089736772" name="Picture 1"/>
+            <wp:cNvGraphicFramePr>
+              <a:graphicFrameLocks xmlns:a="http://schemas.openxmlformats.org/drawingml/2006/main" noChangeAspect="1"/>
+            </wp:cNvGraphicFramePr>
+            <a:graphic xmlns:a="http://schemas.openxmlformats.org/drawingml/2006/main">
+              <a:graphicData uri="http://schemas.openxmlformats.org/drawingml/2006/picture">
+                <pic:pic xmlns:pic="http://schemas.openxmlformats.org/drawingml/2006/picture">
+                  <pic:nvPicPr>
+                    <pic:cNvPr id="1089736772" name=""/>
+                    <pic:cNvPicPr/>
+                  </pic:nvPicPr>
+                  <pic:blipFill>
+                    <a:blip r:embed="rId65"/>
+                    <a:stretch>
+                      <a:fillRect/>
+                    </a:stretch>
+                  </pic:blipFill>
+                  <pic:spPr>
+                    <a:xfrm>
+                      <a:off x="0" y="0"/>
+                      <a:ext cx="4160087" cy="1332467"/>
+                    </a:xfrm>
+                    <a:prstGeom prst="rect">
+                      <a:avLst/>
+                    </a:prstGeom>
+                  </pic:spPr>
+                </pic:pic>
+              </a:graphicData>
+            </a:graphic>
+          </wp:inline>
+        </w:drawing>
+      </w:r>
+    </w:p>
+    <w:p>
+      <w:pPr>
+        <w:rPr>
+          <w:sz w:val="40"/>
+          <w:szCs w:val="40"/>
+        </w:rPr>
+      </w:pPr>
+      <w:r>
+        <w:rPr>
+          <w:sz w:val="40"/>
+          <w:szCs w:val="40"/>
+        </w:rPr>
+        <w:t>+Style the Order</w:t>
+      </w:r>
+    </w:p>
+    <w:p>
+      <w:pPr>
+        <w:rPr>
+          <w:sz w:val="40"/>
+          <w:szCs w:val="40"/>
+        </w:rPr>
+      </w:pPr>
+      <w:r>
+        <w:rPr>
+          <w:sz w:val="40"/>
+          <w:szCs w:val="40"/>
+        </w:rPr>
+        <w:t xml:space="preserve">Gap: </w:t>
+      </w:r>
+      <w:hyperlink r:id="rId66" w:history="1">
+        <w:r>
+          <w:rPr>
+            <w:rStyle w:val="Hyperlink"/>
+            <w:sz w:val="40"/>
+            <w:szCs w:val="40"/>
+          </w:rPr>
+          <w:t>https://v3.tailwindcss.com/docs/gap</w:t>
+        </w:r>
+      </w:hyperlink>
+    </w:p>
+    <w:p>
+      <w:pPr>
+        <w:rPr>
+          <w:sz w:val="40"/>
+          <w:szCs w:val="40"/>
+        </w:rPr>
+      </w:pPr>
+      <w:r>
+        <w:rPr>
+          <w:sz w:val="40"/>
+          <w:szCs w:val="40"/>
+        </w:rPr>
+        <w:t xml:space="preserve">Flex Basis: </w:t>
+      </w:r>
+      <w:hyperlink r:id="rId67" w:history="1">
+        <w:r>
+          <w:rPr>
+            <w:rStyle w:val="Hyperlink"/>
+            <w:sz w:val="40"/>
+            <w:szCs w:val="40"/>
+          </w:rPr>
+          <w:t>https://v3.tailwindcss.com/docs/flex-basis</w:t>
+        </w:r>
+      </w:hyperlink>
+    </w:p>
+    <w:p>
+      <w:pPr>
+        <w:rPr>
+          <w:sz w:val="40"/>
+          <w:szCs w:val="40"/>
+        </w:rPr>
+      </w:pPr>
+      <w:r>
+        <w:rPr>
+          <w:sz w:val="40"/>
+          <w:szCs w:val="40"/>
+        </w:rPr>
+        <w:t xml:space="preserve">Flew Grow: </w:t>
+      </w:r>
+      <w:hyperlink r:id="rId68" w:history="1">
+        <w:r>
+          <w:rPr>
+            <w:rStyle w:val="Hyperlink"/>
+            <w:sz w:val="40"/>
+            <w:szCs w:val="40"/>
+          </w:rPr>
+          <w:t>https://v3.tailwindcss.com/docs/flex-grow</w:t>
+        </w:r>
+      </w:hyperlink>
+    </w:p>
+    <w:p>
+      <w:pPr>
+        <w:rPr>
+          <w:sz w:val="40"/>
+          <w:szCs w:val="40"/>
+        </w:rPr>
+      </w:pPr>
+      <w:r>
+        <w:rPr>
+          <w:noProof/>
+        </w:rPr>
+        <w:drawing>
+          <wp:inline distT="0" distB="0" distL="0" distR="0" wp14:anchorId="41B3A638" wp14:editId="7DAB1D95">
+            <wp:extent cx="4019550" cy="2199376"/>
+            <wp:effectExtent l="0" t="0" r="0" b="0"/>
+            <wp:docPr id="166962087" name="Picture 1"/>
+            <wp:cNvGraphicFramePr>
+              <a:graphicFrameLocks xmlns:a="http://schemas.openxmlformats.org/drawingml/2006/main" noChangeAspect="1"/>
+            </wp:cNvGraphicFramePr>
+            <a:graphic xmlns:a="http://schemas.openxmlformats.org/drawingml/2006/main">
+              <a:graphicData uri="http://schemas.openxmlformats.org/drawingml/2006/picture">
+                <pic:pic xmlns:pic="http://schemas.openxmlformats.org/drawingml/2006/picture">
+                  <pic:nvPicPr>
+                    <pic:cNvPr id="166962087" name=""/>
+                    <pic:cNvPicPr/>
+                  </pic:nvPicPr>
+                  <pic:blipFill>
+                    <a:blip r:embed="rId69"/>
+                    <a:stretch>
+                      <a:fillRect/>
+                    </a:stretch>
+                  </pic:blipFill>
+                  <pic:spPr>
+                    <a:xfrm>
+                      <a:off x="0" y="0"/>
+                      <a:ext cx="4032852" cy="2206654"/>
+                    </a:xfrm>
+                    <a:prstGeom prst="rect">
+                      <a:avLst/>
+                    </a:prstGeom>
+                  </pic:spPr>
+                </pic:pic>
+              </a:graphicData>
+            </a:graphic>
+          </wp:inline>
+        </w:drawing>
+      </w:r>
+    </w:p>
+    <w:p>
+      <w:pPr>
+        <w:rPr>
+          <w:sz w:val="40"/>
+          <w:szCs w:val="40"/>
+        </w:rPr>
+      </w:pPr>
+      <w:r>
+        <w:rPr>
+          <w:sz w:val="40"/>
+          <w:szCs w:val="40"/>
+        </w:rPr>
+        <w:t>+Style the Order Overview</w:t>
+      </w:r>
+    </w:p>
+    <w:p>
+      <w:pPr>
+        <w:rPr>
+          <w:sz w:val="40"/>
+          <w:szCs w:val="40"/>
+        </w:rPr>
+      </w:pPr>
+      <w:r>
+        <w:rPr>
+          <w:noProof/>
+        </w:rPr>
+        <w:lastRenderedPageBreak/>
+        <w:drawing>
+          <wp:inline distT="0" distB="0" distL="0" distR="0" wp14:anchorId="748BA670" wp14:editId="3DF16ED2">
+            <wp:extent cx="4495800" cy="2089394"/>
+            <wp:effectExtent l="0" t="0" r="0" b="6350"/>
+            <wp:docPr id="925437318" name="Picture 1"/>
+            <wp:cNvGraphicFramePr>
+              <a:graphicFrameLocks xmlns:a="http://schemas.openxmlformats.org/drawingml/2006/main" noChangeAspect="1"/>
+            </wp:cNvGraphicFramePr>
+            <a:graphic xmlns:a="http://schemas.openxmlformats.org/drawingml/2006/main">
+              <a:graphicData uri="http://schemas.openxmlformats.org/drawingml/2006/picture">
+                <pic:pic xmlns:pic="http://schemas.openxmlformats.org/drawingml/2006/picture">
+                  <pic:nvPicPr>
+                    <pic:cNvPr id="925437318" name=""/>
+                    <pic:cNvPicPr/>
+                  </pic:nvPicPr>
+                  <pic:blipFill>
+                    <a:blip r:embed="rId70"/>
+                    <a:stretch>
+                      <a:fillRect/>
+                    </a:stretch>
+                  </pic:blipFill>
+                  <pic:spPr>
+                    <a:xfrm>
+                      <a:off x="0" y="0"/>
+                      <a:ext cx="4513610" cy="2097671"/>
+                    </a:xfrm>
+                    <a:prstGeom prst="rect">
+                      <a:avLst/>
+                    </a:prstGeom>
+                  </pic:spPr>
+                </pic:pic>
+              </a:graphicData>
+            </a:graphic>
+          </wp:inline>
+        </w:drawing>
+      </w:r>
+    </w:p>
+    <w:p>
+      <w:pPr>
+        <w:rPr>
+          <w:sz w:val="40"/>
+          <w:szCs w:val="40"/>
+        </w:rPr>
+      </w:pPr>
+      <w:r>
+        <w:rPr>
+          <w:noProof/>
+        </w:rPr>
+        <w:drawing>
+          <wp:inline distT="0" distB="0" distL="0" distR="0" wp14:anchorId="18F8C9FC" wp14:editId="799942F1">
+            <wp:extent cx="3790950" cy="2524888"/>
+            <wp:effectExtent l="0" t="0" r="0" b="8890"/>
+            <wp:docPr id="2045627876" name="Picture 1"/>
+            <wp:cNvGraphicFramePr>
+              <a:graphicFrameLocks xmlns:a="http://schemas.openxmlformats.org/drawingml/2006/main" noChangeAspect="1"/>
+            </wp:cNvGraphicFramePr>
+            <a:graphic xmlns:a="http://schemas.openxmlformats.org/drawingml/2006/main">
+              <a:graphicData uri="http://schemas.openxmlformats.org/drawingml/2006/picture">
+                <pic:pic xmlns:pic="http://schemas.openxmlformats.org/drawingml/2006/picture">
+                  <pic:nvPicPr>
+                    <pic:cNvPr id="2045627876" name=""/>
+                    <pic:cNvPicPr/>
+                  </pic:nvPicPr>
+                  <pic:blipFill>
+                    <a:blip r:embed="rId71"/>
+                    <a:stretch>
+                      <a:fillRect/>
+                    </a:stretch>
+                  </pic:blipFill>
+                  <pic:spPr>
+                    <a:xfrm>
+                      <a:off x="0" y="0"/>
+                      <a:ext cx="3797040" cy="2528944"/>
+                    </a:xfrm>
+                    <a:prstGeom prst="rect">
+                      <a:avLst/>
+                    </a:prstGeom>
+                  </pic:spPr>
+                </pic:pic>
+              </a:graphicData>
+            </a:graphic>
+          </wp:inline>
+        </w:drawing>
+      </w:r>
     </w:p>
     <w:sectPr>
       <w:pgSz w:w="12240" w:h="15840"/>

--- a/3.React/UltimateReactCourse/Document/4.docx
+++ b/3.React/UltimateReactCourse/Document/4.docx
@@ -3287,6 +3287,1200 @@
           </wp:inline>
         </w:drawing>
       </w:r>
+    </w:p>
+    <w:p>
+      <w:pPr>
+        <w:rPr>
+          <w:sz w:val="40"/>
+          <w:szCs w:val="40"/>
+        </w:rPr>
+      </w:pPr>
+      <w:r>
+        <w:rPr>
+          <w:sz w:val="40"/>
+          <w:szCs w:val="40"/>
+        </w:rPr>
+        <w:t>-Add Redux and advanced React Router</w:t>
+      </w:r>
+    </w:p>
+    <w:p>
+      <w:pPr>
+        <w:rPr>
+          <w:sz w:val="40"/>
+          <w:szCs w:val="40"/>
+        </w:rPr>
+      </w:pPr>
+      <w:r>
+        <w:rPr>
+          <w:sz w:val="40"/>
+          <w:szCs w:val="40"/>
+        </w:rPr>
+        <w:t>+Model User state with Redux Toolkit</w:t>
+      </w:r>
+    </w:p>
+    <w:p>
+      <w:pPr>
+        <w:rPr>
+          <w:sz w:val="40"/>
+          <w:szCs w:val="40"/>
+        </w:rPr>
+      </w:pPr>
+      <w:proofErr w:type="spellStart"/>
+      <w:r>
+        <w:rPr>
+          <w:sz w:val="40"/>
+          <w:szCs w:val="40"/>
+        </w:rPr>
+        <w:t>userSlice</w:t>
+      </w:r>
+      <w:proofErr w:type="spellEnd"/>
+      <w:r>
+        <w:rPr>
+          <w:sz w:val="40"/>
+          <w:szCs w:val="40"/>
+        </w:rPr>
+        <w:t>:</w:t>
+      </w:r>
+    </w:p>
+    <w:p>
+      <w:pPr>
+        <w:rPr>
+          <w:sz w:val="40"/>
+          <w:szCs w:val="40"/>
+        </w:rPr>
+      </w:pPr>
+      <w:r>
+        <w:rPr>
+          <w:noProof/>
+        </w:rPr>
+        <w:lastRenderedPageBreak/>
+        <w:drawing>
+          <wp:inline distT="0" distB="0" distL="0" distR="0" wp14:anchorId="242E177C" wp14:editId="580D1630">
+            <wp:extent cx="2754736" cy="2371725"/>
+            <wp:effectExtent l="0" t="0" r="7620" b="0"/>
+            <wp:docPr id="1041235740" name="Picture 1"/>
+            <wp:cNvGraphicFramePr>
+              <a:graphicFrameLocks xmlns:a="http://schemas.openxmlformats.org/drawingml/2006/main" noChangeAspect="1"/>
+            </wp:cNvGraphicFramePr>
+            <a:graphic xmlns:a="http://schemas.openxmlformats.org/drawingml/2006/main">
+              <a:graphicData uri="http://schemas.openxmlformats.org/drawingml/2006/picture">
+                <pic:pic xmlns:pic="http://schemas.openxmlformats.org/drawingml/2006/picture">
+                  <pic:nvPicPr>
+                    <pic:cNvPr id="1041235740" name=""/>
+                    <pic:cNvPicPr/>
+                  </pic:nvPicPr>
+                  <pic:blipFill>
+                    <a:blip r:embed="rId72"/>
+                    <a:stretch>
+                      <a:fillRect/>
+                    </a:stretch>
+                  </pic:blipFill>
+                  <pic:spPr>
+                    <a:xfrm>
+                      <a:off x="0" y="0"/>
+                      <a:ext cx="2764374" cy="2380023"/>
+                    </a:xfrm>
+                    <a:prstGeom prst="rect">
+                      <a:avLst/>
+                    </a:prstGeom>
+                  </pic:spPr>
+                </pic:pic>
+              </a:graphicData>
+            </a:graphic>
+          </wp:inline>
+        </w:drawing>
+      </w:r>
+    </w:p>
+    <w:p>
+      <w:pPr>
+        <w:rPr>
+          <w:sz w:val="40"/>
+          <w:szCs w:val="40"/>
+        </w:rPr>
+      </w:pPr>
+      <w:r>
+        <w:rPr>
+          <w:sz w:val="40"/>
+          <w:szCs w:val="40"/>
+        </w:rPr>
+        <w:t>store.js</w:t>
+      </w:r>
+    </w:p>
+    <w:p>
+      <w:pPr>
+        <w:rPr>
+          <w:sz w:val="40"/>
+          <w:szCs w:val="40"/>
+        </w:rPr>
+      </w:pPr>
+      <w:r>
+        <w:rPr>
+          <w:noProof/>
+        </w:rPr>
+        <w:drawing>
+          <wp:inline distT="0" distB="0" distL="0" distR="0" wp14:anchorId="445AA2B7" wp14:editId="09F160DD">
+            <wp:extent cx="1885950" cy="1071929"/>
+            <wp:effectExtent l="0" t="0" r="0" b="0"/>
+            <wp:docPr id="1103533801" name="Picture 1"/>
+            <wp:cNvGraphicFramePr>
+              <a:graphicFrameLocks xmlns:a="http://schemas.openxmlformats.org/drawingml/2006/main" noChangeAspect="1"/>
+            </wp:cNvGraphicFramePr>
+            <a:graphic xmlns:a="http://schemas.openxmlformats.org/drawingml/2006/main">
+              <a:graphicData uri="http://schemas.openxmlformats.org/drawingml/2006/picture">
+                <pic:pic xmlns:pic="http://schemas.openxmlformats.org/drawingml/2006/picture">
+                  <pic:nvPicPr>
+                    <pic:cNvPr id="1103533801" name=""/>
+                    <pic:cNvPicPr/>
+                  </pic:nvPicPr>
+                  <pic:blipFill>
+                    <a:blip r:embed="rId73"/>
+                    <a:stretch>
+                      <a:fillRect/>
+                    </a:stretch>
+                  </pic:blipFill>
+                  <pic:spPr>
+                    <a:xfrm>
+                      <a:off x="0" y="0"/>
+                      <a:ext cx="1890264" cy="1074381"/>
+                    </a:xfrm>
+                    <a:prstGeom prst="rect">
+                      <a:avLst/>
+                    </a:prstGeom>
+                  </pic:spPr>
+                </pic:pic>
+              </a:graphicData>
+            </a:graphic>
+          </wp:inline>
+        </w:drawing>
+      </w:r>
+    </w:p>
+    <w:p>
+      <w:pPr>
+        <w:rPr>
+          <w:sz w:val="40"/>
+          <w:szCs w:val="40"/>
+        </w:rPr>
+      </w:pPr>
+      <w:proofErr w:type="spellStart"/>
+      <w:r>
+        <w:rPr>
+          <w:sz w:val="40"/>
+          <w:szCs w:val="40"/>
+        </w:rPr>
+        <w:t>main.jsx</w:t>
+      </w:r>
+      <w:proofErr w:type="spellEnd"/>
+    </w:p>
+    <w:p>
+      <w:pPr>
+        <w:rPr>
+          <w:sz w:val="40"/>
+          <w:szCs w:val="40"/>
+        </w:rPr>
+      </w:pPr>
+      <w:r>
+        <w:rPr>
+          <w:noProof/>
+        </w:rPr>
+        <w:drawing>
+          <wp:inline distT="0" distB="0" distL="0" distR="0" wp14:anchorId="711E790C" wp14:editId="69098516">
+            <wp:extent cx="1781175" cy="837152"/>
+            <wp:effectExtent l="0" t="0" r="0" b="1270"/>
+            <wp:docPr id="220306484" name="Picture 1"/>
+            <wp:cNvGraphicFramePr>
+              <a:graphicFrameLocks xmlns:a="http://schemas.openxmlformats.org/drawingml/2006/main" noChangeAspect="1"/>
+            </wp:cNvGraphicFramePr>
+            <a:graphic xmlns:a="http://schemas.openxmlformats.org/drawingml/2006/main">
+              <a:graphicData uri="http://schemas.openxmlformats.org/drawingml/2006/picture">
+                <pic:pic xmlns:pic="http://schemas.openxmlformats.org/drawingml/2006/picture">
+                  <pic:nvPicPr>
+                    <pic:cNvPr id="220306484" name=""/>
+                    <pic:cNvPicPr/>
+                  </pic:nvPicPr>
+                  <pic:blipFill>
+                    <a:blip r:embed="rId74"/>
+                    <a:stretch>
+                      <a:fillRect/>
+                    </a:stretch>
+                  </pic:blipFill>
+                  <pic:spPr>
+                    <a:xfrm>
+                      <a:off x="0" y="0"/>
+                      <a:ext cx="1782978" cy="837999"/>
+                    </a:xfrm>
+                    <a:prstGeom prst="rect">
+                      <a:avLst/>
+                    </a:prstGeom>
+                  </pic:spPr>
+                </pic:pic>
+              </a:graphicData>
+            </a:graphic>
+          </wp:inline>
+        </w:drawing>
+      </w:r>
+    </w:p>
+    <w:p>
+      <w:pPr>
+        <w:rPr>
+          <w:sz w:val="40"/>
+          <w:szCs w:val="40"/>
+        </w:rPr>
+      </w:pPr>
+      <w:r>
+        <w:rPr>
+          <w:sz w:val="40"/>
+          <w:szCs w:val="40"/>
+        </w:rPr>
+        <w:t xml:space="preserve">Used in </w:t>
+      </w:r>
+      <w:proofErr w:type="spellStart"/>
+      <w:r>
+        <w:rPr>
+          <w:sz w:val="40"/>
+          <w:szCs w:val="40"/>
+        </w:rPr>
+        <w:t>Username.jsx</w:t>
+      </w:r>
+      <w:proofErr w:type="spellEnd"/>
+      <w:r>
+        <w:rPr>
+          <w:sz w:val="40"/>
+          <w:szCs w:val="40"/>
+        </w:rPr>
+        <w:t>:</w:t>
+      </w:r>
+    </w:p>
+    <w:p>
+      <w:pPr>
+        <w:rPr>
+          <w:sz w:val="40"/>
+          <w:szCs w:val="40"/>
+        </w:rPr>
+      </w:pPr>
+      <w:r>
+        <w:rPr>
+          <w:noProof/>
+        </w:rPr>
+        <w:drawing>
+          <wp:inline distT="0" distB="0" distL="0" distR="0" wp14:anchorId="36498C12" wp14:editId="16515D86">
+            <wp:extent cx="4619625" cy="1378756"/>
+            <wp:effectExtent l="0" t="0" r="0" b="0"/>
+            <wp:docPr id="1117604763" name="Picture 1"/>
+            <wp:cNvGraphicFramePr>
+              <a:graphicFrameLocks xmlns:a="http://schemas.openxmlformats.org/drawingml/2006/main" noChangeAspect="1"/>
+            </wp:cNvGraphicFramePr>
+            <a:graphic xmlns:a="http://schemas.openxmlformats.org/drawingml/2006/main">
+              <a:graphicData uri="http://schemas.openxmlformats.org/drawingml/2006/picture">
+                <pic:pic xmlns:pic="http://schemas.openxmlformats.org/drawingml/2006/picture">
+                  <pic:nvPicPr>
+                    <pic:cNvPr id="1117604763" name=""/>
+                    <pic:cNvPicPr/>
+                  </pic:nvPicPr>
+                  <pic:blipFill>
+                    <a:blip r:embed="rId75"/>
+                    <a:stretch>
+                      <a:fillRect/>
+                    </a:stretch>
+                  </pic:blipFill>
+                  <pic:spPr>
+                    <a:xfrm>
+                      <a:off x="0" y="0"/>
+                      <a:ext cx="4632620" cy="1382634"/>
+                    </a:xfrm>
+                    <a:prstGeom prst="rect">
+                      <a:avLst/>
+                    </a:prstGeom>
+                  </pic:spPr>
+                </pic:pic>
+              </a:graphicData>
+            </a:graphic>
+          </wp:inline>
+        </w:drawing>
+      </w:r>
+    </w:p>
+    <w:p>
+      <w:pPr>
+        <w:rPr>
+          <w:sz w:val="40"/>
+          <w:szCs w:val="40"/>
+        </w:rPr>
+      </w:pPr>
+      <w:r>
+        <w:rPr>
+          <w:sz w:val="40"/>
+          <w:szCs w:val="40"/>
+        </w:rPr>
+        <w:t>+Read and update User State</w:t>
+      </w:r>
+    </w:p>
+    <w:p>
+      <w:pPr>
+        <w:rPr>
+          <w:sz w:val="40"/>
+          <w:szCs w:val="40"/>
+        </w:rPr>
+      </w:pPr>
+      <w:r>
+        <w:rPr>
+          <w:noProof/>
+        </w:rPr>
+        <w:lastRenderedPageBreak/>
+        <w:drawing>
+          <wp:inline distT="0" distB="0" distL="0" distR="0" wp14:anchorId="6AB72BB1" wp14:editId="5A7C74DE">
+            <wp:extent cx="3209925" cy="1600364"/>
+            <wp:effectExtent l="0" t="0" r="0" b="0"/>
+            <wp:docPr id="1195612248" name="Picture 1"/>
+            <wp:cNvGraphicFramePr>
+              <a:graphicFrameLocks xmlns:a="http://schemas.openxmlformats.org/drawingml/2006/main" noChangeAspect="1"/>
+            </wp:cNvGraphicFramePr>
+            <a:graphic xmlns:a="http://schemas.openxmlformats.org/drawingml/2006/main">
+              <a:graphicData uri="http://schemas.openxmlformats.org/drawingml/2006/picture">
+                <pic:pic xmlns:pic="http://schemas.openxmlformats.org/drawingml/2006/picture">
+                  <pic:nvPicPr>
+                    <pic:cNvPr id="1195612248" name=""/>
+                    <pic:cNvPicPr/>
+                  </pic:nvPicPr>
+                  <pic:blipFill>
+                    <a:blip r:embed="rId76"/>
+                    <a:stretch>
+                      <a:fillRect/>
+                    </a:stretch>
+                  </pic:blipFill>
+                  <pic:spPr>
+                    <a:xfrm>
+                      <a:off x="0" y="0"/>
+                      <a:ext cx="3220334" cy="1605554"/>
+                    </a:xfrm>
+                    <a:prstGeom prst="rect">
+                      <a:avLst/>
+                    </a:prstGeom>
+                  </pic:spPr>
+                </pic:pic>
+              </a:graphicData>
+            </a:graphic>
+          </wp:inline>
+        </w:drawing>
+      </w:r>
+    </w:p>
+    <w:p>
+      <w:pPr>
+        <w:rPr>
+          <w:sz w:val="40"/>
+          <w:szCs w:val="40"/>
+        </w:rPr>
+      </w:pPr>
+      <w:r>
+        <w:rPr>
+          <w:sz w:val="40"/>
+          <w:szCs w:val="40"/>
+        </w:rPr>
+        <w:t>+Model the Cart State</w:t>
+      </w:r>
+    </w:p>
+    <w:p>
+      <w:pPr>
+        <w:rPr>
+          <w:sz w:val="40"/>
+          <w:szCs w:val="40"/>
+        </w:rPr>
+      </w:pPr>
+      <w:proofErr w:type="spellStart"/>
+      <w:r>
+        <w:rPr>
+          <w:sz w:val="40"/>
+          <w:szCs w:val="40"/>
+        </w:rPr>
+        <w:t>cartSlide</w:t>
+      </w:r>
+      <w:proofErr w:type="spellEnd"/>
+      <w:r>
+        <w:rPr>
+          <w:sz w:val="40"/>
+          <w:szCs w:val="40"/>
+        </w:rPr>
+        <w:t>:</w:t>
+      </w:r>
+    </w:p>
+    <w:p>
+      <w:pPr>
+        <w:rPr>
+          <w:sz w:val="40"/>
+          <w:szCs w:val="40"/>
+        </w:rPr>
+      </w:pPr>
+      <w:r>
+        <w:rPr>
+          <w:noProof/>
+        </w:rPr>
+        <w:drawing>
+          <wp:inline distT="0" distB="0" distL="0" distR="0" wp14:anchorId="535AB075" wp14:editId="10DC63F0">
+            <wp:extent cx="1504950" cy="1429359"/>
+            <wp:effectExtent l="0" t="0" r="0" b="0"/>
+            <wp:docPr id="170527128" name="Picture 1"/>
+            <wp:cNvGraphicFramePr>
+              <a:graphicFrameLocks xmlns:a="http://schemas.openxmlformats.org/drawingml/2006/main" noChangeAspect="1"/>
+            </wp:cNvGraphicFramePr>
+            <a:graphic xmlns:a="http://schemas.openxmlformats.org/drawingml/2006/main">
+              <a:graphicData uri="http://schemas.openxmlformats.org/drawingml/2006/picture">
+                <pic:pic xmlns:pic="http://schemas.openxmlformats.org/drawingml/2006/picture">
+                  <pic:nvPicPr>
+                    <pic:cNvPr id="170527128" name=""/>
+                    <pic:cNvPicPr/>
+                  </pic:nvPicPr>
+                  <pic:blipFill>
+                    <a:blip r:embed="rId77"/>
+                    <a:stretch>
+                      <a:fillRect/>
+                    </a:stretch>
+                  </pic:blipFill>
+                  <pic:spPr>
+                    <a:xfrm>
+                      <a:off x="0" y="0"/>
+                      <a:ext cx="1509706" cy="1433876"/>
+                    </a:xfrm>
+                    <a:prstGeom prst="rect">
+                      <a:avLst/>
+                    </a:prstGeom>
+                  </pic:spPr>
+                </pic:pic>
+              </a:graphicData>
+            </a:graphic>
+          </wp:inline>
+        </w:drawing>
+      </w:r>
+    </w:p>
+    <w:p>
+      <w:pPr>
+        <w:rPr>
+          <w:sz w:val="40"/>
+          <w:szCs w:val="40"/>
+        </w:rPr>
+      </w:pPr>
+      <w:r>
+        <w:rPr>
+          <w:noProof/>
+        </w:rPr>
+        <w:drawing>
+          <wp:inline distT="0" distB="0" distL="0" distR="0" wp14:anchorId="4EA0715B" wp14:editId="3298C145">
+            <wp:extent cx="4076700" cy="3193080"/>
+            <wp:effectExtent l="0" t="0" r="0" b="7620"/>
+            <wp:docPr id="1542273950" name="Picture 1"/>
+            <wp:cNvGraphicFramePr>
+              <a:graphicFrameLocks xmlns:a="http://schemas.openxmlformats.org/drawingml/2006/main" noChangeAspect="1"/>
+            </wp:cNvGraphicFramePr>
+            <a:graphic xmlns:a="http://schemas.openxmlformats.org/drawingml/2006/main">
+              <a:graphicData uri="http://schemas.openxmlformats.org/drawingml/2006/picture">
+                <pic:pic xmlns:pic="http://schemas.openxmlformats.org/drawingml/2006/picture">
+                  <pic:nvPicPr>
+                    <pic:cNvPr id="1542273950" name=""/>
+                    <pic:cNvPicPr/>
+                  </pic:nvPicPr>
+                  <pic:blipFill>
+                    <a:blip r:embed="rId78"/>
+                    <a:stretch>
+                      <a:fillRect/>
+                    </a:stretch>
+                  </pic:blipFill>
+                  <pic:spPr>
+                    <a:xfrm>
+                      <a:off x="0" y="0"/>
+                      <a:ext cx="4078495" cy="3194486"/>
+                    </a:xfrm>
+                    <a:prstGeom prst="rect">
+                      <a:avLst/>
+                    </a:prstGeom>
+                  </pic:spPr>
+                </pic:pic>
+              </a:graphicData>
+            </a:graphic>
+          </wp:inline>
+        </w:drawing>
+      </w:r>
+    </w:p>
+    <w:p>
+      <w:pPr>
+        <w:rPr>
+          <w:sz w:val="40"/>
+          <w:szCs w:val="40"/>
+        </w:rPr>
+      </w:pPr>
+      <w:r>
+        <w:rPr>
+          <w:noProof/>
+        </w:rPr>
+        <w:lastRenderedPageBreak/>
+        <w:drawing>
+          <wp:inline distT="0" distB="0" distL="0" distR="0" wp14:anchorId="17C67F21" wp14:editId="16DB69E9">
+            <wp:extent cx="2015556" cy="1362075"/>
+            <wp:effectExtent l="0" t="0" r="3810" b="0"/>
+            <wp:docPr id="1863264551" name="Picture 1"/>
+            <wp:cNvGraphicFramePr>
+              <a:graphicFrameLocks xmlns:a="http://schemas.openxmlformats.org/drawingml/2006/main" noChangeAspect="1"/>
+            </wp:cNvGraphicFramePr>
+            <a:graphic xmlns:a="http://schemas.openxmlformats.org/drawingml/2006/main">
+              <a:graphicData uri="http://schemas.openxmlformats.org/drawingml/2006/picture">
+                <pic:pic xmlns:pic="http://schemas.openxmlformats.org/drawingml/2006/picture">
+                  <pic:nvPicPr>
+                    <pic:cNvPr id="1863264551" name=""/>
+                    <pic:cNvPicPr/>
+                  </pic:nvPicPr>
+                  <pic:blipFill>
+                    <a:blip r:embed="rId79"/>
+                    <a:stretch>
+                      <a:fillRect/>
+                    </a:stretch>
+                  </pic:blipFill>
+                  <pic:spPr>
+                    <a:xfrm>
+                      <a:off x="0" y="0"/>
+                      <a:ext cx="2016387" cy="1362637"/>
+                    </a:xfrm>
+                    <a:prstGeom prst="rect">
+                      <a:avLst/>
+                    </a:prstGeom>
+                  </pic:spPr>
+                </pic:pic>
+              </a:graphicData>
+            </a:graphic>
+          </wp:inline>
+        </w:drawing>
+      </w:r>
+    </w:p>
+    <w:p>
+      <w:pPr>
+        <w:rPr>
+          <w:sz w:val="40"/>
+          <w:szCs w:val="40"/>
+        </w:rPr>
+      </w:pPr>
+      <w:r>
+        <w:rPr>
+          <w:sz w:val="40"/>
+          <w:szCs w:val="40"/>
+        </w:rPr>
+        <w:t>store.js:</w:t>
+      </w:r>
+    </w:p>
+    <w:p>
+      <w:pPr>
+        <w:rPr>
+          <w:sz w:val="40"/>
+          <w:szCs w:val="40"/>
+        </w:rPr>
+      </w:pPr>
+      <w:r>
+        <w:rPr>
+          <w:noProof/>
+        </w:rPr>
+        <w:drawing>
+          <wp:inline distT="0" distB="0" distL="0" distR="0" wp14:anchorId="1C4C132F" wp14:editId="2D88B3F0">
+            <wp:extent cx="2228850" cy="1076325"/>
+            <wp:effectExtent l="0" t="0" r="0" b="9525"/>
+            <wp:docPr id="69182540" name="Picture 1"/>
+            <wp:cNvGraphicFramePr>
+              <a:graphicFrameLocks xmlns:a="http://schemas.openxmlformats.org/drawingml/2006/main" noChangeAspect="1"/>
+            </wp:cNvGraphicFramePr>
+            <a:graphic xmlns:a="http://schemas.openxmlformats.org/drawingml/2006/main">
+              <a:graphicData uri="http://schemas.openxmlformats.org/drawingml/2006/picture">
+                <pic:pic xmlns:pic="http://schemas.openxmlformats.org/drawingml/2006/picture">
+                  <pic:nvPicPr>
+                    <pic:cNvPr id="69182540" name=""/>
+                    <pic:cNvPicPr/>
+                  </pic:nvPicPr>
+                  <pic:blipFill>
+                    <a:blip r:embed="rId80"/>
+                    <a:stretch>
+                      <a:fillRect/>
+                    </a:stretch>
+                  </pic:blipFill>
+                  <pic:spPr>
+                    <a:xfrm>
+                      <a:off x="0" y="0"/>
+                      <a:ext cx="2228850" cy="1076325"/>
+                    </a:xfrm>
+                    <a:prstGeom prst="rect">
+                      <a:avLst/>
+                    </a:prstGeom>
+                  </pic:spPr>
+                </pic:pic>
+              </a:graphicData>
+            </a:graphic>
+          </wp:inline>
+        </w:drawing>
+      </w:r>
+    </w:p>
+    <w:p>
+      <w:pPr>
+        <w:rPr>
+          <w:sz w:val="40"/>
+          <w:szCs w:val="40"/>
+        </w:rPr>
+      </w:pPr>
+      <w:r>
+        <w:rPr>
+          <w:sz w:val="40"/>
+          <w:szCs w:val="40"/>
+        </w:rPr>
+        <w:t>+Add Menu Items to Cart:</w:t>
+      </w:r>
+    </w:p>
+    <w:p>
+      <w:pPr>
+        <w:rPr>
+          <w:sz w:val="40"/>
+          <w:szCs w:val="40"/>
+        </w:rPr>
+      </w:pPr>
+      <w:r>
+        <w:rPr>
+          <w:noProof/>
+        </w:rPr>
+        <w:drawing>
+          <wp:inline distT="0" distB="0" distL="0" distR="0" wp14:anchorId="5AA9103B" wp14:editId="2BEC7424">
+            <wp:extent cx="2059560" cy="1711842"/>
+            <wp:effectExtent l="0" t="0" r="0" b="3175"/>
+            <wp:docPr id="589027608" name="Picture 1"/>
+            <wp:cNvGraphicFramePr>
+              <a:graphicFrameLocks xmlns:a="http://schemas.openxmlformats.org/drawingml/2006/main" noChangeAspect="1"/>
+            </wp:cNvGraphicFramePr>
+            <a:graphic xmlns:a="http://schemas.openxmlformats.org/drawingml/2006/main">
+              <a:graphicData uri="http://schemas.openxmlformats.org/drawingml/2006/picture">
+                <pic:pic xmlns:pic="http://schemas.openxmlformats.org/drawingml/2006/picture">
+                  <pic:nvPicPr>
+                    <pic:cNvPr id="589027608" name=""/>
+                    <pic:cNvPicPr/>
+                  </pic:nvPicPr>
+                  <pic:blipFill>
+                    <a:blip r:embed="rId81"/>
+                    <a:stretch>
+                      <a:fillRect/>
+                    </a:stretch>
+                  </pic:blipFill>
+                  <pic:spPr>
+                    <a:xfrm>
+                      <a:off x="0" y="0"/>
+                      <a:ext cx="2065142" cy="1716481"/>
+                    </a:xfrm>
+                    <a:prstGeom prst="rect">
+                      <a:avLst/>
+                    </a:prstGeom>
+                  </pic:spPr>
+                </pic:pic>
+              </a:graphicData>
+            </a:graphic>
+          </wp:inline>
+        </w:drawing>
+      </w:r>
+    </w:p>
+    <w:p>
+      <w:pPr>
+        <w:rPr>
+          <w:sz w:val="40"/>
+          <w:szCs w:val="40"/>
+        </w:rPr>
+      </w:pPr>
+      <w:r>
+        <w:rPr>
+          <w:sz w:val="40"/>
+          <w:szCs w:val="40"/>
+        </w:rPr>
+        <w:t>+Build the Cart Overview with Redux Selector:</w:t>
+      </w:r>
+    </w:p>
+    <w:p>
+      <w:pPr>
+        <w:rPr>
+          <w:sz w:val="40"/>
+          <w:szCs w:val="40"/>
+        </w:rPr>
+      </w:pPr>
+      <w:r>
+        <w:rPr>
+          <w:sz w:val="40"/>
+          <w:szCs w:val="40"/>
+        </w:rPr>
+        <w:t>cartSlide.js</w:t>
+      </w:r>
+    </w:p>
+    <w:p>
+      <w:pPr>
+        <w:rPr>
+          <w:sz w:val="40"/>
+          <w:szCs w:val="40"/>
+        </w:rPr>
+      </w:pPr>
+      <w:r>
+        <w:rPr>
+          <w:noProof/>
+        </w:rPr>
+        <w:drawing>
+          <wp:inline distT="0" distB="0" distL="0" distR="0" wp14:anchorId="38A863DB" wp14:editId="5B5B898B">
+            <wp:extent cx="4114800" cy="767988"/>
+            <wp:effectExtent l="0" t="0" r="0" b="0"/>
+            <wp:docPr id="998546405" name="Picture 1"/>
+            <wp:cNvGraphicFramePr>
+              <a:graphicFrameLocks xmlns:a="http://schemas.openxmlformats.org/drawingml/2006/main" noChangeAspect="1"/>
+            </wp:cNvGraphicFramePr>
+            <a:graphic xmlns:a="http://schemas.openxmlformats.org/drawingml/2006/main">
+              <a:graphicData uri="http://schemas.openxmlformats.org/drawingml/2006/picture">
+                <pic:pic xmlns:pic="http://schemas.openxmlformats.org/drawingml/2006/picture">
+                  <pic:nvPicPr>
+                    <pic:cNvPr id="998546405" name=""/>
+                    <pic:cNvPicPr/>
+                  </pic:nvPicPr>
+                  <pic:blipFill>
+                    <a:blip r:embed="rId82"/>
+                    <a:stretch>
+                      <a:fillRect/>
+                    </a:stretch>
+                  </pic:blipFill>
+                  <pic:spPr>
+                    <a:xfrm>
+                      <a:off x="0" y="0"/>
+                      <a:ext cx="4140034" cy="772698"/>
+                    </a:xfrm>
+                    <a:prstGeom prst="rect">
+                      <a:avLst/>
+                    </a:prstGeom>
+                  </pic:spPr>
+                </pic:pic>
+              </a:graphicData>
+            </a:graphic>
+          </wp:inline>
+        </w:drawing>
+      </w:r>
+    </w:p>
+    <w:p>
+      <w:pPr>
+        <w:rPr>
+          <w:sz w:val="40"/>
+          <w:szCs w:val="40"/>
+        </w:rPr>
+      </w:pPr>
+      <w:proofErr w:type="spellStart"/>
+      <w:r>
+        <w:rPr>
+          <w:sz w:val="40"/>
+          <w:szCs w:val="40"/>
+        </w:rPr>
+        <w:t>CartOverview.jsx</w:t>
+      </w:r>
+      <w:proofErr w:type="spellEnd"/>
+      <w:r>
+        <w:rPr>
+          <w:sz w:val="40"/>
+          <w:szCs w:val="40"/>
+        </w:rPr>
+        <w:t>:</w:t>
+      </w:r>
+    </w:p>
+    <w:p>
+      <w:pPr>
+        <w:rPr>
+          <w:sz w:val="40"/>
+          <w:szCs w:val="40"/>
+        </w:rPr>
+      </w:pPr>
+      <w:r>
+        <w:rPr>
+          <w:noProof/>
+        </w:rPr>
+        <w:lastRenderedPageBreak/>
+        <w:drawing>
+          <wp:inline distT="0" distB="0" distL="0" distR="0" wp14:anchorId="2D280D97" wp14:editId="74F78B25">
+            <wp:extent cx="3296093" cy="1980864"/>
+            <wp:effectExtent l="0" t="0" r="0" b="635"/>
+            <wp:docPr id="1399631458" name="Picture 1"/>
+            <wp:cNvGraphicFramePr>
+              <a:graphicFrameLocks xmlns:a="http://schemas.openxmlformats.org/drawingml/2006/main" noChangeAspect="1"/>
+            </wp:cNvGraphicFramePr>
+            <a:graphic xmlns:a="http://schemas.openxmlformats.org/drawingml/2006/main">
+              <a:graphicData uri="http://schemas.openxmlformats.org/drawingml/2006/picture">
+                <pic:pic xmlns:pic="http://schemas.openxmlformats.org/drawingml/2006/picture">
+                  <pic:nvPicPr>
+                    <pic:cNvPr id="1399631458" name=""/>
+                    <pic:cNvPicPr/>
+                  </pic:nvPicPr>
+                  <pic:blipFill>
+                    <a:blip r:embed="rId83"/>
+                    <a:stretch>
+                      <a:fillRect/>
+                    </a:stretch>
+                  </pic:blipFill>
+                  <pic:spPr>
+                    <a:xfrm>
+                      <a:off x="0" y="0"/>
+                      <a:ext cx="3302439" cy="1984678"/>
+                    </a:xfrm>
+                    <a:prstGeom prst="rect">
+                      <a:avLst/>
+                    </a:prstGeom>
+                  </pic:spPr>
+                </pic:pic>
+              </a:graphicData>
+            </a:graphic>
+          </wp:inline>
+        </w:drawing>
+      </w:r>
+    </w:p>
+    <w:p>
+      <w:pPr>
+        <w:rPr>
+          <w:sz w:val="40"/>
+          <w:szCs w:val="40"/>
+        </w:rPr>
+      </w:pPr>
+      <w:r>
+        <w:rPr>
+          <w:sz w:val="40"/>
+          <w:szCs w:val="40"/>
+        </w:rPr>
+        <w:t>+Build the Cart Page</w:t>
+      </w:r>
+    </w:p>
+    <w:p>
+      <w:pPr>
+        <w:rPr>
+          <w:sz w:val="40"/>
+          <w:szCs w:val="40"/>
+        </w:rPr>
+      </w:pPr>
+      <w:r>
+        <w:rPr>
+          <w:noProof/>
+        </w:rPr>
+        <w:drawing>
+          <wp:inline distT="0" distB="0" distL="0" distR="0" wp14:anchorId="76FD3470" wp14:editId="6AD1B009">
+            <wp:extent cx="3695700" cy="200025"/>
+            <wp:effectExtent l="0" t="0" r="0" b="9525"/>
+            <wp:docPr id="547469358" name="Picture 1"/>
+            <wp:cNvGraphicFramePr>
+              <a:graphicFrameLocks xmlns:a="http://schemas.openxmlformats.org/drawingml/2006/main" noChangeAspect="1"/>
+            </wp:cNvGraphicFramePr>
+            <a:graphic xmlns:a="http://schemas.openxmlformats.org/drawingml/2006/main">
+              <a:graphicData uri="http://schemas.openxmlformats.org/drawingml/2006/picture">
+                <pic:pic xmlns:pic="http://schemas.openxmlformats.org/drawingml/2006/picture">
+                  <pic:nvPicPr>
+                    <pic:cNvPr id="547469358" name=""/>
+                    <pic:cNvPicPr/>
+                  </pic:nvPicPr>
+                  <pic:blipFill>
+                    <a:blip r:embed="rId84"/>
+                    <a:stretch>
+                      <a:fillRect/>
+                    </a:stretch>
+                  </pic:blipFill>
+                  <pic:spPr>
+                    <a:xfrm>
+                      <a:off x="0" y="0"/>
+                      <a:ext cx="3695700" cy="200025"/>
+                    </a:xfrm>
+                    <a:prstGeom prst="rect">
+                      <a:avLst/>
+                    </a:prstGeom>
+                  </pic:spPr>
+                </pic:pic>
+              </a:graphicData>
+            </a:graphic>
+          </wp:inline>
+        </w:drawing>
+      </w:r>
+    </w:p>
+    <w:p>
+      <w:pPr>
+        <w:rPr>
+          <w:sz w:val="40"/>
+          <w:szCs w:val="40"/>
+        </w:rPr>
+      </w:pPr>
+      <w:r>
+        <w:rPr>
+          <w:noProof/>
+        </w:rPr>
+        <w:drawing>
+          <wp:inline distT="0" distB="0" distL="0" distR="0" wp14:anchorId="79C3200F" wp14:editId="3F66628A">
+            <wp:extent cx="4029075" cy="916449"/>
+            <wp:effectExtent l="0" t="0" r="0" b="0"/>
+            <wp:docPr id="37840614" name="Picture 1"/>
+            <wp:cNvGraphicFramePr>
+              <a:graphicFrameLocks xmlns:a="http://schemas.openxmlformats.org/drawingml/2006/main" noChangeAspect="1"/>
+            </wp:cNvGraphicFramePr>
+            <a:graphic xmlns:a="http://schemas.openxmlformats.org/drawingml/2006/main">
+              <a:graphicData uri="http://schemas.openxmlformats.org/drawingml/2006/picture">
+                <pic:pic xmlns:pic="http://schemas.openxmlformats.org/drawingml/2006/picture">
+                  <pic:nvPicPr>
+                    <pic:cNvPr id="37840614" name=""/>
+                    <pic:cNvPicPr/>
+                  </pic:nvPicPr>
+                  <pic:blipFill>
+                    <a:blip r:embed="rId85"/>
+                    <a:stretch>
+                      <a:fillRect/>
+                    </a:stretch>
+                  </pic:blipFill>
+                  <pic:spPr>
+                    <a:xfrm>
+                      <a:off x="0" y="0"/>
+                      <a:ext cx="4040011" cy="918936"/>
+                    </a:xfrm>
+                    <a:prstGeom prst="rect">
+                      <a:avLst/>
+                    </a:prstGeom>
+                  </pic:spPr>
+                </pic:pic>
+              </a:graphicData>
+            </a:graphic>
+          </wp:inline>
+        </w:drawing>
+      </w:r>
+    </w:p>
+    <w:p>
+      <w:pPr>
+        <w:rPr>
+          <w:sz w:val="40"/>
+          <w:szCs w:val="40"/>
+        </w:rPr>
+      </w:pPr>
+      <w:r>
+        <w:rPr>
+          <w:noProof/>
+        </w:rPr>
+        <w:drawing>
+          <wp:inline distT="0" distB="0" distL="0" distR="0" wp14:anchorId="23CADE14" wp14:editId="65BF9239">
+            <wp:extent cx="4067175" cy="1490098"/>
+            <wp:effectExtent l="0" t="0" r="0" b="0"/>
+            <wp:docPr id="1827058616" name="Picture 1"/>
+            <wp:cNvGraphicFramePr>
+              <a:graphicFrameLocks xmlns:a="http://schemas.openxmlformats.org/drawingml/2006/main" noChangeAspect="1"/>
+            </wp:cNvGraphicFramePr>
+            <a:graphic xmlns:a="http://schemas.openxmlformats.org/drawingml/2006/main">
+              <a:graphicData uri="http://schemas.openxmlformats.org/drawingml/2006/picture">
+                <pic:pic xmlns:pic="http://schemas.openxmlformats.org/drawingml/2006/picture">
+                  <pic:nvPicPr>
+                    <pic:cNvPr id="1827058616" name=""/>
+                    <pic:cNvPicPr/>
+                  </pic:nvPicPr>
+                  <pic:blipFill>
+                    <a:blip r:embed="rId86"/>
+                    <a:stretch>
+                      <a:fillRect/>
+                    </a:stretch>
+                  </pic:blipFill>
+                  <pic:spPr>
+                    <a:xfrm>
+                      <a:off x="0" y="0"/>
+                      <a:ext cx="4090573" cy="1498670"/>
+                    </a:xfrm>
+                    <a:prstGeom prst="rect">
+                      <a:avLst/>
+                    </a:prstGeom>
+                  </pic:spPr>
+                </pic:pic>
+              </a:graphicData>
+            </a:graphic>
+          </wp:inline>
+        </w:drawing>
+      </w:r>
+    </w:p>
+    <w:p>
+      <w:pPr>
+        <w:rPr>
+          <w:sz w:val="40"/>
+          <w:szCs w:val="40"/>
+        </w:rPr>
+      </w:pPr>
+      <w:r>
+        <w:rPr>
+          <w:noProof/>
+        </w:rPr>
+        <w:drawing>
+          <wp:inline distT="0" distB="0" distL="0" distR="0" wp14:anchorId="2E042489" wp14:editId="3BBE5A10">
+            <wp:extent cx="4048125" cy="1258726"/>
+            <wp:effectExtent l="0" t="0" r="0" b="0"/>
+            <wp:docPr id="964019204" name="Picture 1"/>
+            <wp:cNvGraphicFramePr>
+              <a:graphicFrameLocks xmlns:a="http://schemas.openxmlformats.org/drawingml/2006/main" noChangeAspect="1"/>
+            </wp:cNvGraphicFramePr>
+            <a:graphic xmlns:a="http://schemas.openxmlformats.org/drawingml/2006/main">
+              <a:graphicData uri="http://schemas.openxmlformats.org/drawingml/2006/picture">
+                <pic:pic xmlns:pic="http://schemas.openxmlformats.org/drawingml/2006/picture">
+                  <pic:nvPicPr>
+                    <pic:cNvPr id="964019204" name=""/>
+                    <pic:cNvPicPr/>
+                  </pic:nvPicPr>
+                  <pic:blipFill>
+                    <a:blip r:embed="rId87"/>
+                    <a:stretch>
+                      <a:fillRect/>
+                    </a:stretch>
+                  </pic:blipFill>
+                  <pic:spPr>
+                    <a:xfrm>
+                      <a:off x="0" y="0"/>
+                      <a:ext cx="4061573" cy="1262908"/>
+                    </a:xfrm>
+                    <a:prstGeom prst="rect">
+                      <a:avLst/>
+                    </a:prstGeom>
+                  </pic:spPr>
+                </pic:pic>
+              </a:graphicData>
+            </a:graphic>
+          </wp:inline>
+        </w:drawing>
+      </w:r>
+    </w:p>
+    <w:p>
+      <w:pPr>
+        <w:rPr>
+          <w:sz w:val="40"/>
+          <w:szCs w:val="40"/>
+        </w:rPr>
+      </w:pPr>
+      <w:r>
+        <w:rPr>
+          <w:sz w:val="40"/>
+          <w:szCs w:val="40"/>
+        </w:rPr>
+        <w:t>+Delete Cart Items</w:t>
+      </w:r>
+    </w:p>
+    <w:p>
+      <w:pPr>
+        <w:rPr>
+          <w:sz w:val="40"/>
+          <w:szCs w:val="40"/>
+        </w:rPr>
+      </w:pPr>
+      <w:r>
+        <w:rPr>
+          <w:sz w:val="40"/>
+          <w:szCs w:val="40"/>
+        </w:rPr>
+        <w:t>cartSlice.js:</w:t>
+      </w:r>
+    </w:p>
+    <w:p>
+      <w:pPr>
+        <w:rPr>
+          <w:sz w:val="40"/>
+          <w:szCs w:val="40"/>
+        </w:rPr>
+      </w:pPr>
+      <w:r>
+        <w:rPr>
+          <w:noProof/>
+        </w:rPr>
+        <w:drawing>
+          <wp:inline distT="0" distB="0" distL="0" distR="0" wp14:anchorId="509773DF" wp14:editId="29437D03">
+            <wp:extent cx="4276725" cy="304907"/>
+            <wp:effectExtent l="0" t="0" r="0" b="0"/>
+            <wp:docPr id="1107305367" name="Picture 1"/>
+            <wp:cNvGraphicFramePr>
+              <a:graphicFrameLocks xmlns:a="http://schemas.openxmlformats.org/drawingml/2006/main" noChangeAspect="1"/>
+            </wp:cNvGraphicFramePr>
+            <a:graphic xmlns:a="http://schemas.openxmlformats.org/drawingml/2006/main">
+              <a:graphicData uri="http://schemas.openxmlformats.org/drawingml/2006/picture">
+                <pic:pic xmlns:pic="http://schemas.openxmlformats.org/drawingml/2006/picture">
+                  <pic:nvPicPr>
+                    <pic:cNvPr id="1107305367" name=""/>
+                    <pic:cNvPicPr/>
+                  </pic:nvPicPr>
+                  <pic:blipFill>
+                    <a:blip r:embed="rId88"/>
+                    <a:stretch>
+                      <a:fillRect/>
+                    </a:stretch>
+                  </pic:blipFill>
+                  <pic:spPr>
+                    <a:xfrm>
+                      <a:off x="0" y="0"/>
+                      <a:ext cx="4322874" cy="308197"/>
+                    </a:xfrm>
+                    <a:prstGeom prst="rect">
+                      <a:avLst/>
+                    </a:prstGeom>
+                  </pic:spPr>
+                </pic:pic>
+              </a:graphicData>
+            </a:graphic>
+          </wp:inline>
+        </w:drawing>
+      </w:r>
+    </w:p>
+    <w:p>
+      <w:pPr>
+        <w:rPr>
+          <w:sz w:val="40"/>
+          <w:szCs w:val="40"/>
+        </w:rPr>
+      </w:pPr>
+      <w:proofErr w:type="spellStart"/>
+      <w:r>
+        <w:rPr>
+          <w:sz w:val="40"/>
+          <w:szCs w:val="40"/>
+        </w:rPr>
+        <w:lastRenderedPageBreak/>
+        <w:t>DeleteItem.jsx</w:t>
+      </w:r>
+      <w:proofErr w:type="spellEnd"/>
+    </w:p>
+    <w:p>
+      <w:pPr>
+        <w:rPr>
+          <w:sz w:val="40"/>
+          <w:szCs w:val="40"/>
+        </w:rPr>
+      </w:pPr>
+      <w:r>
+        <w:rPr>
+          <w:noProof/>
+        </w:rPr>
+        <w:drawing>
+          <wp:inline distT="0" distB="0" distL="0" distR="0" wp14:anchorId="63745133" wp14:editId="1DB3B5B6">
+            <wp:extent cx="4324350" cy="1210818"/>
+            <wp:effectExtent l="0" t="0" r="0" b="8890"/>
+            <wp:docPr id="303040574" name="Picture 1"/>
+            <wp:cNvGraphicFramePr>
+              <a:graphicFrameLocks xmlns:a="http://schemas.openxmlformats.org/drawingml/2006/main" noChangeAspect="1"/>
+            </wp:cNvGraphicFramePr>
+            <a:graphic xmlns:a="http://schemas.openxmlformats.org/drawingml/2006/main">
+              <a:graphicData uri="http://schemas.openxmlformats.org/drawingml/2006/picture">
+                <pic:pic xmlns:pic="http://schemas.openxmlformats.org/drawingml/2006/picture">
+                  <pic:nvPicPr>
+                    <pic:cNvPr id="303040574" name=""/>
+                    <pic:cNvPicPr/>
+                  </pic:nvPicPr>
+                  <pic:blipFill>
+                    <a:blip r:embed="rId89"/>
+                    <a:stretch>
+                      <a:fillRect/>
+                    </a:stretch>
+                  </pic:blipFill>
+                  <pic:spPr>
+                    <a:xfrm>
+                      <a:off x="0" y="0"/>
+                      <a:ext cx="4339292" cy="1215002"/>
+                    </a:xfrm>
+                    <a:prstGeom prst="rect">
+                      <a:avLst/>
+                    </a:prstGeom>
+                  </pic:spPr>
+                </pic:pic>
+              </a:graphicData>
+            </a:graphic>
+          </wp:inline>
+        </w:drawing>
+      </w:r>
+    </w:p>
+    <w:p>
+      <w:pPr>
+        <w:rPr>
+          <w:sz w:val="40"/>
+          <w:szCs w:val="40"/>
+        </w:rPr>
+      </w:pPr>
     </w:p>
     <w:sectPr>
       <w:pgSz w:w="12240" w:h="15840"/>
@@ -3901,6 +5095,7 @@
   <w:style w:type="character" w:default="1" w:styleId="DefaultParagraphFont">
     <w:name w:val="Default Paragraph Font"/>
     <w:uiPriority w:val="1"/>
+    <w:semiHidden/>
     <w:unhideWhenUsed/>
   </w:style>
   <w:style w:type="table" w:default="1" w:styleId="TableNormal">

--- a/3.React/UltimateReactCourse/Document/4.docx
+++ b/3.React/UltimateReactCourse/Document/4.docx
@@ -2252,8 +2252,17 @@
           <w:sz w:val="40"/>
           <w:szCs w:val="40"/>
         </w:rPr>
-        <w:t>+Reuse Styles with @apply</w:t>
-      </w:r>
+        <w:t xml:space="preserve">+Reuse Styles </w:t>
+      </w:r>
+      <w:proofErr w:type="gramStart"/>
+      <w:r>
+        <w:rPr>
+          <w:sz w:val="40"/>
+          <w:szCs w:val="40"/>
+        </w:rPr>
+        <w:t>with @apply</w:t>
+      </w:r>
+      <w:proofErr w:type="gramEnd"/>
     </w:p>
     <w:p>
       <w:pPr>
@@ -4462,6 +4471,950 @@
                     <a:xfrm>
                       <a:off x="0" y="0"/>
                       <a:ext cx="4339292" cy="1215002"/>
+                    </a:xfrm>
+                    <a:prstGeom prst="rect">
+                      <a:avLst/>
+                    </a:prstGeom>
+                  </pic:spPr>
+                </pic:pic>
+              </a:graphicData>
+            </a:graphic>
+          </wp:inline>
+        </w:drawing>
+      </w:r>
+    </w:p>
+    <w:p>
+      <w:pPr>
+        <w:rPr>
+          <w:sz w:val="40"/>
+          <w:szCs w:val="40"/>
+        </w:rPr>
+      </w:pPr>
+      <w:r>
+        <w:rPr>
+          <w:sz w:val="40"/>
+          <w:szCs w:val="40"/>
+        </w:rPr>
+        <w:t>+Update Cart Quantities</w:t>
+      </w:r>
+    </w:p>
+    <w:p>
+      <w:pPr>
+        <w:rPr>
+          <w:sz w:val="40"/>
+          <w:szCs w:val="40"/>
+        </w:rPr>
+      </w:pPr>
+      <w:r>
+        <w:rPr>
+          <w:sz w:val="40"/>
+          <w:szCs w:val="40"/>
+        </w:rPr>
+        <w:t>cartSlice.js</w:t>
+      </w:r>
+    </w:p>
+    <w:p>
+      <w:pPr>
+        <w:rPr>
+          <w:sz w:val="40"/>
+          <w:szCs w:val="40"/>
+        </w:rPr>
+      </w:pPr>
+      <w:r>
+        <w:rPr>
+          <w:noProof/>
+        </w:rPr>
+        <w:drawing>
+          <wp:inline distT="0" distB="0" distL="0" distR="0" wp14:anchorId="079D751A" wp14:editId="76763686">
+            <wp:extent cx="5060887" cy="364427"/>
+            <wp:effectExtent l="0" t="0" r="0" b="0"/>
+            <wp:docPr id="1313432037" name="Picture 1"/>
+            <wp:cNvGraphicFramePr>
+              <a:graphicFrameLocks xmlns:a="http://schemas.openxmlformats.org/drawingml/2006/main" noChangeAspect="1"/>
+            </wp:cNvGraphicFramePr>
+            <a:graphic xmlns:a="http://schemas.openxmlformats.org/drawingml/2006/main">
+              <a:graphicData uri="http://schemas.openxmlformats.org/drawingml/2006/picture">
+                <pic:pic xmlns:pic="http://schemas.openxmlformats.org/drawingml/2006/picture">
+                  <pic:nvPicPr>
+                    <pic:cNvPr id="1313432037" name=""/>
+                    <pic:cNvPicPr/>
+                  </pic:nvPicPr>
+                  <pic:blipFill>
+                    <a:blip r:embed="rId90"/>
+                    <a:stretch>
+                      <a:fillRect/>
+                    </a:stretch>
+                  </pic:blipFill>
+                  <pic:spPr>
+                    <a:xfrm>
+                      <a:off x="0" y="0"/>
+                      <a:ext cx="5119222" cy="368628"/>
+                    </a:xfrm>
+                    <a:prstGeom prst="rect">
+                      <a:avLst/>
+                    </a:prstGeom>
+                  </pic:spPr>
+                </pic:pic>
+              </a:graphicData>
+            </a:graphic>
+          </wp:inline>
+        </w:drawing>
+      </w:r>
+    </w:p>
+    <w:p>
+      <w:pPr>
+        <w:rPr>
+          <w:sz w:val="40"/>
+          <w:szCs w:val="40"/>
+        </w:rPr>
+      </w:pPr>
+      <w:r>
+        <w:rPr>
+          <w:noProof/>
+        </w:rPr>
+        <w:drawing>
+          <wp:inline distT="0" distB="0" distL="0" distR="0" wp14:anchorId="729BF51F" wp14:editId="55852AAA">
+            <wp:extent cx="4078586" cy="936855"/>
+            <wp:effectExtent l="0" t="0" r="0" b="0"/>
+            <wp:docPr id="1348444568" name="Picture 1" descr="A screen shot of a computer code&#10;&#10;AI-generated content may be incorrect."/>
+            <wp:cNvGraphicFramePr>
+              <a:graphicFrameLocks xmlns:a="http://schemas.openxmlformats.org/drawingml/2006/main" noChangeAspect="1"/>
+            </wp:cNvGraphicFramePr>
+            <a:graphic xmlns:a="http://schemas.openxmlformats.org/drawingml/2006/main">
+              <a:graphicData uri="http://schemas.openxmlformats.org/drawingml/2006/picture">
+                <pic:pic xmlns:pic="http://schemas.openxmlformats.org/drawingml/2006/picture">
+                  <pic:nvPicPr>
+                    <pic:cNvPr id="1348444568" name="Picture 1" descr="A screen shot of a computer code&#10;&#10;AI-generated content may be incorrect."/>
+                    <pic:cNvPicPr/>
+                  </pic:nvPicPr>
+                  <pic:blipFill>
+                    <a:blip r:embed="rId91"/>
+                    <a:stretch>
+                      <a:fillRect/>
+                    </a:stretch>
+                  </pic:blipFill>
+                  <pic:spPr>
+                    <a:xfrm>
+                      <a:off x="0" y="0"/>
+                      <a:ext cx="4104308" cy="942763"/>
+                    </a:xfrm>
+                    <a:prstGeom prst="rect">
+                      <a:avLst/>
+                    </a:prstGeom>
+                  </pic:spPr>
+                </pic:pic>
+              </a:graphicData>
+            </a:graphic>
+          </wp:inline>
+        </w:drawing>
+      </w:r>
+    </w:p>
+    <w:p>
+      <w:pPr>
+        <w:rPr>
+          <w:sz w:val="40"/>
+          <w:szCs w:val="40"/>
+        </w:rPr>
+      </w:pPr>
+      <w:proofErr w:type="spellStart"/>
+      <w:r>
+        <w:rPr>
+          <w:sz w:val="40"/>
+          <w:szCs w:val="40"/>
+        </w:rPr>
+        <w:t>UpdateItemQuantity.jsx</w:t>
+      </w:r>
+      <w:proofErr w:type="spellEnd"/>
+    </w:p>
+    <w:p>
+      <w:pPr>
+        <w:rPr>
+          <w:sz w:val="40"/>
+          <w:szCs w:val="40"/>
+        </w:rPr>
+      </w:pPr>
+      <w:r>
+        <w:rPr>
+          <w:noProof/>
+        </w:rPr>
+        <w:drawing>
+          <wp:inline distT="0" distB="0" distL="0" distR="0" wp14:anchorId="440CE69E" wp14:editId="35C52D61">
+            <wp:extent cx="3232281" cy="2086824"/>
+            <wp:effectExtent l="0" t="0" r="6350" b="8890"/>
+            <wp:docPr id="1679766964" name="Picture 1" descr="A screen shot of a computer program&#10;&#10;AI-generated content may be incorrect."/>
+            <wp:cNvGraphicFramePr>
+              <a:graphicFrameLocks xmlns:a="http://schemas.openxmlformats.org/drawingml/2006/main" noChangeAspect="1"/>
+            </wp:cNvGraphicFramePr>
+            <a:graphic xmlns:a="http://schemas.openxmlformats.org/drawingml/2006/main">
+              <a:graphicData uri="http://schemas.openxmlformats.org/drawingml/2006/picture">
+                <pic:pic xmlns:pic="http://schemas.openxmlformats.org/drawingml/2006/picture">
+                  <pic:nvPicPr>
+                    <pic:cNvPr id="1679766964" name="Picture 1" descr="A screen shot of a computer program&#10;&#10;AI-generated content may be incorrect."/>
+                    <pic:cNvPicPr/>
+                  </pic:nvPicPr>
+                  <pic:blipFill>
+                    <a:blip r:embed="rId92"/>
+                    <a:stretch>
+                      <a:fillRect/>
+                    </a:stretch>
+                  </pic:blipFill>
+                  <pic:spPr>
+                    <a:xfrm>
+                      <a:off x="0" y="0"/>
+                      <a:ext cx="3246659" cy="2096107"/>
+                    </a:xfrm>
+                    <a:prstGeom prst="rect">
+                      <a:avLst/>
+                    </a:prstGeom>
+                  </pic:spPr>
+                </pic:pic>
+              </a:graphicData>
+            </a:graphic>
+          </wp:inline>
+        </w:drawing>
+      </w:r>
+    </w:p>
+    <w:p>
+      <w:pPr>
+        <w:rPr>
+          <w:sz w:val="40"/>
+          <w:szCs w:val="40"/>
+        </w:rPr>
+      </w:pPr>
+      <w:r>
+        <w:rPr>
+          <w:sz w:val="40"/>
+          <w:szCs w:val="40"/>
+        </w:rPr>
+        <w:t>+Use Cart for New Orders</w:t>
+      </w:r>
+    </w:p>
+    <w:p>
+      <w:pPr>
+        <w:rPr>
+          <w:sz w:val="40"/>
+          <w:szCs w:val="40"/>
+        </w:rPr>
+      </w:pPr>
+      <w:proofErr w:type="spellStart"/>
+      <w:r>
+        <w:rPr>
+          <w:sz w:val="40"/>
+          <w:szCs w:val="40"/>
+        </w:rPr>
+        <w:t>CreateOrder.jsx</w:t>
+      </w:r>
+      <w:proofErr w:type="spellEnd"/>
+    </w:p>
+    <w:p>
+      <w:pPr>
+        <w:rPr>
+          <w:sz w:val="40"/>
+          <w:szCs w:val="40"/>
+        </w:rPr>
+      </w:pPr>
+      <w:r>
+        <w:rPr>
+          <w:noProof/>
+        </w:rPr>
+        <w:lastRenderedPageBreak/>
+        <w:drawing>
+          <wp:inline distT="0" distB="0" distL="0" distR="0" wp14:anchorId="10A561DB" wp14:editId="6FC9D1D2">
+            <wp:extent cx="4246075" cy="1694030"/>
+            <wp:effectExtent l="0" t="0" r="2540" b="1905"/>
+            <wp:docPr id="353018443" name="Picture 1" descr="A screen shot of a computer code&#10;&#10;AI-generated content may be incorrect."/>
+            <wp:cNvGraphicFramePr>
+              <a:graphicFrameLocks xmlns:a="http://schemas.openxmlformats.org/drawingml/2006/main" noChangeAspect="1"/>
+            </wp:cNvGraphicFramePr>
+            <a:graphic xmlns:a="http://schemas.openxmlformats.org/drawingml/2006/main">
+              <a:graphicData uri="http://schemas.openxmlformats.org/drawingml/2006/picture">
+                <pic:pic xmlns:pic="http://schemas.openxmlformats.org/drawingml/2006/picture">
+                  <pic:nvPicPr>
+                    <pic:cNvPr id="353018443" name="Picture 1" descr="A screen shot of a computer code&#10;&#10;AI-generated content may be incorrect."/>
+                    <pic:cNvPicPr/>
+                  </pic:nvPicPr>
+                  <pic:blipFill>
+                    <a:blip r:embed="rId93"/>
+                    <a:stretch>
+                      <a:fillRect/>
+                    </a:stretch>
+                  </pic:blipFill>
+                  <pic:spPr>
+                    <a:xfrm>
+                      <a:off x="0" y="0"/>
+                      <a:ext cx="4255838" cy="1697925"/>
+                    </a:xfrm>
+                    <a:prstGeom prst="rect">
+                      <a:avLst/>
+                    </a:prstGeom>
+                  </pic:spPr>
+                </pic:pic>
+              </a:graphicData>
+            </a:graphic>
+          </wp:inline>
+        </w:drawing>
+      </w:r>
+    </w:p>
+    <w:p>
+      <w:pPr>
+        <w:rPr>
+          <w:sz w:val="40"/>
+          <w:szCs w:val="40"/>
+        </w:rPr>
+      </w:pPr>
+      <w:r>
+        <w:rPr>
+          <w:noProof/>
+        </w:rPr>
+        <w:drawing>
+          <wp:inline distT="0" distB="0" distL="0" distR="0" wp14:anchorId="6C0F43AB" wp14:editId="6D3462EE">
+            <wp:extent cx="2046083" cy="165261"/>
+            <wp:effectExtent l="0" t="0" r="0" b="6350"/>
+            <wp:docPr id="68127077" name="Picture 1"/>
+            <wp:cNvGraphicFramePr>
+              <a:graphicFrameLocks xmlns:a="http://schemas.openxmlformats.org/drawingml/2006/main" noChangeAspect="1"/>
+            </wp:cNvGraphicFramePr>
+            <a:graphic xmlns:a="http://schemas.openxmlformats.org/drawingml/2006/main">
+              <a:graphicData uri="http://schemas.openxmlformats.org/drawingml/2006/picture">
+                <pic:pic xmlns:pic="http://schemas.openxmlformats.org/drawingml/2006/picture">
+                  <pic:nvPicPr>
+                    <pic:cNvPr id="68127077" name=""/>
+                    <pic:cNvPicPr/>
+                  </pic:nvPicPr>
+                  <pic:blipFill>
+                    <a:blip r:embed="rId94"/>
+                    <a:stretch>
+                      <a:fillRect/>
+                    </a:stretch>
+                  </pic:blipFill>
+                  <pic:spPr>
+                    <a:xfrm>
+                      <a:off x="0" y="0"/>
+                      <a:ext cx="2091218" cy="168907"/>
+                    </a:xfrm>
+                    <a:prstGeom prst="rect">
+                      <a:avLst/>
+                    </a:prstGeom>
+                  </pic:spPr>
+                </pic:pic>
+              </a:graphicData>
+            </a:graphic>
+          </wp:inline>
+        </w:drawing>
+      </w:r>
+      <w:r>
+        <w:rPr>
+          <w:sz w:val="40"/>
+          <w:szCs w:val="40"/>
+        </w:rPr>
+        <w:t xml:space="preserve"> </w:t>
+      </w:r>
+      <w:proofErr w:type="gramStart"/>
+      <w:r>
+        <w:rPr>
+          <w:sz w:val="40"/>
+          <w:szCs w:val="40"/>
+        </w:rPr>
+        <w:t>action(</w:t>
+      </w:r>
+      <w:proofErr w:type="gramEnd"/>
+      <w:r>
+        <w:rPr>
+          <w:sz w:val="40"/>
+          <w:szCs w:val="40"/>
+        </w:rPr>
+        <w:t xml:space="preserve">) of React Router isn’t in React tree =&gt; use </w:t>
+      </w:r>
+      <w:proofErr w:type="spellStart"/>
+      <w:proofErr w:type="gramStart"/>
+      <w:r>
+        <w:rPr>
+          <w:sz w:val="40"/>
+          <w:szCs w:val="40"/>
+        </w:rPr>
+        <w:t>store.dispatch</w:t>
+      </w:r>
+      <w:proofErr w:type="spellEnd"/>
+      <w:proofErr w:type="gramEnd"/>
+      <w:r>
+        <w:rPr>
+          <w:sz w:val="40"/>
+          <w:szCs w:val="40"/>
+        </w:rPr>
+        <w:t>() directly.</w:t>
+      </w:r>
+    </w:p>
+    <w:p>
+      <w:pPr>
+        <w:rPr>
+          <w:sz w:val="40"/>
+          <w:szCs w:val="40"/>
+        </w:rPr>
+      </w:pPr>
+      <w:r>
+        <w:rPr>
+          <w:sz w:val="40"/>
+          <w:szCs w:val="40"/>
+        </w:rPr>
+        <w:t xml:space="preserve">+Redux </w:t>
+      </w:r>
+      <w:proofErr w:type="spellStart"/>
+      <w:r>
+        <w:rPr>
+          <w:sz w:val="40"/>
+          <w:szCs w:val="40"/>
+        </w:rPr>
+        <w:t>Thunk</w:t>
+      </w:r>
+      <w:proofErr w:type="spellEnd"/>
+      <w:r>
+        <w:rPr>
+          <w:sz w:val="40"/>
+          <w:szCs w:val="40"/>
+        </w:rPr>
+        <w:t xml:space="preserve"> with </w:t>
+      </w:r>
+      <w:proofErr w:type="spellStart"/>
+      <w:r>
+        <w:rPr>
+          <w:b/>
+          <w:bCs/>
+          <w:sz w:val="40"/>
+          <w:szCs w:val="40"/>
+        </w:rPr>
+        <w:t>createAsyncThunk</w:t>
+      </w:r>
+      <w:proofErr w:type="spellEnd"/>
+    </w:p>
+    <w:p>
+      <w:pPr>
+        <w:rPr>
+          <w:sz w:val="40"/>
+          <w:szCs w:val="40"/>
+        </w:rPr>
+      </w:pPr>
+      <w:r>
+        <w:rPr>
+          <w:sz w:val="40"/>
+          <w:szCs w:val="40"/>
+        </w:rPr>
+        <w:t>userSlice.js</w:t>
+      </w:r>
+    </w:p>
+    <w:p>
+      <w:pPr>
+        <w:rPr>
+          <w:sz w:val="40"/>
+          <w:szCs w:val="40"/>
+        </w:rPr>
+      </w:pPr>
+      <w:r>
+        <w:rPr>
+          <w:noProof/>
+        </w:rPr>
+        <w:drawing>
+          <wp:inline distT="0" distB="0" distL="0" distR="0" wp14:anchorId="3B816111" wp14:editId="1CDF4F20">
+            <wp:extent cx="3580646" cy="718607"/>
+            <wp:effectExtent l="0" t="0" r="1270" b="5715"/>
+            <wp:docPr id="1177599843" name="Picture 1" descr="A screen shot of a computer code&#10;&#10;AI-generated content may be incorrect."/>
+            <wp:cNvGraphicFramePr>
+              <a:graphicFrameLocks xmlns:a="http://schemas.openxmlformats.org/drawingml/2006/main" noChangeAspect="1"/>
+            </wp:cNvGraphicFramePr>
+            <a:graphic xmlns:a="http://schemas.openxmlformats.org/drawingml/2006/main">
+              <a:graphicData uri="http://schemas.openxmlformats.org/drawingml/2006/picture">
+                <pic:pic xmlns:pic="http://schemas.openxmlformats.org/drawingml/2006/picture">
+                  <pic:nvPicPr>
+                    <pic:cNvPr id="1177599843" name="Picture 1" descr="A screen shot of a computer code&#10;&#10;AI-generated content may be incorrect."/>
+                    <pic:cNvPicPr/>
+                  </pic:nvPicPr>
+                  <pic:blipFill>
+                    <a:blip r:embed="rId95"/>
+                    <a:stretch>
+                      <a:fillRect/>
+                    </a:stretch>
+                  </pic:blipFill>
+                  <pic:spPr>
+                    <a:xfrm>
+                      <a:off x="0" y="0"/>
+                      <a:ext cx="3602700" cy="723033"/>
+                    </a:xfrm>
+                    <a:prstGeom prst="rect">
+                      <a:avLst/>
+                    </a:prstGeom>
+                  </pic:spPr>
+                </pic:pic>
+              </a:graphicData>
+            </a:graphic>
+          </wp:inline>
+        </w:drawing>
+      </w:r>
+    </w:p>
+    <w:p>
+      <w:pPr>
+        <w:rPr>
+          <w:sz w:val="40"/>
+          <w:szCs w:val="40"/>
+        </w:rPr>
+      </w:pPr>
+      <w:r>
+        <w:rPr>
+          <w:noProof/>
+        </w:rPr>
+        <w:drawing>
+          <wp:inline distT="0" distB="0" distL="0" distR="0" wp14:anchorId="2441071D" wp14:editId="1B8D3778">
+            <wp:extent cx="4169121" cy="2309497"/>
+            <wp:effectExtent l="0" t="0" r="3175" b="0"/>
+            <wp:docPr id="1216615069" name="Picture 1" descr="A screen shot of a computer program&#10;&#10;AI-generated content may be incorrect."/>
+            <wp:cNvGraphicFramePr>
+              <a:graphicFrameLocks xmlns:a="http://schemas.openxmlformats.org/drawingml/2006/main" noChangeAspect="1"/>
+            </wp:cNvGraphicFramePr>
+            <a:graphic xmlns:a="http://schemas.openxmlformats.org/drawingml/2006/main">
+              <a:graphicData uri="http://schemas.openxmlformats.org/drawingml/2006/picture">
+                <pic:pic xmlns:pic="http://schemas.openxmlformats.org/drawingml/2006/picture">
+                  <pic:nvPicPr>
+                    <pic:cNvPr id="1216615069" name="Picture 1" descr="A screen shot of a computer program&#10;&#10;AI-generated content may be incorrect."/>
+                    <pic:cNvPicPr/>
+                  </pic:nvPicPr>
+                  <pic:blipFill>
+                    <a:blip r:embed="rId96"/>
+                    <a:stretch>
+                      <a:fillRect/>
+                    </a:stretch>
+                  </pic:blipFill>
+                  <pic:spPr>
+                    <a:xfrm>
+                      <a:off x="0" y="0"/>
+                      <a:ext cx="4176918" cy="2313816"/>
+                    </a:xfrm>
+                    <a:prstGeom prst="rect">
+                      <a:avLst/>
+                    </a:prstGeom>
+                  </pic:spPr>
+                </pic:pic>
+              </a:graphicData>
+            </a:graphic>
+          </wp:inline>
+        </w:drawing>
+      </w:r>
+    </w:p>
+    <w:p>
+      <w:pPr>
+        <w:rPr>
+          <w:sz w:val="40"/>
+          <w:szCs w:val="40"/>
+        </w:rPr>
+      </w:pPr>
+      <w:r>
+        <w:rPr>
+          <w:noProof/>
+        </w:rPr>
+        <w:drawing>
+          <wp:inline distT="0" distB="0" distL="0" distR="0" wp14:anchorId="1C5EC3FB" wp14:editId="6A9BCCDB">
+            <wp:extent cx="1434974" cy="1053701"/>
+            <wp:effectExtent l="0" t="0" r="0" b="0"/>
+            <wp:docPr id="1554730356" name="Picture 1" descr="A computer screen with white text&#10;&#10;AI-generated content may be incorrect."/>
+            <wp:cNvGraphicFramePr>
+              <a:graphicFrameLocks xmlns:a="http://schemas.openxmlformats.org/drawingml/2006/main" noChangeAspect="1"/>
+            </wp:cNvGraphicFramePr>
+            <a:graphic xmlns:a="http://schemas.openxmlformats.org/drawingml/2006/main">
+              <a:graphicData uri="http://schemas.openxmlformats.org/drawingml/2006/picture">
+                <pic:pic xmlns:pic="http://schemas.openxmlformats.org/drawingml/2006/picture">
+                  <pic:nvPicPr>
+                    <pic:cNvPr id="1554730356" name="Picture 1" descr="A computer screen with white text&#10;&#10;AI-generated content may be incorrect."/>
+                    <pic:cNvPicPr/>
+                  </pic:nvPicPr>
+                  <pic:blipFill>
+                    <a:blip r:embed="rId97"/>
+                    <a:stretch>
+                      <a:fillRect/>
+                    </a:stretch>
+                  </pic:blipFill>
+                  <pic:spPr>
+                    <a:xfrm>
+                      <a:off x="0" y="0"/>
+                      <a:ext cx="1437759" cy="1055746"/>
+                    </a:xfrm>
+                    <a:prstGeom prst="rect">
+                      <a:avLst/>
+                    </a:prstGeom>
+                  </pic:spPr>
+                </pic:pic>
+              </a:graphicData>
+            </a:graphic>
+          </wp:inline>
+        </w:drawing>
+      </w:r>
+    </w:p>
+    <w:p>
+      <w:pPr>
+        <w:rPr>
+          <w:sz w:val="40"/>
+          <w:szCs w:val="40"/>
+        </w:rPr>
+      </w:pPr>
+      <w:r>
+        <w:rPr>
+          <w:noProof/>
+        </w:rPr>
+        <w:lastRenderedPageBreak/>
+        <w:drawing>
+          <wp:inline distT="0" distB="0" distL="0" distR="0" wp14:anchorId="6F8FD27F" wp14:editId="5A2E6BD7">
+            <wp:extent cx="2713872" cy="2575711"/>
+            <wp:effectExtent l="0" t="0" r="0" b="0"/>
+            <wp:docPr id="706628342" name="Picture 1"/>
+            <wp:cNvGraphicFramePr>
+              <a:graphicFrameLocks xmlns:a="http://schemas.openxmlformats.org/drawingml/2006/main" noChangeAspect="1"/>
+            </wp:cNvGraphicFramePr>
+            <a:graphic xmlns:a="http://schemas.openxmlformats.org/drawingml/2006/main">
+              <a:graphicData uri="http://schemas.openxmlformats.org/drawingml/2006/picture">
+                <pic:pic xmlns:pic="http://schemas.openxmlformats.org/drawingml/2006/picture">
+                  <pic:nvPicPr>
+                    <pic:cNvPr id="706628342" name=""/>
+                    <pic:cNvPicPr/>
+                  </pic:nvPicPr>
+                  <pic:blipFill>
+                    <a:blip r:embed="rId98"/>
+                    <a:stretch>
+                      <a:fillRect/>
+                    </a:stretch>
+                  </pic:blipFill>
+                  <pic:spPr>
+                    <a:xfrm>
+                      <a:off x="0" y="0"/>
+                      <a:ext cx="2721111" cy="2582582"/>
+                    </a:xfrm>
+                    <a:prstGeom prst="rect">
+                      <a:avLst/>
+                    </a:prstGeom>
+                  </pic:spPr>
+                </pic:pic>
+              </a:graphicData>
+            </a:graphic>
+          </wp:inline>
+        </w:drawing>
+      </w:r>
+    </w:p>
+    <w:p>
+      <w:pPr>
+        <w:rPr>
+          <w:sz w:val="40"/>
+          <w:szCs w:val="40"/>
+        </w:rPr>
+      </w:pPr>
+      <w:proofErr w:type="spellStart"/>
+      <w:r>
+        <w:rPr>
+          <w:sz w:val="40"/>
+          <w:szCs w:val="40"/>
+        </w:rPr>
+        <w:t>CreateOrder.jsx</w:t>
+      </w:r>
+      <w:proofErr w:type="spellEnd"/>
+    </w:p>
+    <w:p>
+      <w:pPr>
+        <w:rPr>
+          <w:sz w:val="40"/>
+          <w:szCs w:val="40"/>
+        </w:rPr>
+      </w:pPr>
+      <w:r>
+        <w:rPr>
+          <w:noProof/>
+        </w:rPr>
+        <w:drawing>
+          <wp:inline distT="0" distB="0" distL="0" distR="0" wp14:anchorId="1A89DF00" wp14:editId="616D125B">
+            <wp:extent cx="5391339" cy="198719"/>
+            <wp:effectExtent l="0" t="0" r="0" b="0"/>
+            <wp:docPr id="1034468261" name="Picture 1"/>
+            <wp:cNvGraphicFramePr>
+              <a:graphicFrameLocks xmlns:a="http://schemas.openxmlformats.org/drawingml/2006/main" noChangeAspect="1"/>
+            </wp:cNvGraphicFramePr>
+            <a:graphic xmlns:a="http://schemas.openxmlformats.org/drawingml/2006/main">
+              <a:graphicData uri="http://schemas.openxmlformats.org/drawingml/2006/picture">
+                <pic:pic xmlns:pic="http://schemas.openxmlformats.org/drawingml/2006/picture">
+                  <pic:nvPicPr>
+                    <pic:cNvPr id="1034468261" name=""/>
+                    <pic:cNvPicPr/>
+                  </pic:nvPicPr>
+                  <pic:blipFill>
+                    <a:blip r:embed="rId99"/>
+                    <a:stretch>
+                      <a:fillRect/>
+                    </a:stretch>
+                  </pic:blipFill>
+                  <pic:spPr>
+                    <a:xfrm>
+                      <a:off x="0" y="0"/>
+                      <a:ext cx="5451397" cy="200933"/>
+                    </a:xfrm>
+                    <a:prstGeom prst="rect">
+                      <a:avLst/>
+                    </a:prstGeom>
+                  </pic:spPr>
+                </pic:pic>
+              </a:graphicData>
+            </a:graphic>
+          </wp:inline>
+        </w:drawing>
+      </w:r>
+    </w:p>
+    <w:p>
+      <w:pPr>
+        <w:rPr>
+          <w:sz w:val="40"/>
+          <w:szCs w:val="40"/>
+        </w:rPr>
+      </w:pPr>
+      <w:r>
+        <w:rPr>
+          <w:sz w:val="40"/>
+          <w:szCs w:val="40"/>
+        </w:rPr>
+        <w:t xml:space="preserve">+Fetch Data without Navigation: </w:t>
+      </w:r>
+      <w:proofErr w:type="spellStart"/>
+      <w:r>
+        <w:rPr>
+          <w:b/>
+          <w:bCs/>
+          <w:sz w:val="40"/>
+          <w:szCs w:val="40"/>
+        </w:rPr>
+        <w:t>useFetcher</w:t>
+      </w:r>
+      <w:proofErr w:type="spellEnd"/>
+    </w:p>
+    <w:p>
+      <w:pPr>
+        <w:rPr>
+          <w:sz w:val="40"/>
+          <w:szCs w:val="40"/>
+        </w:rPr>
+      </w:pPr>
+      <w:r>
+        <w:rPr>
+          <w:noProof/>
+        </w:rPr>
+        <w:drawing>
+          <wp:inline distT="0" distB="0" distL="0" distR="0" wp14:anchorId="2373BCAE" wp14:editId="77F62FE1">
+            <wp:extent cx="4250602" cy="1139852"/>
+            <wp:effectExtent l="0" t="0" r="0" b="3175"/>
+            <wp:docPr id="437931048" name="Picture 1" descr="A computer screen with text and numbers&#10;&#10;AI-generated content may be incorrect."/>
+            <wp:cNvGraphicFramePr>
+              <a:graphicFrameLocks xmlns:a="http://schemas.openxmlformats.org/drawingml/2006/main" noChangeAspect="1"/>
+            </wp:cNvGraphicFramePr>
+            <a:graphic xmlns:a="http://schemas.openxmlformats.org/drawingml/2006/main">
+              <a:graphicData uri="http://schemas.openxmlformats.org/drawingml/2006/picture">
+                <pic:pic xmlns:pic="http://schemas.openxmlformats.org/drawingml/2006/picture">
+                  <pic:nvPicPr>
+                    <pic:cNvPr id="437931048" name="Picture 1" descr="A computer screen with text and numbers&#10;&#10;AI-generated content may be incorrect."/>
+                    <pic:cNvPicPr/>
+                  </pic:nvPicPr>
+                  <pic:blipFill>
+                    <a:blip r:embed="rId100"/>
+                    <a:stretch>
+                      <a:fillRect/>
+                    </a:stretch>
+                  </pic:blipFill>
+                  <pic:spPr>
+                    <a:xfrm>
+                      <a:off x="0" y="0"/>
+                      <a:ext cx="4272285" cy="1145667"/>
+                    </a:xfrm>
+                    <a:prstGeom prst="rect">
+                      <a:avLst/>
+                    </a:prstGeom>
+                  </pic:spPr>
+                </pic:pic>
+              </a:graphicData>
+            </a:graphic>
+          </wp:inline>
+        </w:drawing>
+      </w:r>
+    </w:p>
+    <w:p>
+      <w:pPr>
+        <w:rPr>
+          <w:sz w:val="40"/>
+          <w:szCs w:val="40"/>
+        </w:rPr>
+      </w:pPr>
+      <w:r>
+        <w:rPr>
+          <w:noProof/>
+        </w:rPr>
+        <w:drawing>
+          <wp:inline distT="0" distB="0" distL="0" distR="0" wp14:anchorId="6611F3EE" wp14:editId="3CC488DF">
+            <wp:extent cx="4160067" cy="1784473"/>
+            <wp:effectExtent l="0" t="0" r="0" b="6350"/>
+            <wp:docPr id="663572710" name="Picture 1" descr="A computer screen with text&#10;&#10;AI-generated content may be incorrect."/>
+            <wp:cNvGraphicFramePr>
+              <a:graphicFrameLocks xmlns:a="http://schemas.openxmlformats.org/drawingml/2006/main" noChangeAspect="1"/>
+            </wp:cNvGraphicFramePr>
+            <a:graphic xmlns:a="http://schemas.openxmlformats.org/drawingml/2006/main">
+              <a:graphicData uri="http://schemas.openxmlformats.org/drawingml/2006/picture">
+                <pic:pic xmlns:pic="http://schemas.openxmlformats.org/drawingml/2006/picture">
+                  <pic:nvPicPr>
+                    <pic:cNvPr id="663572710" name="Picture 1" descr="A computer screen with text&#10;&#10;AI-generated content may be incorrect."/>
+                    <pic:cNvPicPr/>
+                  </pic:nvPicPr>
+                  <pic:blipFill>
+                    <a:blip r:embed="rId101"/>
+                    <a:stretch>
+                      <a:fillRect/>
+                    </a:stretch>
+                  </pic:blipFill>
+                  <pic:spPr>
+                    <a:xfrm>
+                      <a:off x="0" y="0"/>
+                      <a:ext cx="4186198" cy="1795682"/>
+                    </a:xfrm>
+                    <a:prstGeom prst="rect">
+                      <a:avLst/>
+                    </a:prstGeom>
+                  </pic:spPr>
+                </pic:pic>
+              </a:graphicData>
+            </a:graphic>
+          </wp:inline>
+        </w:drawing>
+      </w:r>
+    </w:p>
+    <w:p>
+      <w:pPr>
+        <w:rPr>
+          <w:sz w:val="40"/>
+          <w:szCs w:val="40"/>
+        </w:rPr>
+      </w:pPr>
+      <w:r>
+        <w:rPr>
+          <w:sz w:val="40"/>
+          <w:szCs w:val="40"/>
+        </w:rPr>
+        <w:t>+Update data without Navigation</w:t>
+      </w:r>
+    </w:p>
+    <w:p>
+      <w:pPr>
+        <w:rPr>
+          <w:sz w:val="40"/>
+          <w:szCs w:val="40"/>
+        </w:rPr>
+      </w:pPr>
+      <w:proofErr w:type="spellStart"/>
+      <w:r>
+        <w:rPr>
+          <w:sz w:val="40"/>
+          <w:szCs w:val="40"/>
+        </w:rPr>
+        <w:t>UpdateOrder.jsx</w:t>
+      </w:r>
+      <w:proofErr w:type="spellEnd"/>
+    </w:p>
+    <w:p>
+      <w:pPr>
+        <w:rPr>
+          <w:sz w:val="40"/>
+          <w:szCs w:val="40"/>
+        </w:rPr>
+      </w:pPr>
+      <w:r>
+        <w:rPr>
+          <w:noProof/>
+        </w:rPr>
+        <w:lastRenderedPageBreak/>
+        <w:drawing>
+          <wp:inline distT="0" distB="0" distL="0" distR="0" wp14:anchorId="579B6627" wp14:editId="034373DE">
+            <wp:extent cx="2815628" cy="1996437"/>
+            <wp:effectExtent l="0" t="0" r="3810" b="4445"/>
+            <wp:docPr id="1444676391" name="Picture 1" descr="A computer screen with text&#10;&#10;AI-generated content may be incorrect."/>
+            <wp:cNvGraphicFramePr>
+              <a:graphicFrameLocks xmlns:a="http://schemas.openxmlformats.org/drawingml/2006/main" noChangeAspect="1"/>
+            </wp:cNvGraphicFramePr>
+            <a:graphic xmlns:a="http://schemas.openxmlformats.org/drawingml/2006/main">
+              <a:graphicData uri="http://schemas.openxmlformats.org/drawingml/2006/picture">
+                <pic:pic xmlns:pic="http://schemas.openxmlformats.org/drawingml/2006/picture">
+                  <pic:nvPicPr>
+                    <pic:cNvPr id="1444676391" name="Picture 1" descr="A computer screen with text&#10;&#10;AI-generated content may be incorrect."/>
+                    <pic:cNvPicPr/>
+                  </pic:nvPicPr>
+                  <pic:blipFill>
+                    <a:blip r:embed="rId102"/>
+                    <a:stretch>
+                      <a:fillRect/>
+                    </a:stretch>
+                  </pic:blipFill>
+                  <pic:spPr>
+                    <a:xfrm>
+                      <a:off x="0" y="0"/>
+                      <a:ext cx="2823688" cy="2002152"/>
+                    </a:xfrm>
+                    <a:prstGeom prst="rect">
+                      <a:avLst/>
+                    </a:prstGeom>
+                  </pic:spPr>
+                </pic:pic>
+              </a:graphicData>
+            </a:graphic>
+          </wp:inline>
+        </w:drawing>
+      </w:r>
+    </w:p>
+    <w:p>
+      <w:pPr>
+        <w:rPr>
+          <w:sz w:val="40"/>
+          <w:szCs w:val="40"/>
+        </w:rPr>
+      </w:pPr>
+      <w:proofErr w:type="spellStart"/>
+      <w:r>
+        <w:rPr>
+          <w:sz w:val="40"/>
+          <w:szCs w:val="40"/>
+        </w:rPr>
+        <w:t>App.jsx</w:t>
+      </w:r>
+      <w:proofErr w:type="spellEnd"/>
+    </w:p>
+    <w:p>
+      <w:pPr>
+        <w:rPr>
+          <w:sz w:val="40"/>
+          <w:szCs w:val="40"/>
+        </w:rPr>
+      </w:pPr>
+      <w:r>
+        <w:rPr>
+          <w:noProof/>
+        </w:rPr>
+        <w:drawing>
+          <wp:inline distT="0" distB="0" distL="0" distR="0" wp14:anchorId="2C609188" wp14:editId="7BE6E487">
+            <wp:extent cx="1643204" cy="1014165"/>
+            <wp:effectExtent l="0" t="0" r="0" b="0"/>
+            <wp:docPr id="443819240" name="Picture 1" descr="A screen shot of a computer code&#10;&#10;AI-generated content may be incorrect."/>
+            <wp:cNvGraphicFramePr>
+              <a:graphicFrameLocks xmlns:a="http://schemas.openxmlformats.org/drawingml/2006/main" noChangeAspect="1"/>
+            </wp:cNvGraphicFramePr>
+            <a:graphic xmlns:a="http://schemas.openxmlformats.org/drawingml/2006/main">
+              <a:graphicData uri="http://schemas.openxmlformats.org/drawingml/2006/picture">
+                <pic:pic xmlns:pic="http://schemas.openxmlformats.org/drawingml/2006/picture">
+                  <pic:nvPicPr>
+                    <pic:cNvPr id="443819240" name="Picture 1" descr="A screen shot of a computer code&#10;&#10;AI-generated content may be incorrect."/>
+                    <pic:cNvPicPr/>
+                  </pic:nvPicPr>
+                  <pic:blipFill>
+                    <a:blip r:embed="rId103"/>
+                    <a:stretch>
+                      <a:fillRect/>
+                    </a:stretch>
+                  </pic:blipFill>
+                  <pic:spPr>
+                    <a:xfrm>
+                      <a:off x="0" y="0"/>
+                      <a:ext cx="1659040" cy="1023939"/>
                     </a:xfrm>
                     <a:prstGeom prst="rect">
                       <a:avLst/>

--- a/3.React/UltimateReactCourse/Document/4.docx
+++ b/3.React/UltimateReactCourse/Document/4.docx
@@ -5425,6 +5425,918 @@
             </a:graphic>
           </wp:inline>
         </w:drawing>
+      </w:r>
+    </w:p>
+    <w:p>
+      <w:pPr>
+        <w:rPr>
+          <w:sz w:val="40"/>
+          <w:szCs w:val="40"/>
+        </w:rPr>
+      </w:pPr>
+      <w:r>
+        <w:rPr>
+          <w:sz w:val="40"/>
+          <w:szCs w:val="40"/>
+        </w:rPr>
+        <w:t>-Styled Components</w:t>
+      </w:r>
+    </w:p>
+    <w:p>
+      <w:pPr>
+        <w:rPr>
+          <w:sz w:val="40"/>
+          <w:szCs w:val="40"/>
+        </w:rPr>
+      </w:pPr>
+      <w:r>
+        <w:rPr>
+          <w:sz w:val="40"/>
+          <w:szCs w:val="40"/>
+        </w:rPr>
+        <w:t>+Project planning: slide 342</w:t>
+      </w:r>
+    </w:p>
+    <w:p>
+      <w:pPr>
+        <w:rPr>
+          <w:sz w:val="40"/>
+          <w:szCs w:val="40"/>
+        </w:rPr>
+      </w:pPr>
+      <w:r>
+        <w:rPr>
+          <w:sz w:val="40"/>
+          <w:szCs w:val="40"/>
+        </w:rPr>
+        <w:t>+</w:t>
+      </w:r>
+      <w:proofErr w:type="gramStart"/>
+      <w:r>
+        <w:rPr>
+          <w:sz w:val="40"/>
+          <w:szCs w:val="40"/>
+        </w:rPr>
+        <w:t>Introduction</w:t>
+      </w:r>
+      <w:proofErr w:type="gramEnd"/>
+      <w:r>
+        <w:rPr>
+          <w:sz w:val="40"/>
+          <w:szCs w:val="40"/>
+        </w:rPr>
+        <w:t xml:space="preserve"> Styled Components</w:t>
+      </w:r>
+    </w:p>
+    <w:p>
+      <w:pPr>
+        <w:rPr>
+          <w:sz w:val="40"/>
+          <w:szCs w:val="40"/>
+        </w:rPr>
+      </w:pPr>
+      <w:r>
+        <w:rPr>
+          <w:noProof/>
+        </w:rPr>
+        <w:drawing>
+          <wp:inline distT="0" distB="0" distL="0" distR="0" wp14:anchorId="563F8B0E" wp14:editId="066A2D42">
+            <wp:extent cx="1770626" cy="3019331"/>
+            <wp:effectExtent l="0" t="0" r="1270" b="0"/>
+            <wp:docPr id="2124717893" name="Picture 1" descr="A screen shot of a computer program&#10;&#10;AI-generated content may be incorrect."/>
+            <wp:cNvGraphicFramePr>
+              <a:graphicFrameLocks xmlns:a="http://schemas.openxmlformats.org/drawingml/2006/main" noChangeAspect="1"/>
+            </wp:cNvGraphicFramePr>
+            <a:graphic xmlns:a="http://schemas.openxmlformats.org/drawingml/2006/main">
+              <a:graphicData uri="http://schemas.openxmlformats.org/drawingml/2006/picture">
+                <pic:pic xmlns:pic="http://schemas.openxmlformats.org/drawingml/2006/picture">
+                  <pic:nvPicPr>
+                    <pic:cNvPr id="2124717893" name="Picture 1" descr="A screen shot of a computer program&#10;&#10;AI-generated content may be incorrect."/>
+                    <pic:cNvPicPr/>
+                  </pic:nvPicPr>
+                  <pic:blipFill>
+                    <a:blip r:embed="rId104"/>
+                    <a:stretch>
+                      <a:fillRect/>
+                    </a:stretch>
+                  </pic:blipFill>
+                  <pic:spPr>
+                    <a:xfrm>
+                      <a:off x="0" y="0"/>
+                      <a:ext cx="1782011" cy="3038745"/>
+                    </a:xfrm>
+                    <a:prstGeom prst="rect">
+                      <a:avLst/>
+                    </a:prstGeom>
+                  </pic:spPr>
+                </pic:pic>
+              </a:graphicData>
+            </a:graphic>
+          </wp:inline>
+        </w:drawing>
+      </w:r>
+      <w:r>
+        <w:rPr>
+          <w:noProof/>
+        </w:rPr>
+        <w:drawing>
+          <wp:inline distT="0" distB="0" distL="0" distR="0" wp14:anchorId="4F1E1175" wp14:editId="0036B10A">
+            <wp:extent cx="3304515" cy="1206495"/>
+            <wp:effectExtent l="0" t="0" r="0" b="0"/>
+            <wp:docPr id="1726032105" name="Picture 1" descr="A computer code with colorful text&#10;&#10;AI-generated content may be incorrect."/>
+            <wp:cNvGraphicFramePr>
+              <a:graphicFrameLocks xmlns:a="http://schemas.openxmlformats.org/drawingml/2006/main" noChangeAspect="1"/>
+            </wp:cNvGraphicFramePr>
+            <a:graphic xmlns:a="http://schemas.openxmlformats.org/drawingml/2006/main">
+              <a:graphicData uri="http://schemas.openxmlformats.org/drawingml/2006/picture">
+                <pic:pic xmlns:pic="http://schemas.openxmlformats.org/drawingml/2006/picture">
+                  <pic:nvPicPr>
+                    <pic:cNvPr id="1726032105" name="Picture 1" descr="A computer code with colorful text&#10;&#10;AI-generated content may be incorrect."/>
+                    <pic:cNvPicPr/>
+                  </pic:nvPicPr>
+                  <pic:blipFill>
+                    <a:blip r:embed="rId105"/>
+                    <a:stretch>
+                      <a:fillRect/>
+                    </a:stretch>
+                  </pic:blipFill>
+                  <pic:spPr>
+                    <a:xfrm>
+                      <a:off x="0" y="0"/>
+                      <a:ext cx="3319023" cy="1211792"/>
+                    </a:xfrm>
+                    <a:prstGeom prst="rect">
+                      <a:avLst/>
+                    </a:prstGeom>
+                  </pic:spPr>
+                </pic:pic>
+              </a:graphicData>
+            </a:graphic>
+          </wp:inline>
+        </w:drawing>
+      </w:r>
+    </w:p>
+    <w:p>
+      <w:pPr>
+        <w:rPr>
+          <w:sz w:val="40"/>
+          <w:szCs w:val="40"/>
+        </w:rPr>
+      </w:pPr>
+      <w:r>
+        <w:rPr>
+          <w:sz w:val="40"/>
+          <w:szCs w:val="40"/>
+        </w:rPr>
+        <w:lastRenderedPageBreak/>
+        <w:t>+Global styles with styled components</w:t>
+      </w:r>
+    </w:p>
+    <w:p>
+      <w:pPr>
+        <w:rPr>
+          <w:sz w:val="40"/>
+          <w:szCs w:val="40"/>
+        </w:rPr>
+      </w:pPr>
+      <w:r>
+        <w:rPr>
+          <w:sz w:val="40"/>
+          <w:szCs w:val="40"/>
+        </w:rPr>
+        <w:t>styles/GlobalStyles.js: see in project 17</w:t>
+      </w:r>
+    </w:p>
+    <w:p>
+      <w:pPr>
+        <w:rPr>
+          <w:sz w:val="40"/>
+          <w:szCs w:val="40"/>
+        </w:rPr>
+      </w:pPr>
+      <w:proofErr w:type="spellStart"/>
+      <w:r>
+        <w:rPr>
+          <w:sz w:val="40"/>
+          <w:szCs w:val="40"/>
+        </w:rPr>
+        <w:t>Button.jsx</w:t>
+      </w:r>
+      <w:proofErr w:type="spellEnd"/>
+    </w:p>
+    <w:p>
+      <w:pPr>
+        <w:rPr>
+          <w:sz w:val="40"/>
+          <w:szCs w:val="40"/>
+        </w:rPr>
+      </w:pPr>
+      <w:r>
+        <w:rPr>
+          <w:noProof/>
+        </w:rPr>
+        <w:drawing>
+          <wp:inline distT="0" distB="0" distL="0" distR="0" wp14:anchorId="55AE034D" wp14:editId="36AE345E">
+            <wp:extent cx="2584764" cy="2250847"/>
+            <wp:effectExtent l="0" t="0" r="6350" b="0"/>
+            <wp:docPr id="1137014269" name="Picture 1" descr="A screen shot of a computer code&#10;&#10;AI-generated content may be incorrect."/>
+            <wp:cNvGraphicFramePr>
+              <a:graphicFrameLocks xmlns:a="http://schemas.openxmlformats.org/drawingml/2006/main" noChangeAspect="1"/>
+            </wp:cNvGraphicFramePr>
+            <a:graphic xmlns:a="http://schemas.openxmlformats.org/drawingml/2006/main">
+              <a:graphicData uri="http://schemas.openxmlformats.org/drawingml/2006/picture">
+                <pic:pic xmlns:pic="http://schemas.openxmlformats.org/drawingml/2006/picture">
+                  <pic:nvPicPr>
+                    <pic:cNvPr id="1137014269" name="Picture 1" descr="A screen shot of a computer code&#10;&#10;AI-generated content may be incorrect."/>
+                    <pic:cNvPicPr/>
+                  </pic:nvPicPr>
+                  <pic:blipFill>
+                    <a:blip r:embed="rId106"/>
+                    <a:stretch>
+                      <a:fillRect/>
+                    </a:stretch>
+                  </pic:blipFill>
+                  <pic:spPr>
+                    <a:xfrm>
+                      <a:off x="0" y="0"/>
+                      <a:ext cx="2591918" cy="2257077"/>
+                    </a:xfrm>
+                    <a:prstGeom prst="rect">
+                      <a:avLst/>
+                    </a:prstGeom>
+                  </pic:spPr>
+                </pic:pic>
+              </a:graphicData>
+            </a:graphic>
+          </wp:inline>
+        </w:drawing>
+      </w:r>
+    </w:p>
+    <w:p>
+      <w:pPr>
+        <w:rPr>
+          <w:sz w:val="40"/>
+          <w:szCs w:val="40"/>
+        </w:rPr>
+      </w:pPr>
+      <w:r>
+        <w:rPr>
+          <w:sz w:val="40"/>
+          <w:szCs w:val="40"/>
+        </w:rPr>
+        <w:t>+Styled Component Props and “</w:t>
+      </w:r>
+      <w:proofErr w:type="spellStart"/>
+      <w:r>
+        <w:rPr>
+          <w:sz w:val="40"/>
+          <w:szCs w:val="40"/>
+        </w:rPr>
+        <w:t>css</w:t>
+      </w:r>
+      <w:proofErr w:type="spellEnd"/>
+      <w:r>
+        <w:rPr>
+          <w:sz w:val="40"/>
+          <w:szCs w:val="40"/>
+        </w:rPr>
+        <w:t>” function</w:t>
+      </w:r>
+    </w:p>
+    <w:p>
+      <w:pPr>
+        <w:rPr>
+          <w:sz w:val="40"/>
+          <w:szCs w:val="40"/>
+        </w:rPr>
+      </w:pPr>
+      <w:r>
+        <w:rPr>
+          <w:noProof/>
+        </w:rPr>
+        <w:drawing>
+          <wp:inline distT="0" distB="0" distL="0" distR="0" wp14:anchorId="29395DD9" wp14:editId="63E64DC0">
+            <wp:extent cx="1760342" cy="2298628"/>
+            <wp:effectExtent l="0" t="0" r="0" b="6985"/>
+            <wp:docPr id="1989671745" name="Picture 1" descr="A screen shot of a computer program&#10;&#10;AI-generated content may be incorrect."/>
+            <wp:cNvGraphicFramePr>
+              <a:graphicFrameLocks xmlns:a="http://schemas.openxmlformats.org/drawingml/2006/main" noChangeAspect="1"/>
+            </wp:cNvGraphicFramePr>
+            <a:graphic xmlns:a="http://schemas.openxmlformats.org/drawingml/2006/main">
+              <a:graphicData uri="http://schemas.openxmlformats.org/drawingml/2006/picture">
+                <pic:pic xmlns:pic="http://schemas.openxmlformats.org/drawingml/2006/picture">
+                  <pic:nvPicPr>
+                    <pic:cNvPr id="1989671745" name="Picture 1" descr="A screen shot of a computer program&#10;&#10;AI-generated content may be incorrect."/>
+                    <pic:cNvPicPr/>
+                  </pic:nvPicPr>
+                  <pic:blipFill>
+                    <a:blip r:embed="rId107"/>
+                    <a:stretch>
+                      <a:fillRect/>
+                    </a:stretch>
+                  </pic:blipFill>
+                  <pic:spPr>
+                    <a:xfrm>
+                      <a:off x="0" y="0"/>
+                      <a:ext cx="1767847" cy="2308427"/>
+                    </a:xfrm>
+                    <a:prstGeom prst="rect">
+                      <a:avLst/>
+                    </a:prstGeom>
+                  </pic:spPr>
+                </pic:pic>
+              </a:graphicData>
+            </a:graphic>
+          </wp:inline>
+        </w:drawing>
+      </w:r>
+    </w:p>
+    <w:p>
+      <w:pPr>
+        <w:rPr>
+          <w:sz w:val="40"/>
+          <w:szCs w:val="40"/>
+        </w:rPr>
+      </w:pPr>
+      <w:proofErr w:type="spellStart"/>
+      <w:r>
+        <w:rPr>
+          <w:sz w:val="40"/>
+          <w:szCs w:val="40"/>
+        </w:rPr>
+        <w:t>Row.jsx</w:t>
+      </w:r>
+      <w:proofErr w:type="spellEnd"/>
+    </w:p>
+    <w:p>
+      <w:pPr>
+        <w:rPr>
+          <w:sz w:val="40"/>
+          <w:szCs w:val="40"/>
+        </w:rPr>
+      </w:pPr>
+      <w:r>
+        <w:rPr>
+          <w:noProof/>
+        </w:rPr>
+        <w:lastRenderedPageBreak/>
+        <w:drawing>
+          <wp:inline distT="0" distB="0" distL="0" distR="0" wp14:anchorId="22D46BF3" wp14:editId="7E9D7AAA">
+            <wp:extent cx="2303114" cy="2586782"/>
+            <wp:effectExtent l="0" t="0" r="2540" b="4445"/>
+            <wp:docPr id="1426075626" name="Picture 1" descr="A screen shot of a computer screen&#10;&#10;AI-generated content may be incorrect."/>
+            <wp:cNvGraphicFramePr>
+              <a:graphicFrameLocks xmlns:a="http://schemas.openxmlformats.org/drawingml/2006/main" noChangeAspect="1"/>
+            </wp:cNvGraphicFramePr>
+            <a:graphic xmlns:a="http://schemas.openxmlformats.org/drawingml/2006/main">
+              <a:graphicData uri="http://schemas.openxmlformats.org/drawingml/2006/picture">
+                <pic:pic xmlns:pic="http://schemas.openxmlformats.org/drawingml/2006/picture">
+                  <pic:nvPicPr>
+                    <pic:cNvPr id="1426075626" name="Picture 1" descr="A screen shot of a computer screen&#10;&#10;AI-generated content may be incorrect."/>
+                    <pic:cNvPicPr/>
+                  </pic:nvPicPr>
+                  <pic:blipFill>
+                    <a:blip r:embed="rId108"/>
+                    <a:stretch>
+                      <a:fillRect/>
+                    </a:stretch>
+                  </pic:blipFill>
+                  <pic:spPr>
+                    <a:xfrm>
+                      <a:off x="0" y="0"/>
+                      <a:ext cx="2306621" cy="2590721"/>
+                    </a:xfrm>
+                    <a:prstGeom prst="rect">
+                      <a:avLst/>
+                    </a:prstGeom>
+                  </pic:spPr>
+                </pic:pic>
+              </a:graphicData>
+            </a:graphic>
+          </wp:inline>
+        </w:drawing>
+      </w:r>
+      <w:r>
+        <w:rPr>
+          <w:noProof/>
+        </w:rPr>
+        <w:drawing>
+          <wp:inline distT="0" distB="0" distL="0" distR="0" wp14:anchorId="0BB6DDF8" wp14:editId="757BDEDB">
+            <wp:extent cx="1613647" cy="971568"/>
+            <wp:effectExtent l="0" t="0" r="5715" b="0"/>
+            <wp:docPr id="1267000555" name="Picture 1" descr="A screen shot of a computer&#10;&#10;AI-generated content may be incorrect."/>
+            <wp:cNvGraphicFramePr>
+              <a:graphicFrameLocks xmlns:a="http://schemas.openxmlformats.org/drawingml/2006/main" noChangeAspect="1"/>
+            </wp:cNvGraphicFramePr>
+            <a:graphic xmlns:a="http://schemas.openxmlformats.org/drawingml/2006/main">
+              <a:graphicData uri="http://schemas.openxmlformats.org/drawingml/2006/picture">
+                <pic:pic xmlns:pic="http://schemas.openxmlformats.org/drawingml/2006/picture">
+                  <pic:nvPicPr>
+                    <pic:cNvPr id="1267000555" name="Picture 1" descr="A screen shot of a computer&#10;&#10;AI-generated content may be incorrect."/>
+                    <pic:cNvPicPr/>
+                  </pic:nvPicPr>
+                  <pic:blipFill>
+                    <a:blip r:embed="rId109"/>
+                    <a:stretch>
+                      <a:fillRect/>
+                    </a:stretch>
+                  </pic:blipFill>
+                  <pic:spPr>
+                    <a:xfrm>
+                      <a:off x="0" y="0"/>
+                      <a:ext cx="1619302" cy="974973"/>
+                    </a:xfrm>
+                    <a:prstGeom prst="rect">
+                      <a:avLst/>
+                    </a:prstGeom>
+                  </pic:spPr>
+                </pic:pic>
+              </a:graphicData>
+            </a:graphic>
+          </wp:inline>
+        </w:drawing>
+      </w:r>
+    </w:p>
+    <w:p>
+      <w:pPr>
+        <w:rPr>
+          <w:sz w:val="40"/>
+          <w:szCs w:val="40"/>
+        </w:rPr>
+      </w:pPr>
+      <w:proofErr w:type="spellStart"/>
+      <w:r>
+        <w:rPr>
+          <w:sz w:val="40"/>
+          <w:szCs w:val="40"/>
+        </w:rPr>
+        <w:t>Button.jsx</w:t>
+      </w:r>
+      <w:proofErr w:type="spellEnd"/>
+    </w:p>
+    <w:p>
+      <w:pPr>
+        <w:rPr>
+          <w:sz w:val="40"/>
+          <w:szCs w:val="40"/>
+        </w:rPr>
+      </w:pPr>
+      <w:r>
+        <w:rPr>
+          <w:noProof/>
+        </w:rPr>
+        <w:drawing>
+          <wp:inline distT="0" distB="0" distL="0" distR="0" wp14:anchorId="547B5E16" wp14:editId="4D87C412">
+            <wp:extent cx="2645403" cy="2877769"/>
+            <wp:effectExtent l="0" t="0" r="3175" b="0"/>
+            <wp:docPr id="1002708514" name="Picture 1" descr="A screen shot of a computer program&#10;&#10;AI-generated content may be incorrect."/>
+            <wp:cNvGraphicFramePr>
+              <a:graphicFrameLocks xmlns:a="http://schemas.openxmlformats.org/drawingml/2006/main" noChangeAspect="1"/>
+            </wp:cNvGraphicFramePr>
+            <a:graphic xmlns:a="http://schemas.openxmlformats.org/drawingml/2006/main">
+              <a:graphicData uri="http://schemas.openxmlformats.org/drawingml/2006/picture">
+                <pic:pic xmlns:pic="http://schemas.openxmlformats.org/drawingml/2006/picture">
+                  <pic:nvPicPr>
+                    <pic:cNvPr id="1002708514" name="Picture 1" descr="A screen shot of a computer program&#10;&#10;AI-generated content may be incorrect."/>
+                    <pic:cNvPicPr/>
+                  </pic:nvPicPr>
+                  <pic:blipFill>
+                    <a:blip r:embed="rId110"/>
+                    <a:stretch>
+                      <a:fillRect/>
+                    </a:stretch>
+                  </pic:blipFill>
+                  <pic:spPr>
+                    <a:xfrm>
+                      <a:off x="0" y="0"/>
+                      <a:ext cx="2651230" cy="2884108"/>
+                    </a:xfrm>
+                    <a:prstGeom prst="rect">
+                      <a:avLst/>
+                    </a:prstGeom>
+                  </pic:spPr>
+                </pic:pic>
+              </a:graphicData>
+            </a:graphic>
+          </wp:inline>
+        </w:drawing>
+      </w:r>
+      <w:r>
+        <w:rPr>
+          <w:noProof/>
+        </w:rPr>
+        <w:drawing>
+          <wp:inline distT="0" distB="0" distL="0" distR="0" wp14:anchorId="366AD324" wp14:editId="4BE233CC">
+            <wp:extent cx="2523157" cy="3535894"/>
+            <wp:effectExtent l="0" t="0" r="0" b="7620"/>
+            <wp:docPr id="1768253525" name="Picture 1" descr="A screen shot of a computer program&#10;&#10;AI-generated content may be incorrect."/>
+            <wp:cNvGraphicFramePr>
+              <a:graphicFrameLocks xmlns:a="http://schemas.openxmlformats.org/drawingml/2006/main" noChangeAspect="1"/>
+            </wp:cNvGraphicFramePr>
+            <a:graphic xmlns:a="http://schemas.openxmlformats.org/drawingml/2006/main">
+              <a:graphicData uri="http://schemas.openxmlformats.org/drawingml/2006/picture">
+                <pic:pic xmlns:pic="http://schemas.openxmlformats.org/drawingml/2006/picture">
+                  <pic:nvPicPr>
+                    <pic:cNvPr id="1768253525" name="Picture 1" descr="A screen shot of a computer program&#10;&#10;AI-generated content may be incorrect."/>
+                    <pic:cNvPicPr/>
+                  </pic:nvPicPr>
+                  <pic:blipFill>
+                    <a:blip r:embed="rId111"/>
+                    <a:stretch>
+                      <a:fillRect/>
+                    </a:stretch>
+                  </pic:blipFill>
+                  <pic:spPr>
+                    <a:xfrm>
+                      <a:off x="0" y="0"/>
+                      <a:ext cx="2533770" cy="3550767"/>
+                    </a:xfrm>
+                    <a:prstGeom prst="rect">
+                      <a:avLst/>
+                    </a:prstGeom>
+                  </pic:spPr>
+                </pic:pic>
+              </a:graphicData>
+            </a:graphic>
+          </wp:inline>
+        </w:drawing>
+      </w:r>
+    </w:p>
+    <w:p>
+      <w:pPr>
+        <w:rPr>
+          <w:sz w:val="40"/>
+          <w:szCs w:val="40"/>
+        </w:rPr>
+      </w:pPr>
+      <w:r>
+        <w:rPr>
+          <w:noProof/>
+        </w:rPr>
+        <w:lastRenderedPageBreak/>
+        <w:drawing>
+          <wp:inline distT="0" distB="0" distL="0" distR="0" wp14:anchorId="3E776E4A" wp14:editId="10C5AEA2">
+            <wp:extent cx="2415581" cy="2066195"/>
+            <wp:effectExtent l="0" t="0" r="3810" b="0"/>
+            <wp:docPr id="2079170038" name="Picture 1" descr="A screen shot of a computer program&#10;&#10;AI-generated content may be incorrect."/>
+            <wp:cNvGraphicFramePr>
+              <a:graphicFrameLocks xmlns:a="http://schemas.openxmlformats.org/drawingml/2006/main" noChangeAspect="1"/>
+            </wp:cNvGraphicFramePr>
+            <a:graphic xmlns:a="http://schemas.openxmlformats.org/drawingml/2006/main">
+              <a:graphicData uri="http://schemas.openxmlformats.org/drawingml/2006/picture">
+                <pic:pic xmlns:pic="http://schemas.openxmlformats.org/drawingml/2006/picture">
+                  <pic:nvPicPr>
+                    <pic:cNvPr id="2079170038" name="Picture 1" descr="A screen shot of a computer program&#10;&#10;AI-generated content may be incorrect."/>
+                    <pic:cNvPicPr/>
+                  </pic:nvPicPr>
+                  <pic:blipFill>
+                    <a:blip r:embed="rId112"/>
+                    <a:stretch>
+                      <a:fillRect/>
+                    </a:stretch>
+                  </pic:blipFill>
+                  <pic:spPr>
+                    <a:xfrm>
+                      <a:off x="0" y="0"/>
+                      <a:ext cx="2422110" cy="2071779"/>
+                    </a:xfrm>
+                    <a:prstGeom prst="rect">
+                      <a:avLst/>
+                    </a:prstGeom>
+                  </pic:spPr>
+                </pic:pic>
+              </a:graphicData>
+            </a:graphic>
+          </wp:inline>
+        </w:drawing>
+      </w:r>
+    </w:p>
+    <w:p>
+      <w:pPr>
+        <w:rPr>
+          <w:sz w:val="40"/>
+          <w:szCs w:val="40"/>
+        </w:rPr>
+      </w:pPr>
+      <w:r>
+        <w:rPr>
+          <w:sz w:val="40"/>
+          <w:szCs w:val="40"/>
+        </w:rPr>
+        <w:t>+Build App Layout:</w:t>
+      </w:r>
+    </w:p>
+    <w:p>
+      <w:pPr>
+        <w:rPr>
+          <w:sz w:val="40"/>
+          <w:szCs w:val="40"/>
+        </w:rPr>
+      </w:pPr>
+      <w:proofErr w:type="spellStart"/>
+      <w:r>
+        <w:rPr>
+          <w:sz w:val="40"/>
+          <w:szCs w:val="40"/>
+        </w:rPr>
+        <w:t>App.jsx</w:t>
+      </w:r>
+      <w:proofErr w:type="spellEnd"/>
+    </w:p>
+    <w:p>
+      <w:pPr>
+        <w:rPr>
+          <w:sz w:val="40"/>
+          <w:szCs w:val="40"/>
+        </w:rPr>
+      </w:pPr>
+      <w:r>
+        <w:rPr>
+          <w:noProof/>
+        </w:rPr>
+        <w:drawing>
+          <wp:inline distT="0" distB="0" distL="0" distR="0" wp14:anchorId="72C16EE0" wp14:editId="658CDB96">
+            <wp:extent cx="3373989" cy="2150558"/>
+            <wp:effectExtent l="0" t="0" r="0" b="2540"/>
+            <wp:docPr id="1285427779" name="Picture 1" descr="A screen shot of a computer program&#10;&#10;AI-generated content may be incorrect."/>
+            <wp:cNvGraphicFramePr>
+              <a:graphicFrameLocks xmlns:a="http://schemas.openxmlformats.org/drawingml/2006/main" noChangeAspect="1"/>
+            </wp:cNvGraphicFramePr>
+            <a:graphic xmlns:a="http://schemas.openxmlformats.org/drawingml/2006/main">
+              <a:graphicData uri="http://schemas.openxmlformats.org/drawingml/2006/picture">
+                <pic:pic xmlns:pic="http://schemas.openxmlformats.org/drawingml/2006/picture">
+                  <pic:nvPicPr>
+                    <pic:cNvPr id="1285427779" name="Picture 1" descr="A screen shot of a computer program&#10;&#10;AI-generated content may be incorrect."/>
+                    <pic:cNvPicPr/>
+                  </pic:nvPicPr>
+                  <pic:blipFill>
+                    <a:blip r:embed="rId113"/>
+                    <a:stretch>
+                      <a:fillRect/>
+                    </a:stretch>
+                  </pic:blipFill>
+                  <pic:spPr>
+                    <a:xfrm>
+                      <a:off x="0" y="0"/>
+                      <a:ext cx="3383513" cy="2156628"/>
+                    </a:xfrm>
+                    <a:prstGeom prst="rect">
+                      <a:avLst/>
+                    </a:prstGeom>
+                  </pic:spPr>
+                </pic:pic>
+              </a:graphicData>
+            </a:graphic>
+          </wp:inline>
+        </w:drawing>
+      </w:r>
+    </w:p>
+    <w:p>
+      <w:pPr>
+        <w:rPr>
+          <w:sz w:val="40"/>
+          <w:szCs w:val="40"/>
+        </w:rPr>
+      </w:pPr>
+      <w:proofErr w:type="spellStart"/>
+      <w:r>
+        <w:rPr>
+          <w:sz w:val="40"/>
+          <w:szCs w:val="40"/>
+        </w:rPr>
+        <w:t>AppLayout.jsx</w:t>
+      </w:r>
+      <w:proofErr w:type="spellEnd"/>
+    </w:p>
+    <w:p>
+      <w:pPr>
+        <w:rPr>
+          <w:noProof/>
+        </w:rPr>
+      </w:pPr>
+      <w:r>
+        <w:rPr>
+          <w:noProof/>
+        </w:rPr>
+        <w:drawing>
+          <wp:inline distT="0" distB="0" distL="0" distR="0" wp14:anchorId="3547CA1F" wp14:editId="369CD2BB">
+            <wp:extent cx="2567166" cy="1664278"/>
+            <wp:effectExtent l="0" t="0" r="5080" b="0"/>
+            <wp:docPr id="1313337446" name="Picture 1" descr="A screen shot of a computer code&#10;&#10;AI-generated content may be incorrect."/>
+            <wp:cNvGraphicFramePr>
+              <a:graphicFrameLocks xmlns:a="http://schemas.openxmlformats.org/drawingml/2006/main" noChangeAspect="1"/>
+            </wp:cNvGraphicFramePr>
+            <a:graphic xmlns:a="http://schemas.openxmlformats.org/drawingml/2006/main">
+              <a:graphicData uri="http://schemas.openxmlformats.org/drawingml/2006/picture">
+                <pic:pic xmlns:pic="http://schemas.openxmlformats.org/drawingml/2006/picture">
+                  <pic:nvPicPr>
+                    <pic:cNvPr id="1313337446" name="Picture 1" descr="A screen shot of a computer code&#10;&#10;AI-generated content may be incorrect."/>
+                    <pic:cNvPicPr/>
+                  </pic:nvPicPr>
+                  <pic:blipFill>
+                    <a:blip r:embed="rId114"/>
+                    <a:stretch>
+                      <a:fillRect/>
+                    </a:stretch>
+                  </pic:blipFill>
+                  <pic:spPr>
+                    <a:xfrm>
+                      <a:off x="0" y="0"/>
+                      <a:ext cx="2573175" cy="1668173"/>
+                    </a:xfrm>
+                    <a:prstGeom prst="rect">
+                      <a:avLst/>
+                    </a:prstGeom>
+                  </pic:spPr>
+                </pic:pic>
+              </a:graphicData>
+            </a:graphic>
+          </wp:inline>
+        </w:drawing>
+      </w:r>
+      <w:r>
+        <w:rPr>
+          <w:noProof/>
+        </w:rPr>
+        <w:t xml:space="preserve"> </w:t>
+      </w:r>
+      <w:r>
+        <w:rPr>
+          <w:noProof/>
+        </w:rPr>
+        <w:drawing>
+          <wp:inline distT="0" distB="0" distL="0" distR="0" wp14:anchorId="6C669525" wp14:editId="3E53BA3E">
+            <wp:extent cx="1373696" cy="1672325"/>
+            <wp:effectExtent l="0" t="0" r="0" b="4445"/>
+            <wp:docPr id="346862912" name="Picture 1" descr="A screenshot of a computer program&#10;&#10;AI-generated content may be incorrect."/>
+            <wp:cNvGraphicFramePr>
+              <a:graphicFrameLocks xmlns:a="http://schemas.openxmlformats.org/drawingml/2006/main" noChangeAspect="1"/>
+            </wp:cNvGraphicFramePr>
+            <a:graphic xmlns:a="http://schemas.openxmlformats.org/drawingml/2006/main">
+              <a:graphicData uri="http://schemas.openxmlformats.org/drawingml/2006/picture">
+                <pic:pic xmlns:pic="http://schemas.openxmlformats.org/drawingml/2006/picture">
+                  <pic:nvPicPr>
+                    <pic:cNvPr id="346862912" name="Picture 1" descr="A screenshot of a computer program&#10;&#10;AI-generated content may be incorrect."/>
+                    <pic:cNvPicPr/>
+                  </pic:nvPicPr>
+                  <pic:blipFill>
+                    <a:blip r:embed="rId115"/>
+                    <a:stretch>
+                      <a:fillRect/>
+                    </a:stretch>
+                  </pic:blipFill>
+                  <pic:spPr>
+                    <a:xfrm>
+                      <a:off x="0" y="0"/>
+                      <a:ext cx="1377322" cy="1676739"/>
+                    </a:xfrm>
+                    <a:prstGeom prst="rect">
+                      <a:avLst/>
+                    </a:prstGeom>
+                  </pic:spPr>
+                </pic:pic>
+              </a:graphicData>
+            </a:graphic>
+          </wp:inline>
+        </w:drawing>
+      </w:r>
+    </w:p>
+    <w:p>
+      <w:pPr>
+        <w:rPr>
+          <w:sz w:val="40"/>
+          <w:szCs w:val="40"/>
+        </w:rPr>
+      </w:pPr>
+      <w:r>
+        <w:rPr>
+          <w:sz w:val="40"/>
+          <w:szCs w:val="40"/>
+        </w:rPr>
+        <w:t xml:space="preserve">+Build </w:t>
+      </w:r>
+      <w:proofErr w:type="spellStart"/>
+      <w:r>
+        <w:rPr>
+          <w:sz w:val="40"/>
+          <w:szCs w:val="40"/>
+        </w:rPr>
+        <w:t>SideBar</w:t>
+      </w:r>
+      <w:proofErr w:type="spellEnd"/>
+      <w:r>
+        <w:rPr>
+          <w:sz w:val="40"/>
+          <w:szCs w:val="40"/>
+        </w:rPr>
+        <w:t xml:space="preserve"> and Main Navigation</w:t>
+      </w:r>
+    </w:p>
+    <w:p>
+      <w:pPr>
+        <w:rPr>
+          <w:noProof/>
+        </w:rPr>
+      </w:pPr>
+      <w:r>
+        <w:rPr>
+          <w:noProof/>
+        </w:rPr>
+        <w:lastRenderedPageBreak/>
+        <w:drawing>
+          <wp:inline distT="0" distB="0" distL="0" distR="0" wp14:anchorId="2EC7B331" wp14:editId="6CBCD386">
+            <wp:extent cx="1202901" cy="1157873"/>
+            <wp:effectExtent l="0" t="0" r="0" b="4445"/>
+            <wp:docPr id="1880974665" name="Picture 1" descr="A screen shot of a computer program&#10;&#10;AI-generated content may be incorrect."/>
+            <wp:cNvGraphicFramePr>
+              <a:graphicFrameLocks xmlns:a="http://schemas.openxmlformats.org/drawingml/2006/main" noChangeAspect="1"/>
+            </wp:cNvGraphicFramePr>
+            <a:graphic xmlns:a="http://schemas.openxmlformats.org/drawingml/2006/main">
+              <a:graphicData uri="http://schemas.openxmlformats.org/drawingml/2006/picture">
+                <pic:pic xmlns:pic="http://schemas.openxmlformats.org/drawingml/2006/picture">
+                  <pic:nvPicPr>
+                    <pic:cNvPr id="1880974665" name="Picture 1" descr="A screen shot of a computer program&#10;&#10;AI-generated content may be incorrect."/>
+                    <pic:cNvPicPr/>
+                  </pic:nvPicPr>
+                  <pic:blipFill>
+                    <a:blip r:embed="rId116"/>
+                    <a:stretch>
+                      <a:fillRect/>
+                    </a:stretch>
+                  </pic:blipFill>
+                  <pic:spPr>
+                    <a:xfrm>
+                      <a:off x="0" y="0"/>
+                      <a:ext cx="1208850" cy="1163599"/>
+                    </a:xfrm>
+                    <a:prstGeom prst="rect">
+                      <a:avLst/>
+                    </a:prstGeom>
+                  </pic:spPr>
+                </pic:pic>
+              </a:graphicData>
+            </a:graphic>
+          </wp:inline>
+        </w:drawing>
+      </w:r>
+      <w:r>
+        <w:rPr>
+          <w:noProof/>
+        </w:rPr>
+        <w:t xml:space="preserve"> </w:t>
+      </w:r>
+      <w:r>
+        <w:rPr>
+          <w:noProof/>
+        </w:rPr>
+        <w:drawing>
+          <wp:inline distT="0" distB="0" distL="0" distR="0" wp14:anchorId="30717BCC" wp14:editId="15635242">
+            <wp:extent cx="2459589" cy="1451350"/>
+            <wp:effectExtent l="0" t="0" r="0" b="0"/>
+            <wp:docPr id="462410666" name="Picture 1" descr="A screen shot of a computer program&#10;&#10;AI-generated content may be incorrect."/>
+            <wp:cNvGraphicFramePr>
+              <a:graphicFrameLocks xmlns:a="http://schemas.openxmlformats.org/drawingml/2006/main" noChangeAspect="1"/>
+            </wp:cNvGraphicFramePr>
+            <a:graphic xmlns:a="http://schemas.openxmlformats.org/drawingml/2006/main">
+              <a:graphicData uri="http://schemas.openxmlformats.org/drawingml/2006/picture">
+                <pic:pic xmlns:pic="http://schemas.openxmlformats.org/drawingml/2006/picture">
+                  <pic:nvPicPr>
+                    <pic:cNvPr id="462410666" name="Picture 1" descr="A screen shot of a computer program&#10;&#10;AI-generated content may be incorrect."/>
+                    <pic:cNvPicPr/>
+                  </pic:nvPicPr>
+                  <pic:blipFill>
+                    <a:blip r:embed="rId117"/>
+                    <a:stretch>
+                      <a:fillRect/>
+                    </a:stretch>
+                  </pic:blipFill>
+                  <pic:spPr>
+                    <a:xfrm>
+                      <a:off x="0" y="0"/>
+                      <a:ext cx="2468598" cy="1456666"/>
+                    </a:xfrm>
+                    <a:prstGeom prst="rect">
+                      <a:avLst/>
+                    </a:prstGeom>
+                  </pic:spPr>
+                </pic:pic>
+              </a:graphicData>
+            </a:graphic>
+          </wp:inline>
+        </w:drawing>
+      </w:r>
+    </w:p>
+    <w:p>
+      <w:pPr>
+        <w:rPr>
+          <w:noProof/>
+        </w:rPr>
+      </w:pPr>
+      <w:r>
+        <w:rPr>
+          <w:noProof/>
+        </w:rPr>
+        <w:t>+See in project 17</w:t>
       </w:r>
     </w:p>
     <w:p>

--- a/3.React/UltimateReactCourse/Document/4.docx
+++ b/3.React/UltimateReactCourse/Document/4.docx
@@ -19,16 +19,9 @@
     </w:p>
     <w:p>
       <w:pPr>
-        <w:rPr>
-          <w:sz w:val="40"/>
-          <w:szCs w:val="40"/>
-        </w:rPr>
-      </w:pPr>
-      <w:r>
-        <w:rPr>
-          <w:sz w:val="40"/>
-          <w:szCs w:val="40"/>
-        </w:rPr>
+        <w:pStyle w:val="Heading1"/>
+      </w:pPr>
+      <w:r>
         <w:t>-Folder structures</w:t>
       </w:r>
     </w:p>
@@ -59,7 +52,7 @@
                     <pic:cNvPicPr/>
                   </pic:nvPicPr>
                   <pic:blipFill>
-                    <a:blip r:embed="rId4"/>
+                    <a:blip r:embed="rId5"/>
                     <a:stretch>
                       <a:fillRect/>
                     </a:stretch>
@@ -181,16 +174,10 @@
     </w:p>
     <w:p>
       <w:pPr>
-        <w:rPr>
-          <w:sz w:val="40"/>
-          <w:szCs w:val="40"/>
-        </w:rPr>
-      </w:pPr>
-      <w:r>
-        <w:rPr>
-          <w:sz w:val="40"/>
-          <w:szCs w:val="40"/>
-        </w:rPr>
+        <w:pStyle w:val="Heading1"/>
+      </w:pPr>
+      <w:r>
+        <w:lastRenderedPageBreak/>
         <w:t>-New way to implement Routes:</w:t>
       </w:r>
     </w:p>
@@ -205,7 +192,6 @@
         <w:rPr>
           <w:noProof/>
         </w:rPr>
-        <w:lastRenderedPageBreak/>
         <w:drawing>
           <wp:inline distT="0" distB="0" distL="0" distR="0" wp14:anchorId="1D6F9DD8" wp14:editId="5D1E932C">
             <wp:extent cx="3276600" cy="4714875"/>
@@ -222,7 +208,7 @@
                     <pic:cNvPicPr/>
                   </pic:nvPicPr>
                   <pic:blipFill>
-                    <a:blip r:embed="rId5"/>
+                    <a:blip r:embed="rId6"/>
                     <a:stretch>
                       <a:fillRect/>
                     </a:stretch>
@@ -306,6 +292,7 @@
         <w:rPr>
           <w:noProof/>
         </w:rPr>
+        <w:lastRenderedPageBreak/>
         <w:drawing>
           <wp:inline distT="0" distB="0" distL="0" distR="0" wp14:anchorId="45006856" wp14:editId="0B8C30DE">
             <wp:extent cx="2705100" cy="2257425"/>
@@ -322,7 +309,7 @@
                     <pic:cNvPicPr/>
                   </pic:nvPicPr>
                   <pic:blipFill>
-                    <a:blip r:embed="rId6"/>
+                    <a:blip r:embed="rId7"/>
                     <a:stretch>
                       <a:fillRect/>
                     </a:stretch>
@@ -368,7 +355,7 @@
                     <pic:cNvPicPr/>
                   </pic:nvPicPr>
                   <pic:blipFill>
-                    <a:blip r:embed="rId7"/>
+                    <a:blip r:embed="rId8"/>
                     <a:stretch>
                       <a:fillRect/>
                     </a:stretch>
@@ -401,7 +388,6 @@
           <w:sz w:val="40"/>
           <w:szCs w:val="40"/>
         </w:rPr>
-        <w:lastRenderedPageBreak/>
         <w:t>+</w:t>
       </w:r>
       <w:r>
@@ -439,7 +425,7 @@
                     <pic:cNvPicPr/>
                   </pic:nvPicPr>
                   <pic:blipFill>
-                    <a:blip r:embed="rId8"/>
+                    <a:blip r:embed="rId9"/>
                     <a:stretch>
                       <a:fillRect/>
                     </a:stretch>
@@ -487,7 +473,7 @@
                     <pic:cNvPicPr/>
                   </pic:nvPicPr>
                   <pic:blipFill>
-                    <a:blip r:embed="rId9"/>
+                    <a:blip r:embed="rId10"/>
                     <a:stretch>
                       <a:fillRect/>
                     </a:stretch>
@@ -535,7 +521,7 @@
                     <pic:cNvPicPr/>
                   </pic:nvPicPr>
                   <pic:blipFill>
-                    <a:blip r:embed="rId10"/>
+                    <a:blip r:embed="rId11"/>
                     <a:stretch>
                       <a:fillRect/>
                     </a:stretch>
@@ -582,6 +568,7 @@
         <w:rPr>
           <w:noProof/>
         </w:rPr>
+        <w:lastRenderedPageBreak/>
         <w:drawing>
           <wp:inline distT="0" distB="0" distL="0" distR="0" wp14:anchorId="7813CE78" wp14:editId="042F13C4">
             <wp:extent cx="3425588" cy="1211066"/>
@@ -598,7 +585,7 @@
                     <pic:cNvPicPr/>
                   </pic:nvPicPr>
                   <pic:blipFill>
-                    <a:blip r:embed="rId11"/>
+                    <a:blip r:embed="rId12"/>
                     <a:stretch>
                       <a:fillRect/>
                     </a:stretch>
@@ -659,7 +646,6 @@
         <w:rPr>
           <w:noProof/>
         </w:rPr>
-        <w:lastRenderedPageBreak/>
         <w:drawing>
           <wp:inline distT="0" distB="0" distL="0" distR="0" wp14:anchorId="073A043C" wp14:editId="37408AD0">
             <wp:extent cx="1872925" cy="2306472"/>
@@ -676,7 +662,7 @@
                     <pic:cNvPicPr/>
                   </pic:nvPicPr>
                   <pic:blipFill>
-                    <a:blip r:embed="rId12"/>
+                    <a:blip r:embed="rId13"/>
                     <a:stretch>
                       <a:fillRect/>
                     </a:stretch>
@@ -716,7 +702,7 @@
                     <pic:cNvPicPr/>
                   </pic:nvPicPr>
                   <pic:blipFill>
-                    <a:blip r:embed="rId13"/>
+                    <a:blip r:embed="rId14"/>
                     <a:stretch>
                       <a:fillRect/>
                     </a:stretch>
@@ -779,7 +765,7 @@
                     <pic:cNvPicPr/>
                   </pic:nvPicPr>
                   <pic:blipFill>
-                    <a:blip r:embed="rId14"/>
+                    <a:blip r:embed="rId15"/>
                     <a:stretch>
                       <a:fillRect/>
                     </a:stretch>
@@ -819,7 +805,7 @@
                     <pic:cNvPicPr/>
                   </pic:nvPicPr>
                   <pic:blipFill>
-                    <a:blip r:embed="rId15"/>
+                    <a:blip r:embed="rId16"/>
                     <a:stretch>
                       <a:fillRect/>
                     </a:stretch>
@@ -851,6 +837,7 @@
         <w:rPr>
           <w:noProof/>
         </w:rPr>
+        <w:lastRenderedPageBreak/>
         <w:drawing>
           <wp:inline distT="0" distB="0" distL="0" distR="0" wp14:anchorId="4E3E62E8" wp14:editId="4A6547DB">
             <wp:extent cx="3228975" cy="2371725"/>
@@ -867,7 +854,7 @@
                     <pic:cNvPicPr/>
                   </pic:nvPicPr>
                   <pic:blipFill>
-                    <a:blip r:embed="rId16"/>
+                    <a:blip r:embed="rId17"/>
                     <a:stretch>
                       <a:fillRect/>
                     </a:stretch>
@@ -915,7 +902,7 @@
                     <pic:cNvPicPr/>
                   </pic:nvPicPr>
                   <pic:blipFill>
-                    <a:blip r:embed="rId17"/>
+                    <a:blip r:embed="rId18"/>
                     <a:stretch>
                       <a:fillRect/>
                     </a:stretch>
@@ -947,7 +934,6 @@
         <w:rPr>
           <w:noProof/>
         </w:rPr>
-        <w:lastRenderedPageBreak/>
         <w:drawing>
           <wp:inline distT="0" distB="0" distL="0" distR="0" wp14:anchorId="3CD90DAF" wp14:editId="33608792">
             <wp:extent cx="2076450" cy="904875"/>
@@ -964,7 +950,7 @@
                     <pic:cNvPicPr/>
                   </pic:nvPicPr>
                   <pic:blipFill>
-                    <a:blip r:embed="rId18"/>
+                    <a:blip r:embed="rId19"/>
                     <a:stretch>
                       <a:fillRect/>
                     </a:stretch>
@@ -1034,7 +1020,7 @@
                     <pic:cNvPicPr/>
                   </pic:nvPicPr>
                   <pic:blipFill>
-                    <a:blip r:embed="rId19"/>
+                    <a:blip r:embed="rId20"/>
                     <a:stretch>
                       <a:fillRect/>
                     </a:stretch>
@@ -1082,7 +1068,7 @@
                     <pic:cNvPicPr/>
                   </pic:nvPicPr>
                   <pic:blipFill>
-                    <a:blip r:embed="rId20"/>
+                    <a:blip r:embed="rId21"/>
                     <a:stretch>
                       <a:fillRect/>
                     </a:stretch>
@@ -1114,6 +1100,7 @@
         <w:rPr>
           <w:noProof/>
         </w:rPr>
+        <w:lastRenderedPageBreak/>
         <w:drawing>
           <wp:anchor distT="0" distB="0" distL="114300" distR="114300" simplePos="0" relativeHeight="251658240" behindDoc="0" locked="0" layoutInCell="1" allowOverlap="1" wp14:anchorId="1836721A" wp14:editId="2C814660">
             <wp:simplePos x="914400" y="5273644"/>
@@ -1138,7 +1125,7 @@
                     <pic:cNvPicPr/>
                   </pic:nvPicPr>
                   <pic:blipFill>
-                    <a:blip r:embed="rId21">
+                    <a:blip r:embed="rId22">
                       <a:extLst>
                         <a:ext uri="{28A0092B-C50C-407E-A947-70E740481C1C}">
                           <a14:useLocalDpi xmlns:a14="http://schemas.microsoft.com/office/drawing/2010/main" val="0"/>
@@ -1174,16 +1161,9 @@
     </w:p>
     <w:p>
       <w:pPr>
-        <w:rPr>
-          <w:sz w:val="40"/>
-          <w:szCs w:val="40"/>
-        </w:rPr>
-      </w:pPr>
-      <w:r>
-        <w:rPr>
-          <w:sz w:val="40"/>
-          <w:szCs w:val="40"/>
-        </w:rPr>
+        <w:pStyle w:val="Heading1"/>
+      </w:pPr>
+      <w:r>
         <w:t>-Tailwind</w:t>
       </w:r>
     </w:p>
@@ -1238,7 +1218,7 @@
         </w:rPr>
         <w:t xml:space="preserve">Text color: </w:t>
       </w:r>
-      <w:hyperlink r:id="rId22" w:history="1">
+      <w:hyperlink r:id="rId23" w:history="1">
         <w:r>
           <w:rPr>
             <w:rStyle w:val="Hyperlink"/>
@@ -1260,7 +1240,6 @@
         <w:rPr>
           <w:noProof/>
         </w:rPr>
-        <w:lastRenderedPageBreak/>
         <w:drawing>
           <wp:inline distT="0" distB="0" distL="0" distR="0" wp14:anchorId="7F6534C9" wp14:editId="55322A47">
             <wp:extent cx="4227968" cy="191455"/>
@@ -1277,7 +1256,7 @@
                     <pic:cNvPicPr/>
                   </pic:nvPicPr>
                   <pic:blipFill>
-                    <a:blip r:embed="rId23"/>
+                    <a:blip r:embed="rId24"/>
                     <a:stretch>
                       <a:fillRect/>
                     </a:stretch>
@@ -1312,7 +1291,7 @@
         </w:rPr>
         <w:t xml:space="preserve">Background color: </w:t>
       </w:r>
-      <w:hyperlink r:id="rId24" w:history="1">
+      <w:hyperlink r:id="rId25" w:history="1">
         <w:r>
           <w:rPr>
             <w:rStyle w:val="Hyperlink"/>
@@ -1350,7 +1329,7 @@
                     <pic:cNvPicPr/>
                   </pic:nvPicPr>
                   <pic:blipFill>
-                    <a:blip r:embed="rId25"/>
+                    <a:blip r:embed="rId26"/>
                     <a:stretch>
                       <a:fillRect/>
                     </a:stretch>
@@ -1416,7 +1395,7 @@
         </w:rPr>
         <w:t xml:space="preserve">: </w:t>
       </w:r>
-      <w:hyperlink r:id="rId26" w:history="1">
+      <w:hyperlink r:id="rId27" w:history="1">
         <w:r>
           <w:rPr>
             <w:rStyle w:val="Hyperlink"/>
@@ -1441,7 +1420,7 @@
         </w:rPr>
         <w:t xml:space="preserve">Font size: </w:t>
       </w:r>
-      <w:hyperlink r:id="rId27" w:history="1">
+      <w:hyperlink r:id="rId28" w:history="1">
         <w:r>
           <w:rPr>
             <w:rStyle w:val="Hyperlink"/>
@@ -1466,7 +1445,7 @@
         </w:rPr>
         <w:t xml:space="preserve">Font weight: </w:t>
       </w:r>
-      <w:hyperlink r:id="rId28" w:history="1">
+      <w:hyperlink r:id="rId29" w:history="1">
         <w:r>
           <w:rPr>
             <w:rStyle w:val="Hyperlink"/>
@@ -1491,7 +1470,7 @@
         </w:rPr>
         <w:t xml:space="preserve">Text transform: </w:t>
       </w:r>
-      <w:hyperlink r:id="rId29" w:history="1">
+      <w:hyperlink r:id="rId30" w:history="1">
         <w:r>
           <w:rPr>
             <w:rStyle w:val="Hyperlink"/>
@@ -1514,9 +1493,10 @@
           <w:sz w:val="40"/>
           <w:szCs w:val="40"/>
         </w:rPr>
+        <w:lastRenderedPageBreak/>
         <w:t xml:space="preserve">Letter spacing: </w:t>
       </w:r>
-      <w:hyperlink r:id="rId30" w:history="1">
+      <w:hyperlink r:id="rId31" w:history="1">
         <w:r>
           <w:rPr>
             <w:rStyle w:val="Hyperlink"/>
@@ -1556,7 +1536,7 @@
         </w:rPr>
         <w:t xml:space="preserve">Margin: </w:t>
       </w:r>
-      <w:hyperlink r:id="rId31" w:history="1">
+      <w:hyperlink r:id="rId32" w:history="1">
         <w:r>
           <w:rPr>
             <w:rStyle w:val="Hyperlink"/>
@@ -1581,7 +1561,7 @@
         </w:rPr>
         <w:t xml:space="preserve">Padding: </w:t>
       </w:r>
-      <w:hyperlink r:id="rId32" w:history="1">
+      <w:hyperlink r:id="rId33" w:history="1">
         <w:r>
           <w:rPr>
             <w:rStyle w:val="Hyperlink"/>
@@ -1606,7 +1586,7 @@
         </w:rPr>
         <w:t xml:space="preserve">Border width: </w:t>
       </w:r>
-      <w:hyperlink r:id="rId33" w:history="1">
+      <w:hyperlink r:id="rId34" w:history="1">
         <w:r>
           <w:rPr>
             <w:rStyle w:val="Hyperlink"/>
@@ -1631,7 +1611,7 @@
         </w:rPr>
         <w:t xml:space="preserve">Space between: </w:t>
       </w:r>
-      <w:hyperlink r:id="rId34" w:history="1">
+      <w:hyperlink r:id="rId35" w:history="1">
         <w:r>
           <w:rPr>
             <w:rStyle w:val="Hyperlink"/>
@@ -1654,10 +1634,9 @@
           <w:sz w:val="40"/>
           <w:szCs w:val="40"/>
         </w:rPr>
-        <w:lastRenderedPageBreak/>
         <w:t xml:space="preserve">Display: </w:t>
       </w:r>
-      <w:hyperlink r:id="rId35" w:history="1">
+      <w:hyperlink r:id="rId36" w:history="1">
         <w:r>
           <w:rPr>
             <w:rStyle w:val="Hyperlink"/>
@@ -1682,7 +1661,7 @@
         </w:rPr>
         <w:t xml:space="preserve">+Responsive design: </w:t>
       </w:r>
-      <w:hyperlink r:id="rId36" w:history="1">
+      <w:hyperlink r:id="rId37" w:history="1">
         <w:r>
           <w:rPr>
             <w:rStyle w:val="Hyperlink"/>
@@ -1720,7 +1699,7 @@
                     <pic:cNvPicPr/>
                   </pic:nvPicPr>
                   <pic:blipFill>
-                    <a:blip r:embed="rId37"/>
+                    <a:blip r:embed="rId38"/>
                     <a:stretch>
                       <a:fillRect/>
                     </a:stretch>
@@ -1792,7 +1771,7 @@
         </w:rPr>
         <w:t xml:space="preserve">Justify items: </w:t>
       </w:r>
-      <w:hyperlink r:id="rId38" w:history="1">
+      <w:hyperlink r:id="rId39" w:history="1">
         <w:r>
           <w:rPr>
             <w:rStyle w:val="Hyperlink"/>
@@ -1830,7 +1809,7 @@
                     <pic:cNvPicPr/>
                   </pic:nvPicPr>
                   <pic:blipFill>
-                    <a:blip r:embed="rId39"/>
+                    <a:blip r:embed="rId40"/>
                     <a:stretch>
                       <a:fillRect/>
                     </a:stretch>
@@ -1863,6 +1842,7 @@
           <w:sz w:val="40"/>
           <w:szCs w:val="40"/>
         </w:rPr>
+        <w:lastRenderedPageBreak/>
         <w:t>+CSS Grid</w:t>
       </w:r>
     </w:p>
@@ -1880,7 +1860,7 @@
         </w:rPr>
         <w:t xml:space="preserve">Grid template columns: </w:t>
       </w:r>
-      <w:hyperlink r:id="rId40" w:history="1">
+      <w:hyperlink r:id="rId41" w:history="1">
         <w:r>
           <w:rPr>
             <w:rStyle w:val="Hyperlink"/>
@@ -1927,7 +1907,7 @@
         </w:rPr>
         <w:t xml:space="preserve">Grid template rows: </w:t>
       </w:r>
-      <w:hyperlink r:id="rId41" w:history="1">
+      <w:hyperlink r:id="rId42" w:history="1">
         <w:r>
           <w:rPr>
             <w:rStyle w:val="Hyperlink"/>
@@ -1950,10 +1930,9 @@
           <w:sz w:val="40"/>
           <w:szCs w:val="40"/>
         </w:rPr>
-        <w:lastRenderedPageBreak/>
         <w:t xml:space="preserve">Grid Row start/end: </w:t>
       </w:r>
-      <w:hyperlink r:id="rId42" w:history="1">
+      <w:hyperlink r:id="rId43" w:history="1">
         <w:r>
           <w:rPr>
             <w:rStyle w:val="Hyperlink"/>
@@ -2000,7 +1979,7 @@
         </w:rPr>
         <w:t xml:space="preserve">Grid auto columns: </w:t>
       </w:r>
-      <w:hyperlink r:id="rId43" w:history="1">
+      <w:hyperlink r:id="rId44" w:history="1">
         <w:r>
           <w:rPr>
             <w:rStyle w:val="Hyperlink"/>
@@ -2025,7 +2004,7 @@
         </w:rPr>
         <w:t xml:space="preserve">Grid auto rows: </w:t>
       </w:r>
-      <w:hyperlink r:id="rId44" w:history="1">
+      <w:hyperlink r:id="rId45" w:history="1">
         <w:r>
           <w:rPr>
             <w:rStyle w:val="Hyperlink"/>
@@ -2050,7 +2029,7 @@
         </w:rPr>
         <w:t xml:space="preserve">+Overflow: </w:t>
       </w:r>
-      <w:hyperlink r:id="rId45" w:history="1">
+      <w:hyperlink r:id="rId46" w:history="1">
         <w:r>
           <w:rPr>
             <w:rStyle w:val="Hyperlink"/>
@@ -2075,7 +2054,7 @@
         </w:rPr>
         <w:t xml:space="preserve">+Max-width: </w:t>
       </w:r>
-      <w:hyperlink r:id="rId46" w:history="1">
+      <w:hyperlink r:id="rId47" w:history="1">
         <w:r>
           <w:rPr>
             <w:rStyle w:val="Hyperlink"/>
@@ -2098,9 +2077,10 @@
           <w:sz w:val="40"/>
           <w:szCs w:val="40"/>
         </w:rPr>
+        <w:lastRenderedPageBreak/>
         <w:t xml:space="preserve">+Container:  </w:t>
       </w:r>
-      <w:hyperlink r:id="rId47" w:history="1">
+      <w:hyperlink r:id="rId48" w:history="1">
         <w:r>
           <w:rPr>
             <w:rStyle w:val="Hyperlink"/>
@@ -2140,7 +2120,7 @@
         </w:rPr>
         <w:t xml:space="preserve">Hover: </w:t>
       </w:r>
-      <w:hyperlink r:id="rId48" w:history="1">
+      <w:hyperlink r:id="rId49" w:history="1">
         <w:r>
           <w:rPr>
             <w:rStyle w:val="Hyperlink"/>
@@ -2165,7 +2145,7 @@
         </w:rPr>
         <w:t xml:space="preserve">Transition duration: </w:t>
       </w:r>
-      <w:hyperlink r:id="rId49" w:history="1">
+      <w:hyperlink r:id="rId50" w:history="1">
         <w:r>
           <w:rPr>
             <w:rStyle w:val="Hyperlink"/>
@@ -2202,7 +2182,6 @@
         <w:rPr>
           <w:noProof/>
         </w:rPr>
-        <w:lastRenderedPageBreak/>
         <w:drawing>
           <wp:inline distT="0" distB="0" distL="0" distR="0" wp14:anchorId="18FFE176" wp14:editId="0C95F31B">
             <wp:extent cx="5327964" cy="991593"/>
@@ -2219,7 +2198,7 @@
                     <pic:cNvPicPr/>
                   </pic:nvPicPr>
                   <pic:blipFill>
-                    <a:blip r:embed="rId50"/>
+                    <a:blip r:embed="rId51"/>
                     <a:stretch>
                       <a:fillRect/>
                     </a:stretch>
@@ -2291,7 +2270,7 @@
                     <pic:cNvPicPr/>
                   </pic:nvPicPr>
                   <pic:blipFill>
-                    <a:blip r:embed="rId51"/>
+                    <a:blip r:embed="rId52"/>
                     <a:stretch>
                       <a:fillRect/>
                     </a:stretch>
@@ -2339,7 +2318,7 @@
                     <pic:cNvPicPr/>
                   </pic:nvPicPr>
                   <pic:blipFill>
-                    <a:blip r:embed="rId52"/>
+                    <a:blip r:embed="rId53"/>
                     <a:stretch>
                       <a:fillRect/>
                     </a:stretch>
@@ -2386,6 +2365,7 @@
         <w:rPr>
           <w:noProof/>
         </w:rPr>
+        <w:lastRenderedPageBreak/>
         <w:drawing>
           <wp:inline distT="0" distB="0" distL="0" distR="0" wp14:anchorId="03080596" wp14:editId="0C584D27">
             <wp:extent cx="5943600" cy="2975610"/>
@@ -2402,7 +2382,7 @@
                     <pic:cNvPicPr/>
                   </pic:nvPicPr>
                   <pic:blipFill>
-                    <a:blip r:embed="rId53"/>
+                    <a:blip r:embed="rId54"/>
                     <a:stretch>
                       <a:fillRect/>
                     </a:stretch>
@@ -2465,7 +2445,7 @@
                     <pic:cNvPicPr/>
                   </pic:nvPicPr>
                   <pic:blipFill>
-                    <a:blip r:embed="rId54"/>
+                    <a:blip r:embed="rId55"/>
                     <a:stretch>
                       <a:fillRect/>
                     </a:stretch>
@@ -2513,7 +2493,7 @@
                     <pic:cNvPicPr/>
                   </pic:nvPicPr>
                   <pic:blipFill>
-                    <a:blip r:embed="rId55"/>
+                    <a:blip r:embed="rId56"/>
                     <a:stretch>
                       <a:fillRect/>
                     </a:stretch>
@@ -2561,10 +2541,9 @@
           <w:sz w:val="40"/>
           <w:szCs w:val="40"/>
         </w:rPr>
-        <w:lastRenderedPageBreak/>
         <w:t xml:space="preserve">Positioning: </w:t>
       </w:r>
-      <w:hyperlink r:id="rId56" w:history="1">
+      <w:hyperlink r:id="rId57" w:history="1">
         <w:r>
           <w:rPr>
             <w:rStyle w:val="Hyperlink"/>
@@ -2589,7 +2568,7 @@
         </w:rPr>
         <w:t xml:space="preserve">Top/right/bottom/left: </w:t>
       </w:r>
-      <w:hyperlink r:id="rId57" w:history="1">
+      <w:hyperlink r:id="rId58" w:history="1">
         <w:r>
           <w:rPr>
             <w:rStyle w:val="Hyperlink"/>
@@ -2614,7 +2593,7 @@
         </w:rPr>
         <w:t xml:space="preserve">Backdrop blur: </w:t>
       </w:r>
-      <w:hyperlink r:id="rId58" w:history="1">
+      <w:hyperlink r:id="rId59" w:history="1">
         <w:r>
           <w:rPr>
             <w:rStyle w:val="Hyperlink"/>
@@ -2652,9 +2631,10 @@
           <w:sz w:val="40"/>
           <w:szCs w:val="40"/>
         </w:rPr>
+        <w:lastRenderedPageBreak/>
         <w:t xml:space="preserve">Configuration: </w:t>
       </w:r>
-      <w:hyperlink r:id="rId59" w:history="1">
+      <w:hyperlink r:id="rId60" w:history="1">
         <w:r>
           <w:rPr>
             <w:rStyle w:val="Hyperlink"/>
@@ -2692,7 +2672,7 @@
                     <pic:cNvPicPr/>
                   </pic:nvPicPr>
                   <pic:blipFill>
-                    <a:blip r:embed="rId60"/>
+                    <a:blip r:embed="rId61"/>
                     <a:stretch>
                       <a:fillRect/>
                     </a:stretch>
@@ -2742,7 +2722,7 @@
         </w:rPr>
         <w:t xml:space="preserve">Grayscale: </w:t>
       </w:r>
-      <w:hyperlink r:id="rId61" w:history="1">
+      <w:hyperlink r:id="rId62" w:history="1">
         <w:r>
           <w:rPr>
             <w:rStyle w:val="Hyperlink"/>
@@ -2779,7 +2759,6 @@
         <w:rPr>
           <w:noProof/>
         </w:rPr>
-        <w:lastRenderedPageBreak/>
         <w:drawing>
           <wp:inline distT="0" distB="0" distL="0" distR="0" wp14:anchorId="46363002" wp14:editId="27DC900C">
             <wp:extent cx="3657600" cy="1581462"/>
@@ -2796,7 +2775,7 @@
                     <pic:cNvPicPr/>
                   </pic:nvPicPr>
                   <pic:blipFill>
-                    <a:blip r:embed="rId62"/>
+                    <a:blip r:embed="rId63"/>
                     <a:stretch>
                       <a:fillRect/>
                     </a:stretch>
@@ -2853,6 +2832,7 @@
           <w:sz w:val="40"/>
           <w:szCs w:val="40"/>
         </w:rPr>
+        <w:lastRenderedPageBreak/>
         <w:t xml:space="preserve"> </w:t>
       </w:r>
       <w:r>
@@ -2875,7 +2855,7 @@
                     <pic:cNvPicPr/>
                   </pic:nvPicPr>
                   <pic:blipFill>
-                    <a:blip r:embed="rId63"/>
+                    <a:blip r:embed="rId64"/>
                     <a:stretch>
                       <a:fillRect/>
                     </a:stretch>
@@ -2953,7 +2933,7 @@
                     <pic:cNvPicPr/>
                   </pic:nvPicPr>
                   <pic:blipFill>
-                    <a:blip r:embed="rId64"/>
+                    <a:blip r:embed="rId65"/>
                     <a:stretch>
                       <a:fillRect/>
                     </a:stretch>
@@ -2987,7 +2967,6 @@
           <w:sz w:val="40"/>
           <w:szCs w:val="40"/>
         </w:rPr>
-        <w:lastRenderedPageBreak/>
         <w:t>CartItem</w:t>
       </w:r>
       <w:proofErr w:type="spellEnd"/>
@@ -3026,7 +3005,7 @@
                     <pic:cNvPicPr/>
                   </pic:nvPicPr>
                   <pic:blipFill>
-                    <a:blip r:embed="rId65"/>
+                    <a:blip r:embed="rId66"/>
                     <a:stretch>
                       <a:fillRect/>
                     </a:stretch>
@@ -3074,9 +3053,10 @@
           <w:sz w:val="40"/>
           <w:szCs w:val="40"/>
         </w:rPr>
+        <w:lastRenderedPageBreak/>
         <w:t xml:space="preserve">Gap: </w:t>
       </w:r>
-      <w:hyperlink r:id="rId66" w:history="1">
+      <w:hyperlink r:id="rId67" w:history="1">
         <w:r>
           <w:rPr>
             <w:rStyle w:val="Hyperlink"/>
@@ -3101,7 +3081,7 @@
         </w:rPr>
         <w:t xml:space="preserve">Flex Basis: </w:t>
       </w:r>
-      <w:hyperlink r:id="rId67" w:history="1">
+      <w:hyperlink r:id="rId68" w:history="1">
         <w:r>
           <w:rPr>
             <w:rStyle w:val="Hyperlink"/>
@@ -3126,7 +3106,7 @@
         </w:rPr>
         <w:t xml:space="preserve">Flew Grow: </w:t>
       </w:r>
-      <w:hyperlink r:id="rId68" w:history="1">
+      <w:hyperlink r:id="rId69" w:history="1">
         <w:r>
           <w:rPr>
             <w:rStyle w:val="Hyperlink"/>
@@ -3164,7 +3144,7 @@
                     <pic:cNvPicPr/>
                   </pic:nvPicPr>
                   <pic:blipFill>
-                    <a:blip r:embed="rId69"/>
+                    <a:blip r:embed="rId70"/>
                     <a:stretch>
                       <a:fillRect/>
                     </a:stretch>
@@ -3211,7 +3191,6 @@
         <w:rPr>
           <w:noProof/>
         </w:rPr>
-        <w:lastRenderedPageBreak/>
         <w:drawing>
           <wp:inline distT="0" distB="0" distL="0" distR="0" wp14:anchorId="748BA670" wp14:editId="3DF16ED2">
             <wp:extent cx="4495800" cy="2089394"/>
@@ -3228,7 +3207,7 @@
                     <pic:cNvPicPr/>
                   </pic:nvPicPr>
                   <pic:blipFill>
-                    <a:blip r:embed="rId70"/>
+                    <a:blip r:embed="rId71"/>
                     <a:stretch>
                       <a:fillRect/>
                     </a:stretch>
@@ -3260,6 +3239,7 @@
         <w:rPr>
           <w:noProof/>
         </w:rPr>
+        <w:lastRenderedPageBreak/>
         <w:drawing>
           <wp:inline distT="0" distB="0" distL="0" distR="0" wp14:anchorId="18F8C9FC" wp14:editId="799942F1">
             <wp:extent cx="3790950" cy="2524888"/>
@@ -3276,7 +3256,7 @@
                     <pic:cNvPicPr/>
                   </pic:nvPicPr>
                   <pic:blipFill>
-                    <a:blip r:embed="rId71"/>
+                    <a:blip r:embed="rId72"/>
                     <a:stretch>
                       <a:fillRect/>
                     </a:stretch>
@@ -3299,16 +3279,9 @@
     </w:p>
     <w:p>
       <w:pPr>
-        <w:rPr>
-          <w:sz w:val="40"/>
-          <w:szCs w:val="40"/>
-        </w:rPr>
-      </w:pPr>
-      <w:r>
-        <w:rPr>
-          <w:sz w:val="40"/>
-          <w:szCs w:val="40"/>
-        </w:rPr>
+        <w:pStyle w:val="Heading1"/>
+      </w:pPr>
+      <w:r>
         <w:t>-Add Redux and advanced React Router</w:t>
       </w:r>
     </w:p>
@@ -3362,7 +3335,6 @@
         <w:rPr>
           <w:noProof/>
         </w:rPr>
-        <w:lastRenderedPageBreak/>
         <w:drawing>
           <wp:inline distT="0" distB="0" distL="0" distR="0" wp14:anchorId="242E177C" wp14:editId="580D1630">
             <wp:extent cx="2754736" cy="2371725"/>
@@ -3379,7 +3351,7 @@
                     <pic:cNvPicPr/>
                   </pic:nvPicPr>
                   <pic:blipFill>
-                    <a:blip r:embed="rId72"/>
+                    <a:blip r:embed="rId73"/>
                     <a:stretch>
                       <a:fillRect/>
                     </a:stretch>
@@ -3442,7 +3414,7 @@
                     <pic:cNvPicPr/>
                   </pic:nvPicPr>
                   <pic:blipFill>
-                    <a:blip r:embed="rId73"/>
+                    <a:blip r:embed="rId74"/>
                     <a:stretch>
                       <a:fillRect/>
                     </a:stretch>
@@ -3476,6 +3448,7 @@
           <w:sz w:val="40"/>
           <w:szCs w:val="40"/>
         </w:rPr>
+        <w:lastRenderedPageBreak/>
         <w:t>main.jsx</w:t>
       </w:r>
       <w:proofErr w:type="spellEnd"/>
@@ -3507,7 +3480,7 @@
                     <pic:cNvPicPr/>
                   </pic:nvPicPr>
                   <pic:blipFill>
-                    <a:blip r:embed="rId74"/>
+                    <a:blip r:embed="rId75"/>
                     <a:stretch>
                       <a:fillRect/>
                     </a:stretch>
@@ -3586,7 +3559,7 @@
                     <pic:cNvPicPr/>
                   </pic:nvPicPr>
                   <pic:blipFill>
-                    <a:blip r:embed="rId75"/>
+                    <a:blip r:embed="rId76"/>
                     <a:stretch>
                       <a:fillRect/>
                     </a:stretch>
@@ -3633,7 +3606,6 @@
         <w:rPr>
           <w:noProof/>
         </w:rPr>
-        <w:lastRenderedPageBreak/>
         <w:drawing>
           <wp:inline distT="0" distB="0" distL="0" distR="0" wp14:anchorId="6AB72BB1" wp14:editId="5A7C74DE">
             <wp:extent cx="3209925" cy="1600364"/>
@@ -3650,7 +3622,7 @@
                     <pic:cNvPicPr/>
                   </pic:nvPicPr>
                   <pic:blipFill>
-                    <a:blip r:embed="rId76"/>
+                    <a:blip r:embed="rId77"/>
                     <a:stretch>
                       <a:fillRect/>
                     </a:stretch>
@@ -3737,7 +3709,7 @@
                     <pic:cNvPicPr/>
                   </pic:nvPicPr>
                   <pic:blipFill>
-                    <a:blip r:embed="rId77"/>
+                    <a:blip r:embed="rId78"/>
                     <a:stretch>
                       <a:fillRect/>
                     </a:stretch>
@@ -3769,6 +3741,7 @@
         <w:rPr>
           <w:noProof/>
         </w:rPr>
+        <w:lastRenderedPageBreak/>
         <w:drawing>
           <wp:inline distT="0" distB="0" distL="0" distR="0" wp14:anchorId="4EA0715B" wp14:editId="3298C145">
             <wp:extent cx="4076700" cy="3193080"/>
@@ -3785,7 +3758,7 @@
                     <pic:cNvPicPr/>
                   </pic:nvPicPr>
                   <pic:blipFill>
-                    <a:blip r:embed="rId78"/>
+                    <a:blip r:embed="rId79"/>
                     <a:stretch>
                       <a:fillRect/>
                     </a:stretch>
@@ -3817,7 +3790,6 @@
         <w:rPr>
           <w:noProof/>
         </w:rPr>
-        <w:lastRenderedPageBreak/>
         <w:drawing>
           <wp:inline distT="0" distB="0" distL="0" distR="0" wp14:anchorId="17C67F21" wp14:editId="16DB69E9">
             <wp:extent cx="2015556" cy="1362075"/>
@@ -3834,7 +3806,7 @@
                     <pic:cNvPicPr/>
                   </pic:nvPicPr>
                   <pic:blipFill>
-                    <a:blip r:embed="rId79"/>
+                    <a:blip r:embed="rId80"/>
                     <a:stretch>
                       <a:fillRect/>
                     </a:stretch>
@@ -3897,7 +3869,7 @@
                     <pic:cNvPicPr/>
                   </pic:nvPicPr>
                   <pic:blipFill>
-                    <a:blip r:embed="rId80"/>
+                    <a:blip r:embed="rId81"/>
                     <a:stretch>
                       <a:fillRect/>
                     </a:stretch>
@@ -3944,6 +3916,7 @@
         <w:rPr>
           <w:noProof/>
         </w:rPr>
+        <w:lastRenderedPageBreak/>
         <w:drawing>
           <wp:inline distT="0" distB="0" distL="0" distR="0" wp14:anchorId="5AA9103B" wp14:editId="2BEC7424">
             <wp:extent cx="2059560" cy="1711842"/>
@@ -3960,7 +3933,7 @@
                     <pic:cNvPicPr/>
                   </pic:nvPicPr>
                   <pic:blipFill>
-                    <a:blip r:embed="rId81"/>
+                    <a:blip r:embed="rId82"/>
                     <a:stretch>
                       <a:fillRect/>
                     </a:stretch>
@@ -4038,7 +4011,7 @@
                     <pic:cNvPicPr/>
                   </pic:nvPicPr>
                   <pic:blipFill>
-                    <a:blip r:embed="rId82"/>
+                    <a:blip r:embed="rId83"/>
                     <a:stretch>
                       <a:fillRect/>
                     </a:stretch>
@@ -4094,7 +4067,6 @@
         <w:rPr>
           <w:noProof/>
         </w:rPr>
-        <w:lastRenderedPageBreak/>
         <w:drawing>
           <wp:inline distT="0" distB="0" distL="0" distR="0" wp14:anchorId="2D280D97" wp14:editId="74F78B25">
             <wp:extent cx="3296093" cy="1980864"/>
@@ -4111,7 +4083,7 @@
                     <pic:cNvPicPr/>
                   </pic:nvPicPr>
                   <pic:blipFill>
-                    <a:blip r:embed="rId83"/>
+                    <a:blip r:embed="rId84"/>
                     <a:stretch>
                       <a:fillRect/>
                     </a:stretch>
@@ -4174,7 +4146,7 @@
                     <pic:cNvPicPr/>
                   </pic:nvPicPr>
                   <pic:blipFill>
-                    <a:blip r:embed="rId84"/>
+                    <a:blip r:embed="rId85"/>
                     <a:stretch>
                       <a:fillRect/>
                     </a:stretch>
@@ -4222,7 +4194,7 @@
                     <pic:cNvPicPr/>
                   </pic:nvPicPr>
                   <pic:blipFill>
-                    <a:blip r:embed="rId85"/>
+                    <a:blip r:embed="rId86"/>
                     <a:stretch>
                       <a:fillRect/>
                     </a:stretch>
@@ -4254,6 +4226,7 @@
         <w:rPr>
           <w:noProof/>
         </w:rPr>
+        <w:lastRenderedPageBreak/>
         <w:drawing>
           <wp:inline distT="0" distB="0" distL="0" distR="0" wp14:anchorId="23CADE14" wp14:editId="65BF9239">
             <wp:extent cx="4067175" cy="1490098"/>
@@ -4270,7 +4243,7 @@
                     <pic:cNvPicPr/>
                   </pic:nvPicPr>
                   <pic:blipFill>
-                    <a:blip r:embed="rId86"/>
+                    <a:blip r:embed="rId87"/>
                     <a:stretch>
                       <a:fillRect/>
                     </a:stretch>
@@ -4318,7 +4291,7 @@
                     <pic:cNvPicPr/>
                   </pic:nvPicPr>
                   <pic:blipFill>
-                    <a:blip r:embed="rId87"/>
+                    <a:blip r:embed="rId88"/>
                     <a:stretch>
                       <a:fillRect/>
                     </a:stretch>
@@ -4396,7 +4369,7 @@
                     <pic:cNvPicPr/>
                   </pic:nvPicPr>
                   <pic:blipFill>
-                    <a:blip r:embed="rId88"/>
+                    <a:blip r:embed="rId89"/>
                     <a:stretch>
                       <a:fillRect/>
                     </a:stretch>
@@ -4430,7 +4403,6 @@
           <w:sz w:val="40"/>
           <w:szCs w:val="40"/>
         </w:rPr>
-        <w:lastRenderedPageBreak/>
         <w:t>DeleteItem.jsx</w:t>
       </w:r>
       <w:proofErr w:type="spellEnd"/>
@@ -4462,7 +4434,7 @@
                     <pic:cNvPicPr/>
                   </pic:nvPicPr>
                   <pic:blipFill>
-                    <a:blip r:embed="rId89"/>
+                    <a:blip r:embed="rId90"/>
                     <a:stretch>
                       <a:fillRect/>
                     </a:stretch>
@@ -4540,7 +4512,7 @@
                     <pic:cNvPicPr/>
                   </pic:nvPicPr>
                   <pic:blipFill>
-                    <a:blip r:embed="rId90"/>
+                    <a:blip r:embed="rId91"/>
                     <a:stretch>
                       <a:fillRect/>
                     </a:stretch>
@@ -4572,6 +4544,7 @@
         <w:rPr>
           <w:noProof/>
         </w:rPr>
+        <w:lastRenderedPageBreak/>
         <w:drawing>
           <wp:inline distT="0" distB="0" distL="0" distR="0" wp14:anchorId="729BF51F" wp14:editId="55852AAA">
             <wp:extent cx="4078586" cy="936855"/>
@@ -4588,7 +4561,7 @@
                     <pic:cNvPicPr/>
                   </pic:nvPicPr>
                   <pic:blipFill>
-                    <a:blip r:embed="rId91"/>
+                    <a:blip r:embed="rId92"/>
                     <a:stretch>
                       <a:fillRect/>
                     </a:stretch>
@@ -4653,7 +4626,7 @@
                     <pic:cNvPicPr/>
                   </pic:nvPicPr>
                   <pic:blipFill>
-                    <a:blip r:embed="rId92"/>
+                    <a:blip r:embed="rId93"/>
                     <a:stretch>
                       <a:fillRect/>
                     </a:stretch>
@@ -4717,7 +4690,6 @@
         <w:rPr>
           <w:noProof/>
         </w:rPr>
-        <w:lastRenderedPageBreak/>
         <w:drawing>
           <wp:inline distT="0" distB="0" distL="0" distR="0" wp14:anchorId="10A561DB" wp14:editId="6FC9D1D2">
             <wp:extent cx="4246075" cy="1694030"/>
@@ -4734,7 +4706,7 @@
                     <pic:cNvPicPr/>
                   </pic:nvPicPr>
                   <pic:blipFill>
-                    <a:blip r:embed="rId93"/>
+                    <a:blip r:embed="rId94"/>
                     <a:stretch>
                       <a:fillRect/>
                     </a:stretch>
@@ -4782,7 +4754,7 @@
                     <pic:cNvPicPr/>
                   </pic:nvPicPr>
                   <pic:blipFill>
-                    <a:blip r:embed="rId94"/>
+                    <a:blip r:embed="rId95"/>
                     <a:stretch>
                       <a:fillRect/>
                     </a:stretch>
@@ -4912,6 +4884,7 @@
         <w:rPr>
           <w:noProof/>
         </w:rPr>
+        <w:lastRenderedPageBreak/>
         <w:drawing>
           <wp:inline distT="0" distB="0" distL="0" distR="0" wp14:anchorId="3B816111" wp14:editId="1CDF4F20">
             <wp:extent cx="3580646" cy="718607"/>
@@ -4928,7 +4901,7 @@
                     <pic:cNvPicPr/>
                   </pic:nvPicPr>
                   <pic:blipFill>
-                    <a:blip r:embed="rId95"/>
+                    <a:blip r:embed="rId96"/>
                     <a:stretch>
                       <a:fillRect/>
                     </a:stretch>
@@ -4976,7 +4949,7 @@
                     <pic:cNvPicPr/>
                   </pic:nvPicPr>
                   <pic:blipFill>
-                    <a:blip r:embed="rId96"/>
+                    <a:blip r:embed="rId97"/>
                     <a:stretch>
                       <a:fillRect/>
                     </a:stretch>
@@ -5024,7 +4997,7 @@
                     <pic:cNvPicPr/>
                   </pic:nvPicPr>
                   <pic:blipFill>
-                    <a:blip r:embed="rId97"/>
+                    <a:blip r:embed="rId98"/>
                     <a:stretch>
                       <a:fillRect/>
                     </a:stretch>
@@ -5056,7 +5029,6 @@
         <w:rPr>
           <w:noProof/>
         </w:rPr>
-        <w:lastRenderedPageBreak/>
         <w:drawing>
           <wp:inline distT="0" distB="0" distL="0" distR="0" wp14:anchorId="6F8FD27F" wp14:editId="5A2E6BD7">
             <wp:extent cx="2713872" cy="2575711"/>
@@ -5073,7 +5045,7 @@
                     <pic:cNvPicPr/>
                   </pic:nvPicPr>
                   <pic:blipFill>
-                    <a:blip r:embed="rId98"/>
+                    <a:blip r:embed="rId99"/>
                     <a:stretch>
                       <a:fillRect/>
                     </a:stretch>
@@ -5138,7 +5110,7 @@
                     <pic:cNvPicPr/>
                   </pic:nvPicPr>
                   <pic:blipFill>
-                    <a:blip r:embed="rId99"/>
+                    <a:blip r:embed="rId100"/>
                     <a:stretch>
                       <a:fillRect/>
                     </a:stretch>
@@ -5171,6 +5143,7 @@
           <w:sz w:val="40"/>
           <w:szCs w:val="40"/>
         </w:rPr>
+        <w:lastRenderedPageBreak/>
         <w:t xml:space="preserve">+Fetch Data without Navigation: </w:t>
       </w:r>
       <w:proofErr w:type="spellStart"/>
@@ -5212,7 +5185,7 @@
                     <pic:cNvPicPr/>
                   </pic:nvPicPr>
                   <pic:blipFill>
-                    <a:blip r:embed="rId100"/>
+                    <a:blip r:embed="rId101"/>
                     <a:stretch>
                       <a:fillRect/>
                     </a:stretch>
@@ -5260,7 +5233,7 @@
                     <pic:cNvPicPr/>
                   </pic:nvPicPr>
                   <pic:blipFill>
-                    <a:blip r:embed="rId101"/>
+                    <a:blip r:embed="rId102"/>
                     <a:stretch>
                       <a:fillRect/>
                     </a:stretch>
@@ -5324,7 +5297,6 @@
         <w:rPr>
           <w:noProof/>
         </w:rPr>
-        <w:lastRenderedPageBreak/>
         <w:drawing>
           <wp:inline distT="0" distB="0" distL="0" distR="0" wp14:anchorId="579B6627" wp14:editId="034373DE">
             <wp:extent cx="2815628" cy="1996437"/>
@@ -5341,7 +5313,7 @@
                     <pic:cNvPicPr/>
                   </pic:nvPicPr>
                   <pic:blipFill>
-                    <a:blip r:embed="rId102"/>
+                    <a:blip r:embed="rId103"/>
                     <a:stretch>
                       <a:fillRect/>
                     </a:stretch>
@@ -5406,7 +5378,7 @@
                     <pic:cNvPicPr/>
                   </pic:nvPicPr>
                   <pic:blipFill>
-                    <a:blip r:embed="rId103"/>
+                    <a:blip r:embed="rId104"/>
                     <a:stretch>
                       <a:fillRect/>
                     </a:stretch>
@@ -5429,17 +5401,11 @@
     </w:p>
     <w:p>
       <w:pPr>
-        <w:rPr>
-          <w:sz w:val="40"/>
-          <w:szCs w:val="40"/>
-        </w:rPr>
-      </w:pPr>
-      <w:r>
-        <w:rPr>
-          <w:sz w:val="40"/>
-          <w:szCs w:val="40"/>
-        </w:rPr>
-        <w:t>-Styled Components</w:t>
+        <w:pStyle w:val="Heading1"/>
+      </w:pPr>
+      <w:r>
+        <w:lastRenderedPageBreak/>
+        <w:t>Styled Components</w:t>
       </w:r>
     </w:p>
     <w:p>
@@ -5515,7 +5481,7 @@
                     <pic:cNvPicPr/>
                   </pic:nvPicPr>
                   <pic:blipFill>
-                    <a:blip r:embed="rId104"/>
+                    <a:blip r:embed="rId105"/>
                     <a:stretch>
                       <a:fillRect/>
                     </a:stretch>
@@ -5555,7 +5521,7 @@
                     <pic:cNvPicPr/>
                   </pic:nvPicPr>
                   <pic:blipFill>
-                    <a:blip r:embed="rId105"/>
+                    <a:blip r:embed="rId106"/>
                     <a:stretch>
                       <a:fillRect/>
                     </a:stretch>
@@ -5588,7 +5554,6 @@
           <w:sz w:val="40"/>
           <w:szCs w:val="40"/>
         </w:rPr>
-        <w:lastRenderedPageBreak/>
         <w:t>+Global styles with styled components</w:t>
       </w:r>
     </w:p>
@@ -5651,7 +5616,7 @@
                     <pic:cNvPicPr/>
                   </pic:nvPicPr>
                   <pic:blipFill>
-                    <a:blip r:embed="rId106"/>
+                    <a:blip r:embed="rId107"/>
                     <a:stretch>
                       <a:fillRect/>
                     </a:stretch>
@@ -5684,6 +5649,7 @@
           <w:sz w:val="40"/>
           <w:szCs w:val="40"/>
         </w:rPr>
+        <w:lastRenderedPageBreak/>
         <w:t>+Styled Component Props and “</w:t>
       </w:r>
       <w:proofErr w:type="spellStart"/>
@@ -5730,7 +5696,7 @@
                     <pic:cNvPicPr/>
                   </pic:nvPicPr>
                   <pic:blipFill>
-                    <a:blip r:embed="rId107"/>
+                    <a:blip r:embed="rId108"/>
                     <a:stretch>
                       <a:fillRect/>
                     </a:stretch>
@@ -5779,7 +5745,6 @@
         <w:rPr>
           <w:noProof/>
         </w:rPr>
-        <w:lastRenderedPageBreak/>
         <w:drawing>
           <wp:inline distT="0" distB="0" distL="0" distR="0" wp14:anchorId="22D46BF3" wp14:editId="7E9D7AAA">
             <wp:extent cx="2303114" cy="2586782"/>
@@ -5796,7 +5761,7 @@
                     <pic:cNvPicPr/>
                   </pic:nvPicPr>
                   <pic:blipFill>
-                    <a:blip r:embed="rId108"/>
+                    <a:blip r:embed="rId109"/>
                     <a:stretch>
                       <a:fillRect/>
                     </a:stretch>
@@ -5836,7 +5801,7 @@
                     <pic:cNvPicPr/>
                   </pic:nvPicPr>
                   <pic:blipFill>
-                    <a:blip r:embed="rId109"/>
+                    <a:blip r:embed="rId110"/>
                     <a:stretch>
                       <a:fillRect/>
                     </a:stretch>
@@ -5885,6 +5850,7 @@
         <w:rPr>
           <w:noProof/>
         </w:rPr>
+        <w:lastRenderedPageBreak/>
         <w:drawing>
           <wp:inline distT="0" distB="0" distL="0" distR="0" wp14:anchorId="547B5E16" wp14:editId="4D87C412">
             <wp:extent cx="2645403" cy="2877769"/>
@@ -5901,7 +5867,7 @@
                     <pic:cNvPicPr/>
                   </pic:nvPicPr>
                   <pic:blipFill>
-                    <a:blip r:embed="rId110"/>
+                    <a:blip r:embed="rId111"/>
                     <a:stretch>
                       <a:fillRect/>
                     </a:stretch>
@@ -5941,7 +5907,7 @@
                     <pic:cNvPicPr/>
                   </pic:nvPicPr>
                   <pic:blipFill>
-                    <a:blip r:embed="rId111"/>
+                    <a:blip r:embed="rId112"/>
                     <a:stretch>
                       <a:fillRect/>
                     </a:stretch>
@@ -5973,7 +5939,6 @@
         <w:rPr>
           <w:noProof/>
         </w:rPr>
-        <w:lastRenderedPageBreak/>
         <w:drawing>
           <wp:inline distT="0" distB="0" distL="0" distR="0" wp14:anchorId="3E776E4A" wp14:editId="10C5AEA2">
             <wp:extent cx="2415581" cy="2066195"/>
@@ -5990,7 +5955,7 @@
                     <pic:cNvPicPr/>
                   </pic:nvPicPr>
                   <pic:blipFill>
-                    <a:blip r:embed="rId112"/>
+                    <a:blip r:embed="rId113"/>
                     <a:stretch>
                       <a:fillRect/>
                     </a:stretch>
@@ -6054,6 +6019,7 @@
         <w:rPr>
           <w:noProof/>
         </w:rPr>
+        <w:lastRenderedPageBreak/>
         <w:drawing>
           <wp:inline distT="0" distB="0" distL="0" distR="0" wp14:anchorId="72C16EE0" wp14:editId="658CDB96">
             <wp:extent cx="3373989" cy="2150558"/>
@@ -6070,7 +6036,7 @@
                     <pic:cNvPicPr/>
                   </pic:nvPicPr>
                   <pic:blipFill>
-                    <a:blip r:embed="rId113"/>
+                    <a:blip r:embed="rId114"/>
                     <a:stretch>
                       <a:fillRect/>
                     </a:stretch>
@@ -6134,7 +6100,7 @@
                     <pic:cNvPicPr/>
                   </pic:nvPicPr>
                   <pic:blipFill>
-                    <a:blip r:embed="rId114"/>
+                    <a:blip r:embed="rId115"/>
                     <a:stretch>
                       <a:fillRect/>
                     </a:stretch>
@@ -6180,7 +6146,7 @@
                     <pic:cNvPicPr/>
                   </pic:nvPicPr>
                   <pic:blipFill>
-                    <a:blip r:embed="rId115"/>
+                    <a:blip r:embed="rId116"/>
                     <a:stretch>
                       <a:fillRect/>
                     </a:stretch>
@@ -6242,7 +6208,6 @@
         <w:rPr>
           <w:noProof/>
         </w:rPr>
-        <w:lastRenderedPageBreak/>
         <w:drawing>
           <wp:inline distT="0" distB="0" distL="0" distR="0" wp14:anchorId="2EC7B331" wp14:editId="6CBCD386">
             <wp:extent cx="1202901" cy="1157873"/>
@@ -6259,7 +6224,7 @@
                     <pic:cNvPicPr/>
                   </pic:nvPicPr>
                   <pic:blipFill>
-                    <a:blip r:embed="rId116"/>
+                    <a:blip r:embed="rId117"/>
                     <a:stretch>
                       <a:fillRect/>
                     </a:stretch>
@@ -6305,7 +6270,7 @@
                     <pic:cNvPicPr/>
                   </pic:nvPicPr>
                   <pic:blipFill>
-                    <a:blip r:embed="rId117"/>
+                    <a:blip r:embed="rId118"/>
                     <a:stretch>
                       <a:fillRect/>
                     </a:stretch>
@@ -6337,6 +6302,146 @@
           <w:noProof/>
         </w:rPr>
         <w:t>+See in project 17</w:t>
+      </w:r>
+    </w:p>
+    <w:p>
+      <w:pPr>
+        <w:pStyle w:val="Heading1"/>
+      </w:pPr>
+      <w:proofErr w:type="spellStart"/>
+      <w:r>
+        <w:t>Supabase</w:t>
+      </w:r>
+      <w:proofErr w:type="spellEnd"/>
+      <w:r>
+        <w:t xml:space="preserve">: Build backend </w:t>
+      </w:r>
+    </w:p>
+    <w:p>
+      <w:pPr>
+        <w:rPr>
+          <w:sz w:val="40"/>
+          <w:szCs w:val="40"/>
+        </w:rPr>
+      </w:pPr>
+      <w:r>
+        <w:rPr>
+          <w:sz w:val="40"/>
+          <w:szCs w:val="40"/>
+        </w:rPr>
+        <w:t>-services/supabase.js</w:t>
+      </w:r>
+    </w:p>
+    <w:p>
+      <w:pPr>
+        <w:rPr>
+          <w:sz w:val="40"/>
+          <w:szCs w:val="40"/>
+        </w:rPr>
+      </w:pPr>
+      <w:r>
+        <w:rPr>
+          <w:noProof/>
+        </w:rPr>
+        <w:lastRenderedPageBreak/>
+        <w:drawing>
+          <wp:inline distT="0" distB="0" distL="0" distR="0" wp14:anchorId="16E43DCE" wp14:editId="3502D9AF">
+            <wp:extent cx="4310394" cy="1104769"/>
+            <wp:effectExtent l="0" t="0" r="0" b="635"/>
+            <wp:docPr id="619168574" name="Picture 1" descr="A computer screen with text&#10;&#10;AI-generated content may be incorrect."/>
+            <wp:cNvGraphicFramePr>
+              <a:graphicFrameLocks xmlns:a="http://schemas.openxmlformats.org/drawingml/2006/main" noChangeAspect="1"/>
+            </wp:cNvGraphicFramePr>
+            <a:graphic xmlns:a="http://schemas.openxmlformats.org/drawingml/2006/main">
+              <a:graphicData uri="http://schemas.openxmlformats.org/drawingml/2006/picture">
+                <pic:pic xmlns:pic="http://schemas.openxmlformats.org/drawingml/2006/picture">
+                  <pic:nvPicPr>
+                    <pic:cNvPr id="619168574" name="Picture 1" descr="A computer screen with text&#10;&#10;AI-generated content may be incorrect."/>
+                    <pic:cNvPicPr/>
+                  </pic:nvPicPr>
+                  <pic:blipFill>
+                    <a:blip r:embed="rId119"/>
+                    <a:stretch>
+                      <a:fillRect/>
+                    </a:stretch>
+                  </pic:blipFill>
+                  <pic:spPr>
+                    <a:xfrm>
+                      <a:off x="0" y="0"/>
+                      <a:ext cx="4326933" cy="1109008"/>
+                    </a:xfrm>
+                    <a:prstGeom prst="rect">
+                      <a:avLst/>
+                    </a:prstGeom>
+                  </pic:spPr>
+                </pic:pic>
+              </a:graphicData>
+            </a:graphic>
+          </wp:inline>
+        </w:drawing>
+      </w:r>
+    </w:p>
+    <w:p>
+      <w:pPr>
+        <w:rPr>
+          <w:sz w:val="40"/>
+          <w:szCs w:val="40"/>
+        </w:rPr>
+      </w:pPr>
+      <w:r>
+        <w:rPr>
+          <w:sz w:val="40"/>
+          <w:szCs w:val="40"/>
+        </w:rPr>
+        <w:t>-services/apiCabins.js</w:t>
+      </w:r>
+    </w:p>
+    <w:p>
+      <w:pPr>
+        <w:rPr>
+          <w:sz w:val="40"/>
+          <w:szCs w:val="40"/>
+        </w:rPr>
+      </w:pPr>
+      <w:r>
+        <w:rPr>
+          <w:noProof/>
+        </w:rPr>
+        <w:drawing>
+          <wp:inline distT="0" distB="0" distL="0" distR="0" wp14:anchorId="4F94EE65" wp14:editId="75D0199C">
+            <wp:extent cx="4029228" cy="1306916"/>
+            <wp:effectExtent l="0" t="0" r="0" b="7620"/>
+            <wp:docPr id="760312292" name="Picture 1" descr="A screen shot of a computer code&#10;&#10;AI-generated content may be incorrect."/>
+            <wp:cNvGraphicFramePr>
+              <a:graphicFrameLocks xmlns:a="http://schemas.openxmlformats.org/drawingml/2006/main" noChangeAspect="1"/>
+            </wp:cNvGraphicFramePr>
+            <a:graphic xmlns:a="http://schemas.openxmlformats.org/drawingml/2006/main">
+              <a:graphicData uri="http://schemas.openxmlformats.org/drawingml/2006/picture">
+                <pic:pic xmlns:pic="http://schemas.openxmlformats.org/drawingml/2006/picture">
+                  <pic:nvPicPr>
+                    <pic:cNvPr id="760312292" name="Picture 1" descr="A screen shot of a computer code&#10;&#10;AI-generated content may be incorrect."/>
+                    <pic:cNvPicPr/>
+                  </pic:nvPicPr>
+                  <pic:blipFill>
+                    <a:blip r:embed="rId120"/>
+                    <a:stretch>
+                      <a:fillRect/>
+                    </a:stretch>
+                  </pic:blipFill>
+                  <pic:spPr>
+                    <a:xfrm>
+                      <a:off x="0" y="0"/>
+                      <a:ext cx="4047493" cy="1312840"/>
+                    </a:xfrm>
+                    <a:prstGeom prst="rect">
+                      <a:avLst/>
+                    </a:prstGeom>
+                  </pic:spPr>
+                </pic:pic>
+              </a:graphicData>
+            </a:graphic>
+          </wp:inline>
+        </w:drawing>
       </w:r>
     </w:p>
     <w:p>
@@ -7613,4 +7718,16 @@
     </a:ext>
   </a:extLst>
 </a:theme>
+</file>
+
+<file path=customXml/item1.xml><?xml version="1.0" encoding="utf-8"?>
+<b:Sources xmlns:b="http://schemas.openxmlformats.org/officeDocument/2006/bibliography" xmlns="http://schemas.openxmlformats.org/officeDocument/2006/bibliography" SelectedStyle="\APASixthEditionOfficeOnline.xsl" StyleName="APA" Version="6"/>
+</file>
+
+<file path=customXml/itemProps1.xml><?xml version="1.0" encoding="utf-8"?>
+<ds:datastoreItem xmlns:ds="http://schemas.openxmlformats.org/officeDocument/2006/customXml" ds:itemID="{6007BF60-EFDA-41B2-BEB6-3FC7B963F2A7}">
+  <ds:schemaRefs>
+    <ds:schemaRef ds:uri="http://schemas.openxmlformats.org/officeDocument/2006/bibliography"/>
+  </ds:schemaRefs>
+</ds:datastoreItem>
 </file>
--- a/3.React/UltimateReactCourse/Document/4.docx
+++ b/3.React/UltimateReactCourse/Document/4.docx
@@ -2231,17 +2231,8 @@
           <w:sz w:val="40"/>
           <w:szCs w:val="40"/>
         </w:rPr>
-        <w:t xml:space="preserve">+Reuse Styles </w:t>
-      </w:r>
-      <w:proofErr w:type="gramStart"/>
-      <w:r>
-        <w:rPr>
-          <w:sz w:val="40"/>
-          <w:szCs w:val="40"/>
-        </w:rPr>
-        <w:t>with @apply</w:t>
-      </w:r>
-      <w:proofErr w:type="gramEnd"/>
+        <w:t>+Reuse Styles with @apply</w:t>
+      </w:r>
     </w:p>
     <w:p>
       <w:pPr>
@@ -5437,21 +5428,12 @@
         </w:rPr>
         <w:t>+</w:t>
       </w:r>
-      <w:proofErr w:type="gramStart"/>
-      <w:r>
-        <w:rPr>
-          <w:sz w:val="40"/>
-          <w:szCs w:val="40"/>
-        </w:rPr>
-        <w:t>Introduction</w:t>
-      </w:r>
-      <w:proofErr w:type="gramEnd"/>
-      <w:r>
-        <w:rPr>
-          <w:sz w:val="40"/>
-          <w:szCs w:val="40"/>
-        </w:rPr>
-        <w:t xml:space="preserve"> Styled Components</w:t>
+      <w:r>
+        <w:rPr>
+          <w:sz w:val="40"/>
+          <w:szCs w:val="40"/>
+        </w:rPr>
+        <w:t>Introduction Styled Components</w:t>
       </w:r>
     </w:p>
     <w:p>
@@ -6446,11 +6428,68 @@
     </w:p>
     <w:p>
       <w:pPr>
-        <w:rPr>
-          <w:sz w:val="40"/>
-          <w:szCs w:val="40"/>
-        </w:rPr>
-      </w:pPr>
+        <w:pStyle w:val="Heading1"/>
+      </w:pPr>
+      <w:r>
+        <w:t>React Query: Manage Remote State</w:t>
+      </w:r>
+    </w:p>
+    <w:p>
+      <w:pPr>
+        <w:rPr>
+          <w:sz w:val="40"/>
+          <w:szCs w:val="40"/>
+        </w:rPr>
+      </w:pPr>
+      <w:r>
+        <w:rPr>
+          <w:sz w:val="40"/>
+          <w:szCs w:val="40"/>
+        </w:rPr>
+        <w:t>-Set up:</w:t>
+      </w:r>
+    </w:p>
+    <w:p>
+      <w:r>
+        <w:rPr>
+          <w:noProof/>
+        </w:rPr>
+        <w:drawing>
+          <wp:inline distT="0" distB="0" distL="0" distR="0" wp14:anchorId="7D95B2C7" wp14:editId="22FCA5E4">
+            <wp:extent cx="3486150" cy="1147615"/>
+            <wp:effectExtent l="0" t="0" r="0" b="0"/>
+            <wp:docPr id="148359270" name="Picture 1"/>
+            <wp:cNvGraphicFramePr>
+              <a:graphicFrameLocks xmlns:a="http://schemas.openxmlformats.org/drawingml/2006/main" noChangeAspect="1"/>
+            </wp:cNvGraphicFramePr>
+            <a:graphic xmlns:a="http://schemas.openxmlformats.org/drawingml/2006/main">
+              <a:graphicData uri="http://schemas.openxmlformats.org/drawingml/2006/picture">
+                <pic:pic xmlns:pic="http://schemas.openxmlformats.org/drawingml/2006/picture">
+                  <pic:nvPicPr>
+                    <pic:cNvPr id="148359270" name=""/>
+                    <pic:cNvPicPr/>
+                  </pic:nvPicPr>
+                  <pic:blipFill>
+                    <a:blip r:embed="rId121"/>
+                    <a:stretch>
+                      <a:fillRect/>
+                    </a:stretch>
+                  </pic:blipFill>
+                  <pic:spPr>
+                    <a:xfrm>
+                      <a:off x="0" y="0"/>
+                      <a:ext cx="3491409" cy="1149346"/>
+                    </a:xfrm>
+                    <a:prstGeom prst="rect">
+                      <a:avLst/>
+                    </a:prstGeom>
+                  </pic:spPr>
+                </pic:pic>
+              </a:graphicData>
+            </a:graphic>
+          </wp:inline>
+        </w:drawing>
+      </w:r>
     </w:p>
     <w:sectPr>
       <w:pgSz w:w="12240" w:h="15840"/>

--- a/3.React/UltimateReactCourse/Document/4.docx
+++ b/3.React/UltimateReactCourse/Document/4.docx
@@ -6450,6 +6450,11 @@
       </w:r>
     </w:p>
     <w:p>
+      <w:pPr>
+        <w:rPr>
+          <w:noProof/>
+        </w:rPr>
+      </w:pPr>
       <w:r>
         <w:rPr>
           <w:noProof/>
@@ -6479,6 +6484,276 @@
                     <a:xfrm>
                       <a:off x="0" y="0"/>
                       <a:ext cx="3491409" cy="1149346"/>
+                    </a:xfrm>
+                    <a:prstGeom prst="rect">
+                      <a:avLst/>
+                    </a:prstGeom>
+                  </pic:spPr>
+                </pic:pic>
+              </a:graphicData>
+            </a:graphic>
+          </wp:inline>
+        </w:drawing>
+      </w:r>
+    </w:p>
+    <w:p>
+      <w:pPr>
+        <w:rPr>
+          <w:sz w:val="40"/>
+          <w:szCs w:val="40"/>
+        </w:rPr>
+      </w:pPr>
+      <w:r>
+        <w:rPr>
+          <w:sz w:val="40"/>
+          <w:szCs w:val="40"/>
+        </w:rPr>
+        <w:t>-</w:t>
+      </w:r>
+      <w:r>
+        <w:rPr>
+          <w:sz w:val="40"/>
+          <w:szCs w:val="40"/>
+        </w:rPr>
+        <w:t xml:space="preserve">Fetch Cabin data: </w:t>
+      </w:r>
+    </w:p>
+    <w:p>
+      <w:pPr>
+        <w:rPr>
+          <w:sz w:val="40"/>
+          <w:szCs w:val="40"/>
+        </w:rPr>
+      </w:pPr>
+      <w:r>
+        <w:rPr>
+          <w:sz w:val="40"/>
+          <w:szCs w:val="40"/>
+        </w:rPr>
+        <w:t>+</w:t>
+      </w:r>
+      <w:proofErr w:type="spellStart"/>
+      <w:proofErr w:type="gramStart"/>
+      <w:r>
+        <w:rPr>
+          <w:sz w:val="40"/>
+          <w:szCs w:val="40"/>
+        </w:rPr>
+        <w:t>useQuery</w:t>
+      </w:r>
+      <w:proofErr w:type="spellEnd"/>
+      <w:r>
+        <w:rPr>
+          <w:sz w:val="40"/>
+          <w:szCs w:val="40"/>
+        </w:rPr>
+        <w:t>(</w:t>
+      </w:r>
+      <w:proofErr w:type="gramEnd"/>
+      <w:r>
+        <w:rPr>
+          <w:sz w:val="40"/>
+          <w:szCs w:val="40"/>
+        </w:rPr>
+        <w:t>)</w:t>
+      </w:r>
+    </w:p>
+    <w:p>
+      <w:pPr>
+        <w:rPr>
+          <w:sz w:val="40"/>
+          <w:szCs w:val="40"/>
+        </w:rPr>
+      </w:pPr>
+      <w:r>
+        <w:rPr>
+          <w:noProof/>
+        </w:rPr>
+        <w:drawing>
+          <wp:inline distT="0" distB="0" distL="0" distR="0" wp14:anchorId="0257C2B3" wp14:editId="02E7464A">
+            <wp:extent cx="2332453" cy="1778990"/>
+            <wp:effectExtent l="0" t="0" r="0" b="0"/>
+            <wp:docPr id="1257567754" name="Picture 1" descr="A screen shot of a computer program&#10;&#10;AI-generated content may be incorrect."/>
+            <wp:cNvGraphicFramePr>
+              <a:graphicFrameLocks xmlns:a="http://schemas.openxmlformats.org/drawingml/2006/main" noChangeAspect="1"/>
+            </wp:cNvGraphicFramePr>
+            <a:graphic xmlns:a="http://schemas.openxmlformats.org/drawingml/2006/main">
+              <a:graphicData uri="http://schemas.openxmlformats.org/drawingml/2006/picture">
+                <pic:pic xmlns:pic="http://schemas.openxmlformats.org/drawingml/2006/picture">
+                  <pic:nvPicPr>
+                    <pic:cNvPr id="1257567754" name="Picture 1" descr="A screen shot of a computer program&#10;&#10;AI-generated content may be incorrect."/>
+                    <pic:cNvPicPr/>
+                  </pic:nvPicPr>
+                  <pic:blipFill>
+                    <a:blip r:embed="rId122"/>
+                    <a:stretch>
+                      <a:fillRect/>
+                    </a:stretch>
+                  </pic:blipFill>
+                  <pic:spPr>
+                    <a:xfrm>
+                      <a:off x="0" y="0"/>
+                      <a:ext cx="2337841" cy="1783100"/>
+                    </a:xfrm>
+                    <a:prstGeom prst="rect">
+                      <a:avLst/>
+                    </a:prstGeom>
+                  </pic:spPr>
+                </pic:pic>
+              </a:graphicData>
+            </a:graphic>
+          </wp:inline>
+        </w:drawing>
+      </w:r>
+    </w:p>
+    <w:p>
+      <w:pPr>
+        <w:rPr>
+          <w:sz w:val="40"/>
+          <w:szCs w:val="40"/>
+        </w:rPr>
+      </w:pPr>
+      <w:r>
+        <w:rPr>
+          <w:sz w:val="40"/>
+          <w:szCs w:val="40"/>
+        </w:rPr>
+        <w:lastRenderedPageBreak/>
+        <w:t xml:space="preserve">+Check cabins folder, </w:t>
+      </w:r>
+      <w:proofErr w:type="spellStart"/>
+      <w:r>
+        <w:rPr>
+          <w:sz w:val="40"/>
+          <w:szCs w:val="40"/>
+        </w:rPr>
+        <w:t>ui</w:t>
+      </w:r>
+      <w:proofErr w:type="spellEnd"/>
+      <w:r>
+        <w:rPr>
+          <w:sz w:val="40"/>
+          <w:szCs w:val="40"/>
+        </w:rPr>
+        <w:t>: Table, Modal</w:t>
+      </w:r>
+    </w:p>
+    <w:p>
+      <w:pPr>
+        <w:rPr>
+          <w:sz w:val="40"/>
+          <w:szCs w:val="40"/>
+        </w:rPr>
+      </w:pPr>
+      <w:r>
+        <w:rPr>
+          <w:sz w:val="40"/>
+          <w:szCs w:val="40"/>
+        </w:rPr>
+        <w:t>-Delete cabin</w:t>
+      </w:r>
+    </w:p>
+    <w:p>
+      <w:pPr>
+        <w:rPr>
+          <w:sz w:val="40"/>
+          <w:szCs w:val="40"/>
+        </w:rPr>
+      </w:pPr>
+      <w:r>
+        <w:rPr>
+          <w:sz w:val="40"/>
+          <w:szCs w:val="40"/>
+        </w:rPr>
+        <w:t>+</w:t>
+      </w:r>
+      <w:proofErr w:type="spellStart"/>
+      <w:proofErr w:type="gramStart"/>
+      <w:r>
+        <w:rPr>
+          <w:sz w:val="40"/>
+          <w:szCs w:val="40"/>
+        </w:rPr>
+        <w:t>useQueryClient</w:t>
+      </w:r>
+      <w:proofErr w:type="spellEnd"/>
+      <w:r>
+        <w:rPr>
+          <w:sz w:val="40"/>
+          <w:szCs w:val="40"/>
+        </w:rPr>
+        <w:t>(</w:t>
+      </w:r>
+      <w:proofErr w:type="gramEnd"/>
+      <w:r>
+        <w:rPr>
+          <w:sz w:val="40"/>
+          <w:szCs w:val="40"/>
+        </w:rPr>
+        <w:t xml:space="preserve">), </w:t>
+      </w:r>
+      <w:proofErr w:type="spellStart"/>
+      <w:proofErr w:type="gramStart"/>
+      <w:r>
+        <w:rPr>
+          <w:sz w:val="40"/>
+          <w:szCs w:val="40"/>
+        </w:rPr>
+        <w:t>useMutation</w:t>
+      </w:r>
+      <w:proofErr w:type="spellEnd"/>
+      <w:r>
+        <w:rPr>
+          <w:sz w:val="40"/>
+          <w:szCs w:val="40"/>
+        </w:rPr>
+        <w:t>(</w:t>
+      </w:r>
+      <w:proofErr w:type="gramEnd"/>
+      <w:r>
+        <w:rPr>
+          <w:sz w:val="40"/>
+          <w:szCs w:val="40"/>
+        </w:rPr>
+        <w:t>):</w:t>
+      </w:r>
+    </w:p>
+    <w:p>
+      <w:pPr>
+        <w:rPr>
+          <w:sz w:val="40"/>
+          <w:szCs w:val="40"/>
+        </w:rPr>
+      </w:pPr>
+      <w:r>
+        <w:rPr>
+          <w:noProof/>
+        </w:rPr>
+        <w:drawing>
+          <wp:inline distT="0" distB="0" distL="0" distR="0" wp14:anchorId="08ECE60F" wp14:editId="6689B0AF">
+            <wp:extent cx="3202845" cy="1904940"/>
+            <wp:effectExtent l="0" t="0" r="0" b="635"/>
+            <wp:docPr id="1931551602" name="Picture 1" descr="A computer screen with text&#10;&#10;AI-generated content may be incorrect."/>
+            <wp:cNvGraphicFramePr>
+              <a:graphicFrameLocks xmlns:a="http://schemas.openxmlformats.org/drawingml/2006/main" noChangeAspect="1"/>
+            </wp:cNvGraphicFramePr>
+            <a:graphic xmlns:a="http://schemas.openxmlformats.org/drawingml/2006/main">
+              <a:graphicData uri="http://schemas.openxmlformats.org/drawingml/2006/picture">
+                <pic:pic xmlns:pic="http://schemas.openxmlformats.org/drawingml/2006/picture">
+                  <pic:nvPicPr>
+                    <pic:cNvPr id="1931551602" name="Picture 1" descr="A computer screen with text&#10;&#10;AI-generated content may be incorrect."/>
+                    <pic:cNvPicPr/>
+                  </pic:nvPicPr>
+                  <pic:blipFill>
+                    <a:blip r:embed="rId123"/>
+                    <a:stretch>
+                      <a:fillRect/>
+                    </a:stretch>
+                  </pic:blipFill>
+                  <pic:spPr>
+                    <a:xfrm>
+                      <a:off x="0" y="0"/>
+                      <a:ext cx="3210935" cy="1909751"/>
                     </a:xfrm>
                     <a:prstGeom prst="rect">
                       <a:avLst/>

--- a/3.React/UltimateReactCourse/Document/4.docx
+++ b/3.React/UltimateReactCourse/Document/4.docx
@@ -6508,14 +6508,7 @@
           <w:sz w:val="40"/>
           <w:szCs w:val="40"/>
         </w:rPr>
-        <w:t>-</w:t>
-      </w:r>
-      <w:r>
-        <w:rPr>
-          <w:sz w:val="40"/>
-          <w:szCs w:val="40"/>
-        </w:rPr>
-        <w:t xml:space="preserve">Fetch Cabin data: </w:t>
+        <w:t xml:space="preserve">-Fetch Cabin data: </w:t>
       </w:r>
     </w:p>
     <w:p>
@@ -6536,6 +6529,8 @@
       <w:proofErr w:type="gramStart"/>
       <w:r>
         <w:rPr>
+          <w:b/>
+          <w:bCs/>
           <w:sz w:val="40"/>
           <w:szCs w:val="40"/>
         </w:rPr>
@@ -6544,6 +6539,8 @@
       <w:proofErr w:type="spellEnd"/>
       <w:r>
         <w:rPr>
+          <w:b/>
+          <w:bCs/>
           <w:sz w:val="40"/>
           <w:szCs w:val="40"/>
         </w:rPr>
@@ -6552,6 +6549,8 @@
       <w:proofErr w:type="gramEnd"/>
       <w:r>
         <w:rPr>
+          <w:b/>
+          <w:bCs/>
           <w:sz w:val="40"/>
           <w:szCs w:val="40"/>
         </w:rPr>
@@ -6671,6 +6670,8 @@
       <w:proofErr w:type="gramStart"/>
       <w:r>
         <w:rPr>
+          <w:b/>
+          <w:bCs/>
           <w:sz w:val="40"/>
           <w:szCs w:val="40"/>
         </w:rPr>
@@ -6679,6 +6680,8 @@
       <w:proofErr w:type="spellEnd"/>
       <w:r>
         <w:rPr>
+          <w:b/>
+          <w:bCs/>
           <w:sz w:val="40"/>
           <w:szCs w:val="40"/>
         </w:rPr>
@@ -6687,6 +6690,8 @@
       <w:proofErr w:type="gramEnd"/>
       <w:r>
         <w:rPr>
+          <w:b/>
+          <w:bCs/>
           <w:sz w:val="40"/>
           <w:szCs w:val="40"/>
         </w:rPr>
@@ -6696,6 +6701,8 @@
       <w:proofErr w:type="gramStart"/>
       <w:r>
         <w:rPr>
+          <w:b/>
+          <w:bCs/>
           <w:sz w:val="40"/>
           <w:szCs w:val="40"/>
         </w:rPr>
@@ -6704,6 +6711,8 @@
       <w:proofErr w:type="spellEnd"/>
       <w:r>
         <w:rPr>
+          <w:b/>
+          <w:bCs/>
           <w:sz w:val="40"/>
           <w:szCs w:val="40"/>
         </w:rPr>
@@ -6712,10 +6721,28 @@
       <w:proofErr w:type="gramEnd"/>
       <w:r>
         <w:rPr>
-          <w:sz w:val="40"/>
-          <w:szCs w:val="40"/>
-        </w:rPr>
-        <w:t>):</w:t>
+          <w:b/>
+          <w:bCs/>
+          <w:sz w:val="40"/>
+          <w:szCs w:val="40"/>
+        </w:rPr>
+        <w:t>)</w:t>
+      </w:r>
+      <w:r>
+        <w:rPr>
+          <w:b/>
+          <w:bCs/>
+          <w:sz w:val="40"/>
+          <w:szCs w:val="40"/>
+        </w:rPr>
+        <w:t>, toast</w:t>
+      </w:r>
+      <w:r>
+        <w:rPr>
+          <w:sz w:val="40"/>
+          <w:szCs w:val="40"/>
+        </w:rPr>
+        <w:t>:</w:t>
       </w:r>
     </w:p>
     <w:p>
@@ -6765,6 +6792,108 @@
           </wp:inline>
         </w:drawing>
       </w:r>
+    </w:p>
+    <w:p>
+      <w:pPr>
+        <w:rPr>
+          <w:sz w:val="40"/>
+          <w:szCs w:val="40"/>
+        </w:rPr>
+      </w:pPr>
+      <w:r>
+        <w:rPr>
+          <w:sz w:val="40"/>
+          <w:szCs w:val="40"/>
+        </w:rPr>
+        <w:t>-</w:t>
+      </w:r>
+      <w:r>
+        <w:rPr>
+          <w:b/>
+          <w:bCs/>
+          <w:sz w:val="40"/>
+          <w:szCs w:val="40"/>
+        </w:rPr>
+        <w:t>React Hook Form</w:t>
+      </w:r>
+      <w:r>
+        <w:rPr>
+          <w:sz w:val="40"/>
+          <w:szCs w:val="40"/>
+        </w:rPr>
+        <w:t xml:space="preserve">: </w:t>
+      </w:r>
+      <w:proofErr w:type="spellStart"/>
+      <w:proofErr w:type="gramStart"/>
+      <w:r>
+        <w:rPr>
+          <w:sz w:val="40"/>
+          <w:szCs w:val="40"/>
+        </w:rPr>
+        <w:t>useForm</w:t>
+      </w:r>
+      <w:proofErr w:type="spellEnd"/>
+      <w:r>
+        <w:rPr>
+          <w:sz w:val="40"/>
+          <w:szCs w:val="40"/>
+        </w:rPr>
+        <w:t>(</w:t>
+      </w:r>
+      <w:proofErr w:type="gramEnd"/>
+      <w:r>
+        <w:rPr>
+          <w:sz w:val="40"/>
+          <w:szCs w:val="40"/>
+        </w:rPr>
+        <w:t>)</w:t>
+      </w:r>
+    </w:p>
+    <w:p>
+      <w:pPr>
+        <w:rPr>
+          <w:sz w:val="40"/>
+          <w:szCs w:val="40"/>
+        </w:rPr>
+      </w:pPr>
+      <w:r>
+        <w:rPr>
+          <w:sz w:val="40"/>
+          <w:szCs w:val="40"/>
+        </w:rPr>
+        <w:t>-Abstract React Query into custom hooks</w:t>
+      </w:r>
+    </w:p>
+    <w:p>
+      <w:pPr>
+        <w:rPr>
+          <w:sz w:val="40"/>
+          <w:szCs w:val="40"/>
+        </w:rPr>
+      </w:pPr>
+      <w:r>
+        <w:rPr>
+          <w:sz w:val="40"/>
+          <w:szCs w:val="40"/>
+        </w:rPr>
+        <w:t>-Duplicate Cabins</w:t>
+      </w:r>
+    </w:p>
+    <w:p>
+      <w:pPr>
+        <w:rPr>
+          <w:sz w:val="40"/>
+          <w:szCs w:val="40"/>
+        </w:rPr>
+      </w:pPr>
+    </w:p>
+    <w:p>
+      <w:pPr>
+        <w:rPr>
+          <w:sz w:val="40"/>
+          <w:szCs w:val="40"/>
+        </w:rPr>
+      </w:pPr>
     </w:p>
     <w:sectPr>
       <w:pgSz w:w="12240" w:h="15840"/>
